--- a/instructions.docx
+++ b/instructions.docx
@@ -151,6 +151,9 @@
         </w:tc>
       </w:tr>
       <w:tr>
+        <w:trPr>
+          <w:cantSplit/>
+        </w:trPr>
         <w:tc>
           <w:tcPr>
             <w:tcW w:type="dxa" w:w="3000"/>
@@ -174,8 +177,6 @@
             </w:pPr>
             <w:r>
               <w:rPr>
-                <w:b w:val="false"/>
-                <w:bCs w:val="false"/>
                 <w:color w:val="222222"/>
                 <w:sz w:val="20"/>
                 <w:szCs w:val="20"/>
@@ -207,8 +208,6 @@
             </w:pPr>
             <w:r>
               <w:rPr>
-                <w:b w:val="false"/>
-                <w:bCs w:val="false"/>
                 <w:color w:val="222222"/>
                 <w:sz w:val="20"/>
                 <w:szCs w:val="20"/>
@@ -219,6 +218,9 @@
         </w:tc>
       </w:tr>
       <w:tr>
+        <w:trPr>
+          <w:cantSplit/>
+        </w:trPr>
         <w:tc>
           <w:tcPr>
             <w:tcW w:type="dxa" w:w="3000"/>
@@ -242,8 +244,6 @@
             </w:pPr>
             <w:r>
               <w:rPr>
-                <w:b w:val="false"/>
-                <w:bCs w:val="false"/>
                 <w:color w:val="222222"/>
                 <w:sz w:val="20"/>
                 <w:szCs w:val="20"/>
@@ -275,8 +275,6 @@
             </w:pPr>
             <w:r>
               <w:rPr>
-                <w:b w:val="false"/>
-                <w:bCs w:val="false"/>
                 <w:color w:val="222222"/>
                 <w:sz w:val="20"/>
                 <w:szCs w:val="20"/>
@@ -287,6 +285,9 @@
         </w:tc>
       </w:tr>
       <w:tr>
+        <w:trPr>
+          <w:cantSplit/>
+        </w:trPr>
         <w:tc>
           <w:tcPr>
             <w:tcW w:type="dxa" w:w="3000"/>
@@ -310,8 +311,6 @@
             </w:pPr>
             <w:r>
               <w:rPr>
-                <w:b w:val="false"/>
-                <w:bCs w:val="false"/>
                 <w:color w:val="222222"/>
                 <w:sz w:val="20"/>
                 <w:szCs w:val="20"/>
@@ -343,8 +342,6 @@
             </w:pPr>
             <w:r>
               <w:rPr>
-                <w:b w:val="false"/>
-                <w:bCs w:val="false"/>
                 <w:color w:val="222222"/>
                 <w:sz w:val="20"/>
                 <w:szCs w:val="20"/>
@@ -355,6 +352,9 @@
         </w:tc>
       </w:tr>
       <w:tr>
+        <w:trPr>
+          <w:cantSplit/>
+        </w:trPr>
         <w:tc>
           <w:tcPr>
             <w:tcW w:type="dxa" w:w="3000"/>
@@ -378,8 +378,6 @@
             </w:pPr>
             <w:r>
               <w:rPr>
-                <w:b w:val="false"/>
-                <w:bCs w:val="false"/>
                 <w:color w:val="222222"/>
                 <w:sz w:val="20"/>
                 <w:szCs w:val="20"/>
@@ -411,8 +409,6 @@
             </w:pPr>
             <w:r>
               <w:rPr>
-                <w:b w:val="false"/>
-                <w:bCs w:val="false"/>
                 <w:color w:val="222222"/>
                 <w:sz w:val="20"/>
                 <w:szCs w:val="20"/>
@@ -423,6 +419,9 @@
         </w:tc>
       </w:tr>
       <w:tr>
+        <w:trPr>
+          <w:cantSplit/>
+        </w:trPr>
         <w:tc>
           <w:tcPr>
             <w:tcW w:type="dxa" w:w="3000"/>
@@ -446,8 +445,6 @@
             </w:pPr>
             <w:r>
               <w:rPr>
-                <w:b w:val="false"/>
-                <w:bCs w:val="false"/>
                 <w:color w:val="222222"/>
                 <w:sz w:val="20"/>
                 <w:szCs w:val="20"/>
@@ -479,8 +476,6 @@
             </w:pPr>
             <w:r>
               <w:rPr>
-                <w:b w:val="false"/>
-                <w:bCs w:val="false"/>
                 <w:color w:val="222222"/>
                 <w:sz w:val="20"/>
                 <w:szCs w:val="20"/>
@@ -727,6 +722,7 @@
     <w:p>
       <w:pPr>
         <w:pStyle w:val="Heading2"/>
+        <w:keepNext/>
       </w:pPr>
       <w:r>
         <w:t xml:space="preserve">In one sentence</w:t>
@@ -748,6 +744,9 @@
         <w:gridCol w:w="9026"/>
       </w:tblGrid>
       <w:tr>
+        <w:trPr>
+          <w:cantSplit/>
+        </w:trPr>
         <w:tc>
           <w:tcPr>
             <w:tcW w:type="dxa" w:w="9026"/>
@@ -795,7 +794,13 @@
     </w:tbl>
     <w:p>
       <w:pPr>
+        <w:spacing w:after="120"/>
+      </w:pPr>
+    </w:p>
+    <w:p>
+      <w:pPr>
         <w:pStyle w:val="Heading2"/>
+        <w:keepNext/>
       </w:pPr>
       <w:r>
         <w:t xml:space="preserve">Before and after</w:t>
@@ -843,6 +848,29 @@
             <w:pPr>
               <w:spacing w:after="0"/>
             </w:pPr>
+          </w:p>
+        </w:tc>
+        <w:tc>
+          <w:tcPr>
+            <w:tcW w:type="dxa" w:w="3013"/>
+            <w:tcBorders>
+              <w:top w:val="single" w:color="BFBFBF" w:sz="4"/>
+              <w:left w:val="single" w:color="BFBFBF" w:sz="4"/>
+              <w:bottom w:val="single" w:color="BFBFBF" w:sz="4"/>
+              <w:right w:val="single" w:color="BFBFBF" w:sz="4"/>
+            </w:tcBorders>
+            <w:shd w:fill="1F4E79" w:color="auto" w:val="clear"/>
+            <w:tcMar>
+              <w:top w:type="dxa" w:w="80"/>
+              <w:left w:type="dxa" w:w="110"/>
+              <w:bottom w:type="dxa" w:w="80"/>
+              <w:right w:type="dxa" w:w="110"/>
+            </w:tcMar>
+          </w:tcPr>
+          <w:p>
+            <w:pPr>
+              <w:spacing w:after="0"/>
+            </w:pPr>
             <w:r>
               <w:rPr>
                 <w:b/>
@@ -851,13 +879,13 @@
                 <w:sz w:val="20"/>
                 <w:szCs w:val="20"/>
               </w:rPr>
-              <w:t xml:space="preserve"/>
-            </w:r>
-          </w:p>
-        </w:tc>
-        <w:tc>
-          <w:tcPr>
-            <w:tcW w:type="dxa" w:w="3013"/>
+              <w:t xml:space="preserve">Typical server today</w:t>
+            </w:r>
+          </w:p>
+        </w:tc>
+        <w:tc>
+          <w:tcPr>
+            <w:tcW w:type="dxa" w:w="3413"/>
             <w:tcBorders>
               <w:top w:val="single" w:color="BFBFBF" w:sz="4"/>
               <w:left w:val="single" w:color="BFBFBF" w:sz="4"/>
@@ -884,20 +912,25 @@
                 <w:sz w:val="20"/>
                 <w:szCs w:val="20"/>
               </w:rPr>
-              <w:t xml:space="preserve">Typical server today</w:t>
-            </w:r>
-          </w:p>
-        </w:tc>
-        <w:tc>
-          <w:tcPr>
-            <w:tcW w:type="dxa" w:w="3413"/>
-            <w:tcBorders>
-              <w:top w:val="single" w:color="BFBFBF" w:sz="4"/>
-              <w:left w:val="single" w:color="BFBFBF" w:sz="4"/>
-              <w:bottom w:val="single" w:color="BFBFBF" w:sz="4"/>
-              <w:right w:val="single" w:color="BFBFBF" w:sz="4"/>
-            </w:tcBorders>
-            <w:shd w:fill="1F4E79" w:color="auto" w:val="clear"/>
+              <w:t xml:space="preserve">With AutoOps</w:t>
+            </w:r>
+          </w:p>
+        </w:tc>
+      </w:tr>
+      <w:tr>
+        <w:trPr>
+          <w:cantSplit/>
+        </w:trPr>
+        <w:tc>
+          <w:tcPr>
+            <w:tcW w:type="dxa" w:w="2600"/>
+            <w:tcBorders>
+              <w:top w:val="single" w:color="BFBFBF" w:sz="4"/>
+              <w:left w:val="single" w:color="BFBFBF" w:sz="4"/>
+              <w:bottom w:val="single" w:color="BFBFBF" w:sz="4"/>
+              <w:right w:val="single" w:color="BFBFBF" w:sz="4"/>
+            </w:tcBorders>
+            <w:shd w:fill="FFFFFF" w:color="auto" w:val="clear"/>
             <w:tcMar>
               <w:top w:type="dxa" w:w="80"/>
               <w:left w:type="dxa" w:w="110"/>
@@ -913,16 +946,85 @@
               <w:rPr>
                 <w:b/>
                 <w:bCs/>
-                <w:color w:val="FFFFFF"/>
-                <w:sz w:val="20"/>
-                <w:szCs w:val="20"/>
-              </w:rPr>
-              <w:t xml:space="preserve">With AutoOps</w:t>
+                <w:color w:val="222222"/>
+                <w:sz w:val="20"/>
+                <w:szCs w:val="20"/>
+              </w:rPr>
+              <w:t xml:space="preserve">Finding out about an outage</w:t>
+            </w:r>
+          </w:p>
+        </w:tc>
+        <w:tc>
+          <w:tcPr>
+            <w:tcW w:type="dxa" w:w="3013"/>
+            <w:tcBorders>
+              <w:top w:val="single" w:color="BFBFBF" w:sz="4"/>
+              <w:left w:val="single" w:color="BFBFBF" w:sz="4"/>
+              <w:bottom w:val="single" w:color="BFBFBF" w:sz="4"/>
+              <w:right w:val="single" w:color="BFBFBF" w:sz="4"/>
+            </w:tcBorders>
+            <w:shd w:fill="FFFFFF" w:color="auto" w:val="clear"/>
+            <w:tcMar>
+              <w:top w:type="dxa" w:w="80"/>
+              <w:left w:type="dxa" w:w="110"/>
+              <w:bottom w:type="dxa" w:w="80"/>
+              <w:right w:type="dxa" w:w="110"/>
+            </w:tcMar>
+          </w:tcPr>
+          <w:p>
+            <w:pPr>
+              <w:spacing w:after="0"/>
+            </w:pPr>
+            <w:r>
+              <w:rPr>
+                <w:b w:val="false"/>
+                <w:bCs w:val="false"/>
+                <w:color w:val="222222"/>
+                <w:sz w:val="20"/>
+                <w:szCs w:val="20"/>
+              </w:rPr>
+              <w:t xml:space="preserve">Customers complain</w:t>
+            </w:r>
+          </w:p>
+        </w:tc>
+        <w:tc>
+          <w:tcPr>
+            <w:tcW w:type="dxa" w:w="3413"/>
+            <w:tcBorders>
+              <w:top w:val="single" w:color="BFBFBF" w:sz="4"/>
+              <w:left w:val="single" w:color="BFBFBF" w:sz="4"/>
+              <w:bottom w:val="single" w:color="BFBFBF" w:sz="4"/>
+              <w:right w:val="single" w:color="BFBFBF" w:sz="4"/>
+            </w:tcBorders>
+            <w:shd w:fill="FFFFFF" w:color="auto" w:val="clear"/>
+            <w:tcMar>
+              <w:top w:type="dxa" w:w="80"/>
+              <w:left w:type="dxa" w:w="110"/>
+              <w:bottom w:type="dxa" w:w="80"/>
+              <w:right w:type="dxa" w:w="110"/>
+            </w:tcMar>
+          </w:tcPr>
+          <w:p>
+            <w:pPr>
+              <w:spacing w:after="0"/>
+            </w:pPr>
+            <w:r>
+              <w:rPr>
+                <w:b w:val="false"/>
+                <w:bCs w:val="false"/>
+                <w:color w:val="222222"/>
+                <w:sz w:val="20"/>
+                <w:szCs w:val="20"/>
+              </w:rPr>
+              <w:t xml:space="preserve">Telegram message within about 1 minute</w:t>
             </w:r>
           </w:p>
         </w:tc>
       </w:tr>
       <w:tr>
+        <w:trPr>
+          <w:cantSplit/>
+        </w:trPr>
         <w:tc>
           <w:tcPr>
             <w:tcW w:type="dxa" w:w="2600"/>
@@ -932,7 +1034,40 @@
               <w:bottom w:val="single" w:color="BFBFBF" w:sz="4"/>
               <w:right w:val="single" w:color="BFBFBF" w:sz="4"/>
             </w:tcBorders>
-            <w:shd w:fill="FFFFFF" w:color="auto" w:val="clear"/>
+            <w:shd w:fill="F2F2F2" w:color="auto" w:val="clear"/>
+            <w:tcMar>
+              <w:top w:type="dxa" w:w="80"/>
+              <w:left w:type="dxa" w:w="110"/>
+              <w:bottom w:type="dxa" w:w="80"/>
+              <w:right w:type="dxa" w:w="110"/>
+            </w:tcMar>
+          </w:tcPr>
+          <w:p>
+            <w:pPr>
+              <w:spacing w:after="0"/>
+            </w:pPr>
+            <w:r>
+              <w:rPr>
+                <w:b/>
+                <w:bCs/>
+                <w:color w:val="222222"/>
+                <w:sz w:val="20"/>
+                <w:szCs w:val="20"/>
+              </w:rPr>
+              <w:t xml:space="preserve">Recovery</w:t>
+            </w:r>
+          </w:p>
+        </w:tc>
+        <w:tc>
+          <w:tcPr>
+            <w:tcW w:type="dxa" w:w="3013"/>
+            <w:tcBorders>
+              <w:top w:val="single" w:color="BFBFBF" w:sz="4"/>
+              <w:left w:val="single" w:color="BFBFBF" w:sz="4"/>
+              <w:bottom w:val="single" w:color="BFBFBF" w:sz="4"/>
+              <w:right w:val="single" w:color="BFBFBF" w:sz="4"/>
+            </w:tcBorders>
+            <w:shd w:fill="F2F2F2" w:color="auto" w:val="clear"/>
             <w:tcMar>
               <w:top w:type="dxa" w:w="80"/>
               <w:left w:type="dxa" w:w="110"/>
@@ -952,20 +1087,20 @@
                 <w:sz w:val="20"/>
                 <w:szCs w:val="20"/>
               </w:rPr>
-              <w:t xml:space="preserve">Finding out about an outage</w:t>
-            </w:r>
-          </w:p>
-        </w:tc>
-        <w:tc>
-          <w:tcPr>
-            <w:tcW w:type="dxa" w:w="3013"/>
-            <w:tcBorders>
-              <w:top w:val="single" w:color="BFBFBF" w:sz="4"/>
-              <w:left w:val="single" w:color="BFBFBF" w:sz="4"/>
-              <w:bottom w:val="single" w:color="BFBFBF" w:sz="4"/>
-              <w:right w:val="single" w:color="BFBFBF" w:sz="4"/>
-            </w:tcBorders>
-            <w:shd w:fill="FFFFFF" w:color="auto" w:val="clear"/>
+              <w:t xml:space="preserve">Manual, 30–120 minutes</w:t>
+            </w:r>
+          </w:p>
+        </w:tc>
+        <w:tc>
+          <w:tcPr>
+            <w:tcW w:type="dxa" w:w="3413"/>
+            <w:tcBorders>
+              <w:top w:val="single" w:color="BFBFBF" w:sz="4"/>
+              <w:left w:val="single" w:color="BFBFBF" w:sz="4"/>
+              <w:bottom w:val="single" w:color="BFBFBF" w:sz="4"/>
+              <w:right w:val="single" w:color="BFBFBF" w:sz="4"/>
+            </w:tcBorders>
+            <w:shd w:fill="F2F2F2" w:color="auto" w:val="clear"/>
             <w:tcMar>
               <w:top w:type="dxa" w:w="80"/>
               <w:left w:type="dxa" w:w="110"/>
@@ -985,13 +1120,51 @@
                 <w:sz w:val="20"/>
                 <w:szCs w:val="20"/>
               </w:rPr>
-              <w:t xml:space="preserve">Customers complain</w:t>
-            </w:r>
-          </w:p>
-        </w:tc>
-        <w:tc>
-          <w:tcPr>
-            <w:tcW w:type="dxa" w:w="3413"/>
+              <w:t xml:space="preserve">Automatic, usually 5–80 seconds</w:t>
+            </w:r>
+          </w:p>
+        </w:tc>
+      </w:tr>
+      <w:tr>
+        <w:trPr>
+          <w:cantSplit/>
+        </w:trPr>
+        <w:tc>
+          <w:tcPr>
+            <w:tcW w:type="dxa" w:w="2600"/>
+            <w:tcBorders>
+              <w:top w:val="single" w:color="BFBFBF" w:sz="4"/>
+              <w:left w:val="single" w:color="BFBFBF" w:sz="4"/>
+              <w:bottom w:val="single" w:color="BFBFBF" w:sz="4"/>
+              <w:right w:val="single" w:color="BFBFBF" w:sz="4"/>
+            </w:tcBorders>
+            <w:shd w:fill="FFFFFF" w:color="auto" w:val="clear"/>
+            <w:tcMar>
+              <w:top w:type="dxa" w:w="80"/>
+              <w:left w:type="dxa" w:w="110"/>
+              <w:bottom w:type="dxa" w:w="80"/>
+              <w:right w:type="dxa" w:w="110"/>
+            </w:tcMar>
+          </w:tcPr>
+          <w:p>
+            <w:pPr>
+              <w:spacing w:after="0"/>
+            </w:pPr>
+            <w:r>
+              <w:rPr>
+                <w:b/>
+                <w:bCs/>
+                <w:color w:val="222222"/>
+                <w:sz w:val="20"/>
+                <w:szCs w:val="20"/>
+              </w:rPr>
+              <w:t xml:space="preserve">Backups</w:t>
+            </w:r>
+          </w:p>
+        </w:tc>
+        <w:tc>
+          <w:tcPr>
+            <w:tcW w:type="dxa" w:w="3013"/>
             <w:tcBorders>
               <w:top w:val="single" w:color="BFBFBF" w:sz="4"/>
               <w:left w:val="single" w:color="BFBFBF" w:sz="4"/>
@@ -1018,15 +1191,84 @@
                 <w:sz w:val="20"/>
                 <w:szCs w:val="20"/>
               </w:rPr>
-              <w:t xml:space="preserve">Telegram message within about 1 minute</w:t>
+              <w:t xml:space="preserve">Unclear, never tested</w:t>
+            </w:r>
+          </w:p>
+        </w:tc>
+        <w:tc>
+          <w:tcPr>
+            <w:tcW w:type="dxa" w:w="3413"/>
+            <w:tcBorders>
+              <w:top w:val="single" w:color="BFBFBF" w:sz="4"/>
+              <w:left w:val="single" w:color="BFBFBF" w:sz="4"/>
+              <w:bottom w:val="single" w:color="BFBFBF" w:sz="4"/>
+              <w:right w:val="single" w:color="BFBFBF" w:sz="4"/>
+            </w:tcBorders>
+            <w:shd w:fill="FFFFFF" w:color="auto" w:val="clear"/>
+            <w:tcMar>
+              <w:top w:type="dxa" w:w="80"/>
+              <w:left w:type="dxa" w:w="110"/>
+              <w:bottom w:type="dxa" w:w="80"/>
+              <w:right w:type="dxa" w:w="110"/>
+            </w:tcMar>
+          </w:tcPr>
+          <w:p>
+            <w:pPr>
+              <w:spacing w:after="0"/>
+            </w:pPr>
+            <w:r>
+              <w:rPr>
+                <w:b w:val="false"/>
+                <w:bCs w:val="false"/>
+                <w:color w:val="222222"/>
+                <w:sz w:val="20"/>
+                <w:szCs w:val="20"/>
+              </w:rPr>
+              <w:t xml:space="preserve">Every night, stored off-site, restore tested every week</w:t>
             </w:r>
           </w:p>
         </w:tc>
       </w:tr>
       <w:tr>
+        <w:trPr>
+          <w:cantSplit/>
+        </w:trPr>
         <w:tc>
           <w:tcPr>
             <w:tcW w:type="dxa" w:w="2600"/>
+            <w:tcBorders>
+              <w:top w:val="single" w:color="BFBFBF" w:sz="4"/>
+              <w:left w:val="single" w:color="BFBFBF" w:sz="4"/>
+              <w:bottom w:val="single" w:color="BFBFBF" w:sz="4"/>
+              <w:right w:val="single" w:color="BFBFBF" w:sz="4"/>
+            </w:tcBorders>
+            <w:shd w:fill="F2F2F2" w:color="auto" w:val="clear"/>
+            <w:tcMar>
+              <w:top w:type="dxa" w:w="80"/>
+              <w:left w:type="dxa" w:w="110"/>
+              <w:bottom w:type="dxa" w:w="80"/>
+              <w:right w:type="dxa" w:w="110"/>
+            </w:tcMar>
+          </w:tcPr>
+          <w:p>
+            <w:pPr>
+              <w:spacing w:after="0"/>
+            </w:pPr>
+            <w:r>
+              <w:rPr>
+                <w:b/>
+                <w:bCs/>
+                <w:color w:val="222222"/>
+                <w:sz w:val="20"/>
+                <w:szCs w:val="20"/>
+              </w:rPr>
+              <w:t xml:space="preserve">Security certificate (HTTPS)</w:t>
+            </w:r>
+          </w:p>
+        </w:tc>
+        <w:tc>
+          <w:tcPr>
+            <w:tcW w:type="dxa" w:w="3013"/>
             <w:tcBorders>
               <w:top w:val="single" w:color="BFBFBF" w:sz="4"/>
               <w:left w:val="single" w:color="BFBFBF" w:sz="4"/>
@@ -1053,13 +1295,13 @@
                 <w:sz w:val="20"/>
                 <w:szCs w:val="20"/>
               </w:rPr>
-              <w:t xml:space="preserve">Recovery</w:t>
-            </w:r>
-          </w:p>
-        </w:tc>
-        <w:tc>
-          <w:tcPr>
-            <w:tcW w:type="dxa" w:w="3013"/>
+              <w:t xml:space="preserve">Can expire unnoticed</w:t>
+            </w:r>
+          </w:p>
+        </w:tc>
+        <w:tc>
+          <w:tcPr>
+            <w:tcW w:type="dxa" w:w="3413"/>
             <w:tcBorders>
               <w:top w:val="single" w:color="BFBFBF" w:sz="4"/>
               <w:left w:val="single" w:color="BFBFBF" w:sz="4"/>
@@ -1086,20 +1328,58 @@
                 <w:sz w:val="20"/>
                 <w:szCs w:val="20"/>
               </w:rPr>
-              <w:t xml:space="preserve">Manual, 30–120 minutes</w:t>
-            </w:r>
-          </w:p>
-        </w:tc>
-        <w:tc>
-          <w:tcPr>
-            <w:tcW w:type="dxa" w:w="3413"/>
-            <w:tcBorders>
-              <w:top w:val="single" w:color="BFBFBF" w:sz="4"/>
-              <w:left w:val="single" w:color="BFBFBF" w:sz="4"/>
-              <w:bottom w:val="single" w:color="BFBFBF" w:sz="4"/>
-              <w:right w:val="single" w:color="BFBFBF" w:sz="4"/>
-            </w:tcBorders>
-            <w:shd w:fill="F2F2F2" w:color="auto" w:val="clear"/>
+              <w:t xml:space="preserve">Renewed automatically, warning 14 days ahead</w:t>
+            </w:r>
+          </w:p>
+        </w:tc>
+      </w:tr>
+      <w:tr>
+        <w:trPr>
+          <w:cantSplit/>
+        </w:trPr>
+        <w:tc>
+          <w:tcPr>
+            <w:tcW w:type="dxa" w:w="2600"/>
+            <w:tcBorders>
+              <w:top w:val="single" w:color="BFBFBF" w:sz="4"/>
+              <w:left w:val="single" w:color="BFBFBF" w:sz="4"/>
+              <w:bottom w:val="single" w:color="BFBFBF" w:sz="4"/>
+              <w:right w:val="single" w:color="BFBFBF" w:sz="4"/>
+            </w:tcBorders>
+            <w:shd w:fill="FFFFFF" w:color="auto" w:val="clear"/>
+            <w:tcMar>
+              <w:top w:type="dxa" w:w="80"/>
+              <w:left w:type="dxa" w:w="110"/>
+              <w:bottom w:type="dxa" w:w="80"/>
+              <w:right w:type="dxa" w:w="110"/>
+            </w:tcMar>
+          </w:tcPr>
+          <w:p>
+            <w:pPr>
+              <w:spacing w:after="0"/>
+            </w:pPr>
+            <w:r>
+              <w:rPr>
+                <w:b/>
+                <w:bCs/>
+                <w:color w:val="222222"/>
+                <w:sz w:val="20"/>
+                <w:szCs w:val="20"/>
+              </w:rPr>
+              <w:t xml:space="preserve">Releasing a new version</w:t>
+            </w:r>
+          </w:p>
+        </w:tc>
+        <w:tc>
+          <w:tcPr>
+            <w:tcW w:type="dxa" w:w="3013"/>
+            <w:tcBorders>
+              <w:top w:val="single" w:color="BFBFBF" w:sz="4"/>
+              <w:left w:val="single" w:color="BFBFBF" w:sz="4"/>
+              <w:bottom w:val="single" w:color="BFBFBF" w:sz="4"/>
+              <w:right w:val="single" w:color="BFBFBF" w:sz="4"/>
+            </w:tcBorders>
+            <w:shd w:fill="FFFFFF" w:color="auto" w:val="clear"/>
             <w:tcMar>
               <w:top w:type="dxa" w:w="80"/>
               <w:left w:type="dxa" w:w="110"/>
@@ -1119,12 +1399,48 @@
                 <w:sz w:val="20"/>
                 <w:szCs w:val="20"/>
               </w:rPr>
-              <w:t xml:space="preserve">Automatic, usually 5–80 seconds</w:t>
+              <w:t xml:space="preserve">Manual and risky</w:t>
+            </w:r>
+          </w:p>
+        </w:tc>
+        <w:tc>
+          <w:tcPr>
+            <w:tcW w:type="dxa" w:w="3413"/>
+            <w:tcBorders>
+              <w:top w:val="single" w:color="BFBFBF" w:sz="4"/>
+              <w:left w:val="single" w:color="BFBFBF" w:sz="4"/>
+              <w:bottom w:val="single" w:color="BFBFBF" w:sz="4"/>
+              <w:right w:val="single" w:color="BFBFBF" w:sz="4"/>
+            </w:tcBorders>
+            <w:shd w:fill="FFFFFF" w:color="auto" w:val="clear"/>
+            <w:tcMar>
+              <w:top w:type="dxa" w:w="80"/>
+              <w:left w:type="dxa" w:w="110"/>
+              <w:bottom w:type="dxa" w:w="80"/>
+              <w:right w:type="dxa" w:w="110"/>
+            </w:tcMar>
+          </w:tcPr>
+          <w:p>
+            <w:pPr>
+              <w:spacing w:after="0"/>
+            </w:pPr>
+            <w:r>
+              <w:rPr>
+                <w:b w:val="false"/>
+                <w:bCs w:val="false"/>
+                <w:color w:val="222222"/>
+                <w:sz w:val="20"/>
+                <w:szCs w:val="20"/>
+              </w:rPr>
+              <w:t xml:space="preserve">Automatic, with instant return to the previous version if it fails</w:t>
             </w:r>
           </w:p>
         </w:tc>
       </w:tr>
       <w:tr>
+        <w:trPr>
+          <w:cantSplit/>
+        </w:trPr>
         <w:tc>
           <w:tcPr>
             <w:tcW w:type="dxa" w:w="2600"/>
@@ -1134,7 +1450,40 @@
               <w:bottom w:val="single" w:color="BFBFBF" w:sz="4"/>
               <w:right w:val="single" w:color="BFBFBF" w:sz="4"/>
             </w:tcBorders>
-            <w:shd w:fill="FFFFFF" w:color="auto" w:val="clear"/>
+            <w:shd w:fill="F2F2F2" w:color="auto" w:val="clear"/>
+            <w:tcMar>
+              <w:top w:type="dxa" w:w="80"/>
+              <w:left w:type="dxa" w:w="110"/>
+              <w:bottom w:type="dxa" w:w="80"/>
+              <w:right w:type="dxa" w:w="110"/>
+            </w:tcMar>
+          </w:tcPr>
+          <w:p>
+            <w:pPr>
+              <w:spacing w:after="0"/>
+            </w:pPr>
+            <w:r>
+              <w:rPr>
+                <w:b/>
+                <w:bCs/>
+                <w:color w:val="222222"/>
+                <w:sz w:val="20"/>
+                <w:szCs w:val="20"/>
+              </w:rPr>
+              <w:t xml:space="preserve">Visibility</w:t>
+            </w:r>
+          </w:p>
+        </w:tc>
+        <w:tc>
+          <w:tcPr>
+            <w:tcW w:type="dxa" w:w="3013"/>
+            <w:tcBorders>
+              <w:top w:val="single" w:color="BFBFBF" w:sz="4"/>
+              <w:left w:val="single" w:color="BFBFBF" w:sz="4"/>
+              <w:bottom w:val="single" w:color="BFBFBF" w:sz="4"/>
+              <w:right w:val="single" w:color="BFBFBF" w:sz="4"/>
+            </w:tcBorders>
+            <w:shd w:fill="F2F2F2" w:color="auto" w:val="clear"/>
             <w:tcMar>
               <w:top w:type="dxa" w:w="80"/>
               <w:left w:type="dxa" w:w="110"/>
@@ -1154,20 +1503,20 @@
                 <w:sz w:val="20"/>
                 <w:szCs w:val="20"/>
               </w:rPr>
-              <w:t xml:space="preserve">Backups</w:t>
-            </w:r>
-          </w:p>
-        </w:tc>
-        <w:tc>
-          <w:tcPr>
-            <w:tcW w:type="dxa" w:w="3013"/>
-            <w:tcBorders>
-              <w:top w:val="single" w:color="BFBFBF" w:sz="4"/>
-              <w:left w:val="single" w:color="BFBFBF" w:sz="4"/>
-              <w:bottom w:val="single" w:color="BFBFBF" w:sz="4"/>
-              <w:right w:val="single" w:color="BFBFBF" w:sz="4"/>
-            </w:tcBorders>
-            <w:shd w:fill="FFFFFF" w:color="auto" w:val="clear"/>
+              <w:t xml:space="preserve">None</w:t>
+            </w:r>
+          </w:p>
+        </w:tc>
+        <w:tc>
+          <w:tcPr>
+            <w:tcW w:type="dxa" w:w="3413"/>
+            <w:tcBorders>
+              <w:top w:val="single" w:color="BFBFBF" w:sz="4"/>
+              <w:left w:val="single" w:color="BFBFBF" w:sz="4"/>
+              <w:bottom w:val="single" w:color="BFBFBF" w:sz="4"/>
+              <w:right w:val="single" w:color="BFBFBF" w:sz="4"/>
+            </w:tcBorders>
+            <w:shd w:fill="F2F2F2" w:color="auto" w:val="clear"/>
             <w:tcMar>
               <w:top w:type="dxa" w:w="80"/>
               <w:left w:type="dxa" w:w="110"/>
@@ -1187,348 +1536,17 @@
                 <w:sz w:val="20"/>
                 <w:szCs w:val="20"/>
               </w:rPr>
-              <w:t xml:space="preserve">Unclear, never tested</w:t>
-            </w:r>
-          </w:p>
-        </w:tc>
-        <w:tc>
-          <w:tcPr>
-            <w:tcW w:type="dxa" w:w="3413"/>
-            <w:tcBorders>
-              <w:top w:val="single" w:color="BFBFBF" w:sz="4"/>
-              <w:left w:val="single" w:color="BFBFBF" w:sz="4"/>
-              <w:bottom w:val="single" w:color="BFBFBF" w:sz="4"/>
-              <w:right w:val="single" w:color="BFBFBF" w:sz="4"/>
-            </w:tcBorders>
-            <w:shd w:fill="FFFFFF" w:color="auto" w:val="clear"/>
-            <w:tcMar>
-              <w:top w:type="dxa" w:w="80"/>
-              <w:left w:type="dxa" w:w="110"/>
-              <w:bottom w:type="dxa" w:w="80"/>
-              <w:right w:type="dxa" w:w="110"/>
-            </w:tcMar>
-          </w:tcPr>
-          <w:p>
-            <w:pPr>
-              <w:spacing w:after="0"/>
-            </w:pPr>
-            <w:r>
-              <w:rPr>
-                <w:b w:val="false"/>
-                <w:bCs w:val="false"/>
-                <w:color w:val="222222"/>
-                <w:sz w:val="20"/>
-                <w:szCs w:val="20"/>
-              </w:rPr>
-              <w:t xml:space="preserve">Every night, stored off-site, restore tested every week</w:t>
-            </w:r>
-          </w:p>
-        </w:tc>
-      </w:tr>
-      <w:tr>
-        <w:tc>
-          <w:tcPr>
-            <w:tcW w:type="dxa" w:w="2600"/>
-            <w:tcBorders>
-              <w:top w:val="single" w:color="BFBFBF" w:sz="4"/>
-              <w:left w:val="single" w:color="BFBFBF" w:sz="4"/>
-              <w:bottom w:val="single" w:color="BFBFBF" w:sz="4"/>
-              <w:right w:val="single" w:color="BFBFBF" w:sz="4"/>
-            </w:tcBorders>
-            <w:shd w:fill="F2F2F2" w:color="auto" w:val="clear"/>
-            <w:tcMar>
-              <w:top w:type="dxa" w:w="80"/>
-              <w:left w:type="dxa" w:w="110"/>
-              <w:bottom w:type="dxa" w:w="80"/>
-              <w:right w:type="dxa" w:w="110"/>
-            </w:tcMar>
-          </w:tcPr>
-          <w:p>
-            <w:pPr>
-              <w:spacing w:after="0"/>
-            </w:pPr>
-            <w:r>
-              <w:rPr>
-                <w:b w:val="false"/>
-                <w:bCs w:val="false"/>
-                <w:color w:val="222222"/>
-                <w:sz w:val="20"/>
-                <w:szCs w:val="20"/>
-              </w:rPr>
-              <w:t xml:space="preserve">Security certificate (HTTPS)</w:t>
-            </w:r>
-          </w:p>
-        </w:tc>
-        <w:tc>
-          <w:tcPr>
-            <w:tcW w:type="dxa" w:w="3013"/>
-            <w:tcBorders>
-              <w:top w:val="single" w:color="BFBFBF" w:sz="4"/>
-              <w:left w:val="single" w:color="BFBFBF" w:sz="4"/>
-              <w:bottom w:val="single" w:color="BFBFBF" w:sz="4"/>
-              <w:right w:val="single" w:color="BFBFBF" w:sz="4"/>
-            </w:tcBorders>
-            <w:shd w:fill="F2F2F2" w:color="auto" w:val="clear"/>
-            <w:tcMar>
-              <w:top w:type="dxa" w:w="80"/>
-              <w:left w:type="dxa" w:w="110"/>
-              <w:bottom w:type="dxa" w:w="80"/>
-              <w:right w:type="dxa" w:w="110"/>
-            </w:tcMar>
-          </w:tcPr>
-          <w:p>
-            <w:pPr>
-              <w:spacing w:after="0"/>
-            </w:pPr>
-            <w:r>
-              <w:rPr>
-                <w:b w:val="false"/>
-                <w:bCs w:val="false"/>
-                <w:color w:val="222222"/>
-                <w:sz w:val="20"/>
-                <w:szCs w:val="20"/>
-              </w:rPr>
-              <w:t xml:space="preserve">Can expire unnoticed</w:t>
-            </w:r>
-          </w:p>
-        </w:tc>
-        <w:tc>
-          <w:tcPr>
-            <w:tcW w:type="dxa" w:w="3413"/>
-            <w:tcBorders>
-              <w:top w:val="single" w:color="BFBFBF" w:sz="4"/>
-              <w:left w:val="single" w:color="BFBFBF" w:sz="4"/>
-              <w:bottom w:val="single" w:color="BFBFBF" w:sz="4"/>
-              <w:right w:val="single" w:color="BFBFBF" w:sz="4"/>
-            </w:tcBorders>
-            <w:shd w:fill="F2F2F2" w:color="auto" w:val="clear"/>
-            <w:tcMar>
-              <w:top w:type="dxa" w:w="80"/>
-              <w:left w:type="dxa" w:w="110"/>
-              <w:bottom w:type="dxa" w:w="80"/>
-              <w:right w:type="dxa" w:w="110"/>
-            </w:tcMar>
-          </w:tcPr>
-          <w:p>
-            <w:pPr>
-              <w:spacing w:after="0"/>
-            </w:pPr>
-            <w:r>
-              <w:rPr>
-                <w:b w:val="false"/>
-                <w:bCs w:val="false"/>
-                <w:color w:val="222222"/>
-                <w:sz w:val="20"/>
-                <w:szCs w:val="20"/>
-              </w:rPr>
-              <w:t xml:space="preserve">Renewed automatically, warning 14 days ahead</w:t>
-            </w:r>
-          </w:p>
-        </w:tc>
-      </w:tr>
-      <w:tr>
-        <w:tc>
-          <w:tcPr>
-            <w:tcW w:type="dxa" w:w="2600"/>
-            <w:tcBorders>
-              <w:top w:val="single" w:color="BFBFBF" w:sz="4"/>
-              <w:left w:val="single" w:color="BFBFBF" w:sz="4"/>
-              <w:bottom w:val="single" w:color="BFBFBF" w:sz="4"/>
-              <w:right w:val="single" w:color="BFBFBF" w:sz="4"/>
-            </w:tcBorders>
-            <w:shd w:fill="FFFFFF" w:color="auto" w:val="clear"/>
-            <w:tcMar>
-              <w:top w:type="dxa" w:w="80"/>
-              <w:left w:type="dxa" w:w="110"/>
-              <w:bottom w:type="dxa" w:w="80"/>
-              <w:right w:type="dxa" w:w="110"/>
-            </w:tcMar>
-          </w:tcPr>
-          <w:p>
-            <w:pPr>
-              <w:spacing w:after="0"/>
-            </w:pPr>
-            <w:r>
-              <w:rPr>
-                <w:b w:val="false"/>
-                <w:bCs w:val="false"/>
-                <w:color w:val="222222"/>
-                <w:sz w:val="20"/>
-                <w:szCs w:val="20"/>
-              </w:rPr>
-              <w:t xml:space="preserve">Releasing a new version</w:t>
-            </w:r>
-          </w:p>
-        </w:tc>
-        <w:tc>
-          <w:tcPr>
-            <w:tcW w:type="dxa" w:w="3013"/>
-            <w:tcBorders>
-              <w:top w:val="single" w:color="BFBFBF" w:sz="4"/>
-              <w:left w:val="single" w:color="BFBFBF" w:sz="4"/>
-              <w:bottom w:val="single" w:color="BFBFBF" w:sz="4"/>
-              <w:right w:val="single" w:color="BFBFBF" w:sz="4"/>
-            </w:tcBorders>
-            <w:shd w:fill="FFFFFF" w:color="auto" w:val="clear"/>
-            <w:tcMar>
-              <w:top w:type="dxa" w:w="80"/>
-              <w:left w:type="dxa" w:w="110"/>
-              <w:bottom w:type="dxa" w:w="80"/>
-              <w:right w:type="dxa" w:w="110"/>
-            </w:tcMar>
-          </w:tcPr>
-          <w:p>
-            <w:pPr>
-              <w:spacing w:after="0"/>
-            </w:pPr>
-            <w:r>
-              <w:rPr>
-                <w:b w:val="false"/>
-                <w:bCs w:val="false"/>
-                <w:color w:val="222222"/>
-                <w:sz w:val="20"/>
-                <w:szCs w:val="20"/>
-              </w:rPr>
-              <w:t xml:space="preserve">Manual and risky</w:t>
-            </w:r>
-          </w:p>
-        </w:tc>
-        <w:tc>
-          <w:tcPr>
-            <w:tcW w:type="dxa" w:w="3413"/>
-            <w:tcBorders>
-              <w:top w:val="single" w:color="BFBFBF" w:sz="4"/>
-              <w:left w:val="single" w:color="BFBFBF" w:sz="4"/>
-              <w:bottom w:val="single" w:color="BFBFBF" w:sz="4"/>
-              <w:right w:val="single" w:color="BFBFBF" w:sz="4"/>
-            </w:tcBorders>
-            <w:shd w:fill="FFFFFF" w:color="auto" w:val="clear"/>
-            <w:tcMar>
-              <w:top w:type="dxa" w:w="80"/>
-              <w:left w:type="dxa" w:w="110"/>
-              <w:bottom w:type="dxa" w:w="80"/>
-              <w:right w:type="dxa" w:w="110"/>
-            </w:tcMar>
-          </w:tcPr>
-          <w:p>
-            <w:pPr>
-              <w:spacing w:after="0"/>
-            </w:pPr>
-            <w:r>
-              <w:rPr>
-                <w:b w:val="false"/>
-                <w:bCs w:val="false"/>
-                <w:color w:val="222222"/>
-                <w:sz w:val="20"/>
-                <w:szCs w:val="20"/>
-              </w:rPr>
-              <w:t xml:space="preserve">Automatic, with instant return to the previous version if it fails</w:t>
-            </w:r>
-          </w:p>
-        </w:tc>
-      </w:tr>
-      <w:tr>
-        <w:tc>
-          <w:tcPr>
-            <w:tcW w:type="dxa" w:w="2600"/>
-            <w:tcBorders>
-              <w:top w:val="single" w:color="BFBFBF" w:sz="4"/>
-              <w:left w:val="single" w:color="BFBFBF" w:sz="4"/>
-              <w:bottom w:val="single" w:color="BFBFBF" w:sz="4"/>
-              <w:right w:val="single" w:color="BFBFBF" w:sz="4"/>
-            </w:tcBorders>
-            <w:shd w:fill="F2F2F2" w:color="auto" w:val="clear"/>
-            <w:tcMar>
-              <w:top w:type="dxa" w:w="80"/>
-              <w:left w:type="dxa" w:w="110"/>
-              <w:bottom w:type="dxa" w:w="80"/>
-              <w:right w:type="dxa" w:w="110"/>
-            </w:tcMar>
-          </w:tcPr>
-          <w:p>
-            <w:pPr>
-              <w:spacing w:after="0"/>
-            </w:pPr>
-            <w:r>
-              <w:rPr>
-                <w:b w:val="false"/>
-                <w:bCs w:val="false"/>
-                <w:color w:val="222222"/>
-                <w:sz w:val="20"/>
-                <w:szCs w:val="20"/>
-              </w:rPr>
-              <w:t xml:space="preserve">Visibility</w:t>
-            </w:r>
-          </w:p>
-        </w:tc>
-        <w:tc>
-          <w:tcPr>
-            <w:tcW w:type="dxa" w:w="3013"/>
-            <w:tcBorders>
-              <w:top w:val="single" w:color="BFBFBF" w:sz="4"/>
-              <w:left w:val="single" w:color="BFBFBF" w:sz="4"/>
-              <w:bottom w:val="single" w:color="BFBFBF" w:sz="4"/>
-              <w:right w:val="single" w:color="BFBFBF" w:sz="4"/>
-            </w:tcBorders>
-            <w:shd w:fill="F2F2F2" w:color="auto" w:val="clear"/>
-            <w:tcMar>
-              <w:top w:type="dxa" w:w="80"/>
-              <w:left w:type="dxa" w:w="110"/>
-              <w:bottom w:type="dxa" w:w="80"/>
-              <w:right w:type="dxa" w:w="110"/>
-            </w:tcMar>
-          </w:tcPr>
-          <w:p>
-            <w:pPr>
-              <w:spacing w:after="0"/>
-            </w:pPr>
-            <w:r>
-              <w:rPr>
-                <w:b w:val="false"/>
-                <w:bCs w:val="false"/>
-                <w:color w:val="222222"/>
-                <w:sz w:val="20"/>
-                <w:szCs w:val="20"/>
-              </w:rPr>
-              <w:t xml:space="preserve">None</w:t>
-            </w:r>
-          </w:p>
-        </w:tc>
-        <w:tc>
-          <w:tcPr>
-            <w:tcW w:type="dxa" w:w="3413"/>
-            <w:tcBorders>
-              <w:top w:val="single" w:color="BFBFBF" w:sz="4"/>
-              <w:left w:val="single" w:color="BFBFBF" w:sz="4"/>
-              <w:bottom w:val="single" w:color="BFBFBF" w:sz="4"/>
-              <w:right w:val="single" w:color="BFBFBF" w:sz="4"/>
-            </w:tcBorders>
-            <w:shd w:fill="F2F2F2" w:color="auto" w:val="clear"/>
-            <w:tcMar>
-              <w:top w:type="dxa" w:w="80"/>
-              <w:left w:type="dxa" w:w="110"/>
-              <w:bottom w:type="dxa" w:w="80"/>
-              <w:right w:type="dxa" w:w="110"/>
-            </w:tcMar>
-          </w:tcPr>
-          <w:p>
-            <w:pPr>
-              <w:spacing w:after="0"/>
-            </w:pPr>
-            <w:r>
-              <w:rPr>
-                <w:b w:val="false"/>
-                <w:bCs w:val="false"/>
-                <w:color w:val="222222"/>
-                <w:sz w:val="20"/>
-                <w:szCs w:val="20"/>
-              </w:rPr>
               <w:t xml:space="preserve">Live dashboards and a weekly report</w:t>
             </w:r>
           </w:p>
         </w:tc>
       </w:tr>
     </w:tbl>
+    <w:p>
+      <w:pPr>
+        <w:spacing w:after="120"/>
+      </w:pPr>
+    </w:p>
     <w:p>
       <w:pPr>
         <w:pStyle w:val="Heading1"/>
@@ -1660,6 +1678,9 @@
         </w:tc>
       </w:tr>
       <w:tr>
+        <w:trPr>
+          <w:cantSplit/>
+        </w:trPr>
         <w:tc>
           <w:tcPr>
             <w:tcW w:type="dxa" w:w="2300"/>
@@ -1685,6 +1706,9 @@
               <w:rPr>
                 <w:b/>
                 <w:bCs/>
+                <w:color w:val="222222"/>
+                <w:sz w:val="20"/>
+                <w:szCs w:val="20"/>
               </w:rPr>
               <w:t xml:space="preserve">Secure server setup</w:t>
             </w:r>
@@ -1758,6 +1782,9 @@
         </w:tc>
       </w:tr>
       <w:tr>
+        <w:trPr>
+          <w:cantSplit/>
+        </w:trPr>
         <w:tc>
           <w:tcPr>
             <w:tcW w:type="dxa" w:w="2300"/>
@@ -1783,6 +1810,9 @@
               <w:rPr>
                 <w:b/>
                 <w:bCs/>
+                <w:color w:val="222222"/>
+                <w:sz w:val="20"/>
+                <w:szCs w:val="20"/>
               </w:rPr>
               <w:t xml:space="preserve">HTTPS for every site</w:t>
             </w:r>
@@ -1856,6 +1886,9 @@
         </w:tc>
       </w:tr>
       <w:tr>
+        <w:trPr>
+          <w:cantSplit/>
+        </w:trPr>
         <w:tc>
           <w:tcPr>
             <w:tcW w:type="dxa" w:w="2300"/>
@@ -1881,6 +1914,9 @@
               <w:rPr>
                 <w:b/>
                 <w:bCs/>
+                <w:color w:val="222222"/>
+                <w:sz w:val="20"/>
+                <w:szCs w:val="20"/>
               </w:rPr>
               <w:t xml:space="preserve">Live monitoring</w:t>
             </w:r>
@@ -1954,6 +1990,9 @@
         </w:tc>
       </w:tr>
       <w:tr>
+        <w:trPr>
+          <w:cantSplit/>
+        </w:trPr>
         <w:tc>
           <w:tcPr>
             <w:tcW w:type="dxa" w:w="2300"/>
@@ -1979,6 +2018,9 @@
               <w:rPr>
                 <w:b/>
                 <w:bCs/>
+                <w:color w:val="222222"/>
+                <w:sz w:val="20"/>
+                <w:szCs w:val="20"/>
               </w:rPr>
               <w:t xml:space="preserve">Alerts in Telegram</w:t>
             </w:r>
@@ -2052,6 +2094,9 @@
         </w:tc>
       </w:tr>
       <w:tr>
+        <w:trPr>
+          <w:cantSplit/>
+        </w:trPr>
         <w:tc>
           <w:tcPr>
             <w:tcW w:type="dxa" w:w="2300"/>
@@ -2077,6 +2122,9 @@
               <w:rPr>
                 <w:b/>
                 <w:bCs/>
+                <w:color w:val="222222"/>
+                <w:sz w:val="20"/>
+                <w:szCs w:val="20"/>
               </w:rPr>
               <w:t xml:space="preserve">Self-healing</w:t>
             </w:r>
@@ -2150,6 +2198,9 @@
         </w:tc>
       </w:tr>
       <w:tr>
+        <w:trPr>
+          <w:cantSplit/>
+        </w:trPr>
         <w:tc>
           <w:tcPr>
             <w:tcW w:type="dxa" w:w="2300"/>
@@ -2175,6 +2226,9 @@
               <w:rPr>
                 <w:b/>
                 <w:bCs/>
+                <w:color w:val="222222"/>
+                <w:sz w:val="20"/>
+                <w:szCs w:val="20"/>
               </w:rPr>
               <w:t xml:space="preserve">Protection from repair loops</w:t>
             </w:r>
@@ -2248,6 +2302,9 @@
         </w:tc>
       </w:tr>
       <w:tr>
+        <w:trPr>
+          <w:cantSplit/>
+        </w:trPr>
         <w:tc>
           <w:tcPr>
             <w:tcW w:type="dxa" w:w="2300"/>
@@ -2273,6 +2330,9 @@
               <w:rPr>
                 <w:b/>
                 <w:bCs/>
+                <w:color w:val="222222"/>
+                <w:sz w:val="20"/>
+                <w:szCs w:val="20"/>
               </w:rPr>
               <w:t xml:space="preserve">Nightly backups</w:t>
             </w:r>
@@ -2346,6 +2406,9 @@
         </w:tc>
       </w:tr>
       <w:tr>
+        <w:trPr>
+          <w:cantSplit/>
+        </w:trPr>
         <w:tc>
           <w:tcPr>
             <w:tcW w:type="dxa" w:w="2300"/>
@@ -2371,6 +2434,9 @@
               <w:rPr>
                 <w:b/>
                 <w:bCs/>
+                <w:color w:val="222222"/>
+                <w:sz w:val="20"/>
+                <w:szCs w:val="20"/>
               </w:rPr>
               <w:t xml:space="preserve">Weekly restore test</w:t>
             </w:r>
@@ -2444,6 +2510,9 @@
         </w:tc>
       </w:tr>
       <w:tr>
+        <w:trPr>
+          <w:cantSplit/>
+        </w:trPr>
         <w:tc>
           <w:tcPr>
             <w:tcW w:type="dxa" w:w="2300"/>
@@ -2469,6 +2538,9 @@
               <w:rPr>
                 <w:b/>
                 <w:bCs/>
+                <w:color w:val="222222"/>
+                <w:sz w:val="20"/>
+                <w:szCs w:val="20"/>
               </w:rPr>
               <w:t xml:space="preserve">Central logs</w:t>
             </w:r>
@@ -2542,6 +2614,9 @@
         </w:tc>
       </w:tr>
       <w:tr>
+        <w:trPr>
+          <w:cantSplit/>
+        </w:trPr>
         <w:tc>
           <w:tcPr>
             <w:tcW w:type="dxa" w:w="2300"/>
@@ -2567,6 +2642,9 @@
               <w:rPr>
                 <w:b/>
                 <w:bCs/>
+                <w:color w:val="222222"/>
+                <w:sz w:val="20"/>
+                <w:szCs w:val="20"/>
               </w:rPr>
               <w:t xml:space="preserve">Safe releases</w:t>
             </w:r>
@@ -2640,6 +2718,9 @@
         </w:tc>
       </w:tr>
       <w:tr>
+        <w:trPr>
+          <w:cantSplit/>
+        </w:trPr>
         <w:tc>
           <w:tcPr>
             <w:tcW w:type="dxa" w:w="2300"/>
@@ -2665,6 +2746,9 @@
               <w:rPr>
                 <w:b/>
                 <w:bCs/>
+                <w:color w:val="222222"/>
+                <w:sz w:val="20"/>
+                <w:szCs w:val="20"/>
               </w:rPr>
               <w:t xml:space="preserve">Weekly report</w:t>
             </w:r>
@@ -2738,6 +2822,9 @@
         </w:tc>
       </w:tr>
       <w:tr>
+        <w:trPr>
+          <w:cantSplit/>
+        </w:trPr>
         <w:tc>
           <w:tcPr>
             <w:tcW w:type="dxa" w:w="2300"/>
@@ -2763,6 +2850,9 @@
               <w:rPr>
                 <w:b/>
                 <w:bCs/>
+                <w:color w:val="222222"/>
+                <w:sz w:val="20"/>
+                <w:szCs w:val="20"/>
               </w:rPr>
               <w:t xml:space="preserve">Several projects, one server</w:t>
             </w:r>
@@ -2836,6 +2926,11 @@
         </w:tc>
       </w:tr>
     </w:tbl>
+    <w:p>
+      <w:pPr>
+        <w:spacing w:after="120"/>
+      </w:pPr>
+    </w:p>
     <w:p>
       <w:pPr>
         <w:pStyle w:val="Heading1"/>
@@ -2848,6 +2943,7 @@
     <w:p>
       <w:pPr>
         <w:pStyle w:val="Heading2"/>
+        <w:keepNext/>
       </w:pPr>
       <w:r>
         <w:t xml:space="preserve">3.1 Telegram alerts</w:t>
@@ -3017,6 +3113,9 @@
         </w:tc>
       </w:tr>
       <w:tr>
+        <w:trPr>
+          <w:cantSplit/>
+        </w:trPr>
         <w:tc>
           <w:tcPr>
             <w:tcW w:type="dxa" w:w="900"/>
@@ -3040,8 +3139,6 @@
             </w:pPr>
             <w:r>
               <w:rPr>
-                <w:b w:val="false"/>
-                <w:bCs w:val="false"/>
                 <w:color w:val="222222"/>
                 <w:sz w:val="20"/>
                 <w:szCs w:val="20"/>
@@ -3073,8 +3170,6 @@
             </w:pPr>
             <w:r>
               <w:rPr>
-                <w:b w:val="false"/>
-                <w:bCs w:val="false"/>
                 <w:color w:val="222222"/>
                 <w:sz w:val="20"/>
                 <w:szCs w:val="20"/>
@@ -3106,8 +3201,6 @@
             </w:pPr>
             <w:r>
               <w:rPr>
-                <w:b w:val="false"/>
-                <w:bCs w:val="false"/>
                 <w:color w:val="222222"/>
                 <w:sz w:val="20"/>
                 <w:szCs w:val="20"/>
@@ -3139,8 +3232,6 @@
             </w:pPr>
             <w:r>
               <w:rPr>
-                <w:b w:val="false"/>
-                <w:bCs w:val="false"/>
                 <w:color w:val="222222"/>
                 <w:sz w:val="20"/>
                 <w:szCs w:val="20"/>
@@ -3151,6 +3242,9 @@
         </w:tc>
       </w:tr>
       <w:tr>
+        <w:trPr>
+          <w:cantSplit/>
+        </w:trPr>
         <w:tc>
           <w:tcPr>
             <w:tcW w:type="dxa" w:w="900"/>
@@ -3174,8 +3268,6 @@
             </w:pPr>
             <w:r>
               <w:rPr>
-                <w:b w:val="false"/>
-                <w:bCs w:val="false"/>
                 <w:color w:val="222222"/>
                 <w:sz w:val="20"/>
                 <w:szCs w:val="20"/>
@@ -3207,8 +3299,6 @@
             </w:pPr>
             <w:r>
               <w:rPr>
-                <w:b w:val="false"/>
-                <w:bCs w:val="false"/>
                 <w:color w:val="222222"/>
                 <w:sz w:val="20"/>
                 <w:szCs w:val="20"/>
@@ -3240,8 +3330,6 @@
             </w:pPr>
             <w:r>
               <w:rPr>
-                <w:b w:val="false"/>
-                <w:bCs w:val="false"/>
                 <w:color w:val="222222"/>
                 <w:sz w:val="20"/>
                 <w:szCs w:val="20"/>
@@ -3273,8 +3361,6 @@
             </w:pPr>
             <w:r>
               <w:rPr>
-                <w:b w:val="false"/>
-                <w:bCs w:val="false"/>
                 <w:color w:val="222222"/>
                 <w:sz w:val="20"/>
                 <w:szCs w:val="20"/>
@@ -3285,6 +3371,9 @@
         </w:tc>
       </w:tr>
       <w:tr>
+        <w:trPr>
+          <w:cantSplit/>
+        </w:trPr>
         <w:tc>
           <w:tcPr>
             <w:tcW w:type="dxa" w:w="900"/>
@@ -3308,8 +3397,6 @@
             </w:pPr>
             <w:r>
               <w:rPr>
-                <w:b w:val="false"/>
-                <w:bCs w:val="false"/>
                 <w:color w:val="222222"/>
                 <w:sz w:val="20"/>
                 <w:szCs w:val="20"/>
@@ -3341,8 +3428,6 @@
             </w:pPr>
             <w:r>
               <w:rPr>
-                <w:b w:val="false"/>
-                <w:bCs w:val="false"/>
                 <w:color w:val="222222"/>
                 <w:sz w:val="20"/>
                 <w:szCs w:val="20"/>
@@ -3374,8 +3459,6 @@
             </w:pPr>
             <w:r>
               <w:rPr>
-                <w:b w:val="false"/>
-                <w:bCs w:val="false"/>
                 <w:color w:val="222222"/>
                 <w:sz w:val="20"/>
                 <w:szCs w:val="20"/>
@@ -3407,8 +3490,6 @@
             </w:pPr>
             <w:r>
               <w:rPr>
-                <w:b w:val="false"/>
-                <w:bCs w:val="false"/>
                 <w:color w:val="222222"/>
                 <w:sz w:val="20"/>
                 <w:szCs w:val="20"/>
@@ -3419,6 +3500,9 @@
         </w:tc>
       </w:tr>
       <w:tr>
+        <w:trPr>
+          <w:cantSplit/>
+        </w:trPr>
         <w:tc>
           <w:tcPr>
             <w:tcW w:type="dxa" w:w="900"/>
@@ -3442,8 +3526,6 @@
             </w:pPr>
             <w:r>
               <w:rPr>
-                <w:b w:val="false"/>
-                <w:bCs w:val="false"/>
                 <w:color w:val="222222"/>
                 <w:sz w:val="20"/>
                 <w:szCs w:val="20"/>
@@ -3475,8 +3557,6 @@
             </w:pPr>
             <w:r>
               <w:rPr>
-                <w:b w:val="false"/>
-                <w:bCs w:val="false"/>
                 <w:color w:val="222222"/>
                 <w:sz w:val="20"/>
                 <w:szCs w:val="20"/>
@@ -3508,8 +3588,6 @@
             </w:pPr>
             <w:r>
               <w:rPr>
-                <w:b w:val="false"/>
-                <w:bCs w:val="false"/>
                 <w:color w:val="222222"/>
                 <w:sz w:val="20"/>
                 <w:szCs w:val="20"/>
@@ -3541,8 +3619,6 @@
             </w:pPr>
             <w:r>
               <w:rPr>
-                <w:b w:val="false"/>
-                <w:bCs w:val="false"/>
                 <w:color w:val="222222"/>
                 <w:sz w:val="20"/>
                 <w:szCs w:val="20"/>
@@ -3553,6 +3629,9 @@
         </w:tc>
       </w:tr>
       <w:tr>
+        <w:trPr>
+          <w:cantSplit/>
+        </w:trPr>
         <w:tc>
           <w:tcPr>
             <w:tcW w:type="dxa" w:w="900"/>
@@ -3576,8 +3655,6 @@
             </w:pPr>
             <w:r>
               <w:rPr>
-                <w:b w:val="false"/>
-                <w:bCs w:val="false"/>
                 <w:color w:val="222222"/>
                 <w:sz w:val="20"/>
                 <w:szCs w:val="20"/>
@@ -3609,8 +3686,6 @@
             </w:pPr>
             <w:r>
               <w:rPr>
-                <w:b w:val="false"/>
-                <w:bCs w:val="false"/>
                 <w:color w:val="222222"/>
                 <w:sz w:val="20"/>
                 <w:szCs w:val="20"/>
@@ -3642,8 +3717,6 @@
             </w:pPr>
             <w:r>
               <w:rPr>
-                <w:b w:val="false"/>
-                <w:bCs w:val="false"/>
                 <w:color w:val="222222"/>
                 <w:sz w:val="20"/>
                 <w:szCs w:val="20"/>
@@ -3675,8 +3748,6 @@
             </w:pPr>
             <w:r>
               <w:rPr>
-                <w:b w:val="false"/>
-                <w:bCs w:val="false"/>
                 <w:color w:val="222222"/>
                 <w:sz w:val="20"/>
                 <w:szCs w:val="20"/>
@@ -3689,6 +3760,12 @@
     </w:tbl>
     <w:p>
       <w:pPr>
+        <w:spacing w:after="120"/>
+      </w:pPr>
+    </w:p>
+    <w:p>
+      <w:pPr>
+        <w:keepNext/>
         <w:spacing w:before="120" w:after="60"/>
         <w:jc w:val="center"/>
       </w:pPr>
@@ -3750,6 +3827,7 @@
     <w:p>
       <w:pPr>
         <w:pStyle w:val="Heading2"/>
+        <w:keepNext/>
       </w:pPr>
       <w:r>
         <w:t xml:space="preserve">3.2 Weekly report</w:t>
@@ -3818,6 +3896,7 @@
     <w:p>
       <w:pPr>
         <w:pStyle w:val="Heading2"/>
+        <w:keepNext/>
       </w:pPr>
       <w:r>
         <w:t xml:space="preserve">3.3 Monitoring dashboards</w:t>
@@ -3953,6 +4032,7 @@
     </w:p>
     <w:p>
       <w:pPr>
+        <w:keepNext/>
         <w:spacing w:before="120" w:after="60"/>
         <w:jc w:val="center"/>
       </w:pPr>
@@ -4013,6 +4093,7 @@
     </w:p>
     <w:p>
       <w:pPr>
+        <w:keepNext/>
         <w:spacing w:before="120" w:after="60"/>
         <w:jc w:val="center"/>
       </w:pPr>
@@ -4073,6 +4154,7 @@
     </w:p>
     <w:p>
       <w:pPr>
+        <w:keepNext/>
         <w:spacing w:before="120" w:after="60"/>
         <w:jc w:val="center"/>
       </w:pPr>
@@ -4151,6 +4233,7 @@
     <w:p>
       <w:pPr>
         <w:pStyle w:val="Heading2"/>
+        <w:keepNext/>
       </w:pPr>
       <w:r>
         <w:t xml:space="preserve">4.1 Acceptance checklist</w:t>
@@ -4346,6 +4429,9 @@
         </w:tc>
       </w:tr>
       <w:tr>
+        <w:trPr>
+          <w:cantSplit/>
+        </w:trPr>
         <w:tc>
           <w:tcPr>
             <w:tcW w:type="dxa" w:w="450"/>
@@ -4369,8 +4455,6 @@
             </w:pPr>
             <w:r>
               <w:rPr>
-                <w:b w:val="false"/>
-                <w:bCs w:val="false"/>
                 <w:color w:val="222222"/>
                 <w:sz w:val="20"/>
                 <w:szCs w:val="20"/>
@@ -4402,8 +4486,6 @@
             </w:pPr>
             <w:r>
               <w:rPr>
-                <w:b w:val="false"/>
-                <w:bCs w:val="false"/>
                 <w:color w:val="222222"/>
                 <w:sz w:val="20"/>
                 <w:szCs w:val="20"/>
@@ -4435,8 +4517,6 @@
             </w:pPr>
             <w:r>
               <w:rPr>
-                <w:b w:val="false"/>
-                <w:bCs w:val="false"/>
                 <w:color w:val="222222"/>
                 <w:sz w:val="20"/>
                 <w:szCs w:val="20"/>
@@ -4468,8 +4548,6 @@
             </w:pPr>
             <w:r>
               <w:rPr>
-                <w:b w:val="false"/>
-                <w:bCs w:val="false"/>
                 <w:color w:val="222222"/>
                 <w:sz w:val="20"/>
                 <w:szCs w:val="20"/>
@@ -4499,20 +4577,13 @@
             <w:pPr>
               <w:spacing w:after="0"/>
             </w:pPr>
-            <w:r>
-              <w:rPr>
-                <w:b w:val="false"/>
-                <w:bCs w:val="false"/>
-                <w:color w:val="222222"/>
-                <w:sz w:val="20"/>
-                <w:szCs w:val="20"/>
-              </w:rPr>
-              <w:t xml:space="preserve"/>
-            </w:r>
           </w:p>
         </w:tc>
       </w:tr>
       <w:tr>
+        <w:trPr>
+          <w:cantSplit/>
+        </w:trPr>
         <w:tc>
           <w:tcPr>
             <w:tcW w:type="dxa" w:w="450"/>
@@ -4536,8 +4607,6 @@
             </w:pPr>
             <w:r>
               <w:rPr>
-                <w:b w:val="false"/>
-                <w:bCs w:val="false"/>
                 <w:color w:val="222222"/>
                 <w:sz w:val="20"/>
                 <w:szCs w:val="20"/>
@@ -4569,8 +4638,6 @@
             </w:pPr>
             <w:r>
               <w:rPr>
-                <w:b w:val="false"/>
-                <w:bCs w:val="false"/>
                 <w:color w:val="222222"/>
                 <w:sz w:val="20"/>
                 <w:szCs w:val="20"/>
@@ -4602,8 +4669,6 @@
             </w:pPr>
             <w:r>
               <w:rPr>
-                <w:b w:val="false"/>
-                <w:bCs w:val="false"/>
                 <w:color w:val="222222"/>
                 <w:sz w:val="20"/>
                 <w:szCs w:val="20"/>
@@ -4635,8 +4700,6 @@
             </w:pPr>
             <w:r>
               <w:rPr>
-                <w:b w:val="false"/>
-                <w:bCs w:val="false"/>
                 <w:color w:val="222222"/>
                 <w:sz w:val="20"/>
                 <w:szCs w:val="20"/>
@@ -4666,20 +4729,13 @@
             <w:pPr>
               <w:spacing w:after="0"/>
             </w:pPr>
-            <w:r>
-              <w:rPr>
-                <w:b w:val="false"/>
-                <w:bCs w:val="false"/>
-                <w:color w:val="222222"/>
-                <w:sz w:val="20"/>
-                <w:szCs w:val="20"/>
-              </w:rPr>
-              <w:t xml:space="preserve"/>
-            </w:r>
           </w:p>
         </w:tc>
       </w:tr>
       <w:tr>
+        <w:trPr>
+          <w:cantSplit/>
+        </w:trPr>
         <w:tc>
           <w:tcPr>
             <w:tcW w:type="dxa" w:w="450"/>
@@ -4703,8 +4759,6 @@
             </w:pPr>
             <w:r>
               <w:rPr>
-                <w:b w:val="false"/>
-                <w:bCs w:val="false"/>
                 <w:color w:val="222222"/>
                 <w:sz w:val="20"/>
                 <w:szCs w:val="20"/>
@@ -4736,8 +4790,6 @@
             </w:pPr>
             <w:r>
               <w:rPr>
-                <w:b w:val="false"/>
-                <w:bCs w:val="false"/>
                 <w:color w:val="222222"/>
                 <w:sz w:val="20"/>
                 <w:szCs w:val="20"/>
@@ -4769,8 +4821,6 @@
             </w:pPr>
             <w:r>
               <w:rPr>
-                <w:b w:val="false"/>
-                <w:bCs w:val="false"/>
                 <w:color w:val="222222"/>
                 <w:sz w:val="20"/>
                 <w:szCs w:val="20"/>
@@ -4802,8 +4852,6 @@
             </w:pPr>
             <w:r>
               <w:rPr>
-                <w:b w:val="false"/>
-                <w:bCs w:val="false"/>
                 <w:color w:val="222222"/>
                 <w:sz w:val="20"/>
                 <w:szCs w:val="20"/>
@@ -4833,20 +4881,13 @@
             <w:pPr>
               <w:spacing w:after="0"/>
             </w:pPr>
-            <w:r>
-              <w:rPr>
-                <w:b w:val="false"/>
-                <w:bCs w:val="false"/>
-                <w:color w:val="222222"/>
-                <w:sz w:val="20"/>
-                <w:szCs w:val="20"/>
-              </w:rPr>
-              <w:t xml:space="preserve"/>
-            </w:r>
           </w:p>
         </w:tc>
       </w:tr>
       <w:tr>
+        <w:trPr>
+          <w:cantSplit/>
+        </w:trPr>
         <w:tc>
           <w:tcPr>
             <w:tcW w:type="dxa" w:w="450"/>
@@ -4870,8 +4911,6 @@
             </w:pPr>
             <w:r>
               <w:rPr>
-                <w:b w:val="false"/>
-                <w:bCs w:val="false"/>
                 <w:color w:val="222222"/>
                 <w:sz w:val="20"/>
                 <w:szCs w:val="20"/>
@@ -4903,8 +4942,6 @@
             </w:pPr>
             <w:r>
               <w:rPr>
-                <w:b w:val="false"/>
-                <w:bCs w:val="false"/>
                 <w:color w:val="222222"/>
                 <w:sz w:val="20"/>
                 <w:szCs w:val="20"/>
@@ -4936,8 +4973,6 @@
             </w:pPr>
             <w:r>
               <w:rPr>
-                <w:b w:val="false"/>
-                <w:bCs w:val="false"/>
                 <w:color w:val="222222"/>
                 <w:sz w:val="20"/>
                 <w:szCs w:val="20"/>
@@ -4969,8 +5004,6 @@
             </w:pPr>
             <w:r>
               <w:rPr>
-                <w:b w:val="false"/>
-                <w:bCs w:val="false"/>
                 <w:color w:val="222222"/>
                 <w:sz w:val="20"/>
                 <w:szCs w:val="20"/>
@@ -5000,20 +5033,13 @@
             <w:pPr>
               <w:spacing w:after="0"/>
             </w:pPr>
-            <w:r>
-              <w:rPr>
-                <w:b w:val="false"/>
-                <w:bCs w:val="false"/>
-                <w:color w:val="222222"/>
-                <w:sz w:val="20"/>
-                <w:szCs w:val="20"/>
-              </w:rPr>
-              <w:t xml:space="preserve"/>
-            </w:r>
           </w:p>
         </w:tc>
       </w:tr>
       <w:tr>
+        <w:trPr>
+          <w:cantSplit/>
+        </w:trPr>
         <w:tc>
           <w:tcPr>
             <w:tcW w:type="dxa" w:w="450"/>
@@ -5037,8 +5063,6 @@
             </w:pPr>
             <w:r>
               <w:rPr>
-                <w:b w:val="false"/>
-                <w:bCs w:val="false"/>
                 <w:color w:val="222222"/>
                 <w:sz w:val="20"/>
                 <w:szCs w:val="20"/>
@@ -5070,8 +5094,6 @@
             </w:pPr>
             <w:r>
               <w:rPr>
-                <w:b w:val="false"/>
-                <w:bCs w:val="false"/>
                 <w:color w:val="222222"/>
                 <w:sz w:val="20"/>
                 <w:szCs w:val="20"/>
@@ -5103,8 +5125,6 @@
             </w:pPr>
             <w:r>
               <w:rPr>
-                <w:b w:val="false"/>
-                <w:bCs w:val="false"/>
                 <w:color w:val="222222"/>
                 <w:sz w:val="20"/>
                 <w:szCs w:val="20"/>
@@ -5136,8 +5156,6 @@
             </w:pPr>
             <w:r>
               <w:rPr>
-                <w:b w:val="false"/>
-                <w:bCs w:val="false"/>
                 <w:color w:val="222222"/>
                 <w:sz w:val="20"/>
                 <w:szCs w:val="20"/>
@@ -5167,20 +5185,13 @@
             <w:pPr>
               <w:spacing w:after="0"/>
             </w:pPr>
-            <w:r>
-              <w:rPr>
-                <w:b w:val="false"/>
-                <w:bCs w:val="false"/>
-                <w:color w:val="222222"/>
-                <w:sz w:val="20"/>
-                <w:szCs w:val="20"/>
-              </w:rPr>
-              <w:t xml:space="preserve"/>
-            </w:r>
           </w:p>
         </w:tc>
       </w:tr>
       <w:tr>
+        <w:trPr>
+          <w:cantSplit/>
+        </w:trPr>
         <w:tc>
           <w:tcPr>
             <w:tcW w:type="dxa" w:w="450"/>
@@ -5204,8 +5215,6 @@
             </w:pPr>
             <w:r>
               <w:rPr>
-                <w:b w:val="false"/>
-                <w:bCs w:val="false"/>
                 <w:color w:val="222222"/>
                 <w:sz w:val="20"/>
                 <w:szCs w:val="20"/>
@@ -5237,8 +5246,6 @@
             </w:pPr>
             <w:r>
               <w:rPr>
-                <w:b w:val="false"/>
-                <w:bCs w:val="false"/>
                 <w:color w:val="222222"/>
                 <w:sz w:val="20"/>
                 <w:szCs w:val="20"/>
@@ -5270,8 +5277,6 @@
             </w:pPr>
             <w:r>
               <w:rPr>
-                <w:b w:val="false"/>
-                <w:bCs w:val="false"/>
                 <w:color w:val="222222"/>
                 <w:sz w:val="20"/>
                 <w:szCs w:val="20"/>
@@ -5303,8 +5308,6 @@
             </w:pPr>
             <w:r>
               <w:rPr>
-                <w:b w:val="false"/>
-                <w:bCs w:val="false"/>
                 <w:color w:val="222222"/>
                 <w:sz w:val="20"/>
                 <w:szCs w:val="20"/>
@@ -5334,20 +5337,13 @@
             <w:pPr>
               <w:spacing w:after="0"/>
             </w:pPr>
-            <w:r>
-              <w:rPr>
-                <w:b w:val="false"/>
-                <w:bCs w:val="false"/>
-                <w:color w:val="222222"/>
-                <w:sz w:val="20"/>
-                <w:szCs w:val="20"/>
-              </w:rPr>
-              <w:t xml:space="preserve"/>
-            </w:r>
           </w:p>
         </w:tc>
       </w:tr>
       <w:tr>
+        <w:trPr>
+          <w:cantSplit/>
+        </w:trPr>
         <w:tc>
           <w:tcPr>
             <w:tcW w:type="dxa" w:w="450"/>
@@ -5371,8 +5367,6 @@
             </w:pPr>
             <w:r>
               <w:rPr>
-                <w:b w:val="false"/>
-                <w:bCs w:val="false"/>
                 <w:color w:val="222222"/>
                 <w:sz w:val="20"/>
                 <w:szCs w:val="20"/>
@@ -5404,8 +5398,6 @@
             </w:pPr>
             <w:r>
               <w:rPr>
-                <w:b w:val="false"/>
-                <w:bCs w:val="false"/>
                 <w:color w:val="222222"/>
                 <w:sz w:val="20"/>
                 <w:szCs w:val="20"/>
@@ -5437,8 +5429,6 @@
             </w:pPr>
             <w:r>
               <w:rPr>
-                <w:b w:val="false"/>
-                <w:bCs w:val="false"/>
                 <w:color w:val="222222"/>
                 <w:sz w:val="20"/>
                 <w:szCs w:val="20"/>
@@ -5470,8 +5460,6 @@
             </w:pPr>
             <w:r>
               <w:rPr>
-                <w:b w:val="false"/>
-                <w:bCs w:val="false"/>
                 <w:color w:val="222222"/>
                 <w:sz w:val="20"/>
                 <w:szCs w:val="20"/>
@@ -5501,20 +5489,13 @@
             <w:pPr>
               <w:spacing w:after="0"/>
             </w:pPr>
-            <w:r>
-              <w:rPr>
-                <w:b w:val="false"/>
-                <w:bCs w:val="false"/>
-                <w:color w:val="222222"/>
-                <w:sz w:val="20"/>
-                <w:szCs w:val="20"/>
-              </w:rPr>
-              <w:t xml:space="preserve"/>
-            </w:r>
           </w:p>
         </w:tc>
       </w:tr>
       <w:tr>
+        <w:trPr>
+          <w:cantSplit/>
+        </w:trPr>
         <w:tc>
           <w:tcPr>
             <w:tcW w:type="dxa" w:w="450"/>
@@ -5538,8 +5519,6 @@
             </w:pPr>
             <w:r>
               <w:rPr>
-                <w:b w:val="false"/>
-                <w:bCs w:val="false"/>
                 <w:color w:val="222222"/>
                 <w:sz w:val="20"/>
                 <w:szCs w:val="20"/>
@@ -5571,8 +5550,6 @@
             </w:pPr>
             <w:r>
               <w:rPr>
-                <w:b w:val="false"/>
-                <w:bCs w:val="false"/>
                 <w:color w:val="222222"/>
                 <w:sz w:val="20"/>
                 <w:szCs w:val="20"/>
@@ -5604,8 +5581,6 @@
             </w:pPr>
             <w:r>
               <w:rPr>
-                <w:b w:val="false"/>
-                <w:bCs w:val="false"/>
                 <w:color w:val="222222"/>
                 <w:sz w:val="20"/>
                 <w:szCs w:val="20"/>
@@ -5637,8 +5612,6 @@
             </w:pPr>
             <w:r>
               <w:rPr>
-                <w:b w:val="false"/>
-                <w:bCs w:val="false"/>
                 <w:color w:val="222222"/>
                 <w:sz w:val="20"/>
                 <w:szCs w:val="20"/>
@@ -5668,20 +5641,13 @@
             <w:pPr>
               <w:spacing w:after="0"/>
             </w:pPr>
-            <w:r>
-              <w:rPr>
-                <w:b w:val="false"/>
-                <w:bCs w:val="false"/>
-                <w:color w:val="222222"/>
-                <w:sz w:val="20"/>
-                <w:szCs w:val="20"/>
-              </w:rPr>
-              <w:t xml:space="preserve"/>
-            </w:r>
           </w:p>
         </w:tc>
       </w:tr>
       <w:tr>
+        <w:trPr>
+          <w:cantSplit/>
+        </w:trPr>
         <w:tc>
           <w:tcPr>
             <w:tcW w:type="dxa" w:w="450"/>
@@ -5705,8 +5671,6 @@
             </w:pPr>
             <w:r>
               <w:rPr>
-                <w:b w:val="false"/>
-                <w:bCs w:val="false"/>
                 <w:color w:val="222222"/>
                 <w:sz w:val="20"/>
                 <w:szCs w:val="20"/>
@@ -5738,8 +5702,6 @@
             </w:pPr>
             <w:r>
               <w:rPr>
-                <w:b w:val="false"/>
-                <w:bCs w:val="false"/>
                 <w:color w:val="222222"/>
                 <w:sz w:val="20"/>
                 <w:szCs w:val="20"/>
@@ -5771,8 +5733,6 @@
             </w:pPr>
             <w:r>
               <w:rPr>
-                <w:b w:val="false"/>
-                <w:bCs w:val="false"/>
                 <w:color w:val="222222"/>
                 <w:sz w:val="20"/>
                 <w:szCs w:val="20"/>
@@ -5804,8 +5764,6 @@
             </w:pPr>
             <w:r>
               <w:rPr>
-                <w:b w:val="false"/>
-                <w:bCs w:val="false"/>
                 <w:color w:val="222222"/>
                 <w:sz w:val="20"/>
                 <w:szCs w:val="20"/>
@@ -5835,20 +5793,13 @@
             <w:pPr>
               <w:spacing w:after="0"/>
             </w:pPr>
-            <w:r>
-              <w:rPr>
-                <w:b w:val="false"/>
-                <w:bCs w:val="false"/>
-                <w:color w:val="222222"/>
-                <w:sz w:val="20"/>
-                <w:szCs w:val="20"/>
-              </w:rPr>
-              <w:t xml:space="preserve"/>
-            </w:r>
           </w:p>
         </w:tc>
       </w:tr>
       <w:tr>
+        <w:trPr>
+          <w:cantSplit/>
+        </w:trPr>
         <w:tc>
           <w:tcPr>
             <w:tcW w:type="dxa" w:w="450"/>
@@ -5872,8 +5823,6 @@
             </w:pPr>
             <w:r>
               <w:rPr>
-                <w:b w:val="false"/>
-                <w:bCs w:val="false"/>
                 <w:color w:val="222222"/>
                 <w:sz w:val="20"/>
                 <w:szCs w:val="20"/>
@@ -5905,8 +5854,6 @@
             </w:pPr>
             <w:r>
               <w:rPr>
-                <w:b w:val="false"/>
-                <w:bCs w:val="false"/>
                 <w:color w:val="222222"/>
                 <w:sz w:val="20"/>
                 <w:szCs w:val="20"/>
@@ -5938,8 +5885,6 @@
             </w:pPr>
             <w:r>
               <w:rPr>
-                <w:b w:val="false"/>
-                <w:bCs w:val="false"/>
                 <w:color w:val="222222"/>
                 <w:sz w:val="20"/>
                 <w:szCs w:val="20"/>
@@ -5971,8 +5916,6 @@
             </w:pPr>
             <w:r>
               <w:rPr>
-                <w:b w:val="false"/>
-                <w:bCs w:val="false"/>
                 <w:color w:val="222222"/>
                 <w:sz w:val="20"/>
                 <w:szCs w:val="20"/>
@@ -6002,20 +5945,13 @@
             <w:pPr>
               <w:spacing w:after="0"/>
             </w:pPr>
-            <w:r>
-              <w:rPr>
-                <w:b w:val="false"/>
-                <w:bCs w:val="false"/>
-                <w:color w:val="222222"/>
-                <w:sz w:val="20"/>
-                <w:szCs w:val="20"/>
-              </w:rPr>
-              <w:t xml:space="preserve"/>
-            </w:r>
           </w:p>
         </w:tc>
       </w:tr>
       <w:tr>
+        <w:trPr>
+          <w:cantSplit/>
+        </w:trPr>
         <w:tc>
           <w:tcPr>
             <w:tcW w:type="dxa" w:w="450"/>
@@ -6039,8 +5975,6 @@
             </w:pPr>
             <w:r>
               <w:rPr>
-                <w:b w:val="false"/>
-                <w:bCs w:val="false"/>
                 <w:color w:val="222222"/>
                 <w:sz w:val="20"/>
                 <w:szCs w:val="20"/>
@@ -6072,8 +6006,6 @@
             </w:pPr>
             <w:r>
               <w:rPr>
-                <w:b w:val="false"/>
-                <w:bCs w:val="false"/>
                 <w:color w:val="222222"/>
                 <w:sz w:val="20"/>
                 <w:szCs w:val="20"/>
@@ -6105,8 +6037,6 @@
             </w:pPr>
             <w:r>
               <w:rPr>
-                <w:b w:val="false"/>
-                <w:bCs w:val="false"/>
                 <w:color w:val="222222"/>
                 <w:sz w:val="20"/>
                 <w:szCs w:val="20"/>
@@ -6138,8 +6068,6 @@
             </w:pPr>
             <w:r>
               <w:rPr>
-                <w:b w:val="false"/>
-                <w:bCs w:val="false"/>
                 <w:color w:val="222222"/>
                 <w:sz w:val="20"/>
                 <w:szCs w:val="20"/>
@@ -6169,20 +6097,13 @@
             <w:pPr>
               <w:spacing w:after="0"/>
             </w:pPr>
-            <w:r>
-              <w:rPr>
-                <w:b w:val="false"/>
-                <w:bCs w:val="false"/>
-                <w:color w:val="222222"/>
-                <w:sz w:val="20"/>
-                <w:szCs w:val="20"/>
-              </w:rPr>
-              <w:t xml:space="preserve"/>
-            </w:r>
           </w:p>
         </w:tc>
       </w:tr>
       <w:tr>
+        <w:trPr>
+          <w:cantSplit/>
+        </w:trPr>
         <w:tc>
           <w:tcPr>
             <w:tcW w:type="dxa" w:w="450"/>
@@ -6206,8 +6127,6 @@
             </w:pPr>
             <w:r>
               <w:rPr>
-                <w:b w:val="false"/>
-                <w:bCs w:val="false"/>
                 <w:color w:val="222222"/>
                 <w:sz w:val="20"/>
                 <w:szCs w:val="20"/>
@@ -6239,8 +6158,6 @@
             </w:pPr>
             <w:r>
               <w:rPr>
-                <w:b w:val="false"/>
-                <w:bCs w:val="false"/>
                 <w:color w:val="222222"/>
                 <w:sz w:val="20"/>
                 <w:szCs w:val="20"/>
@@ -6272,8 +6189,6 @@
             </w:pPr>
             <w:r>
               <w:rPr>
-                <w:b w:val="false"/>
-                <w:bCs w:val="false"/>
                 <w:color w:val="222222"/>
                 <w:sz w:val="20"/>
                 <w:szCs w:val="20"/>
@@ -6305,8 +6220,6 @@
             </w:pPr>
             <w:r>
               <w:rPr>
-                <w:b w:val="false"/>
-                <w:bCs w:val="false"/>
                 <w:color w:val="222222"/>
                 <w:sz w:val="20"/>
                 <w:szCs w:val="20"/>
@@ -6336,16 +6249,6 @@
             <w:pPr>
               <w:spacing w:after="0"/>
             </w:pPr>
-            <w:r>
-              <w:rPr>
-                <w:b w:val="false"/>
-                <w:bCs w:val="false"/>
-                <w:color w:val="222222"/>
-                <w:sz w:val="20"/>
-                <w:szCs w:val="20"/>
-              </w:rPr>
-              <w:t xml:space="preserve"/>
-            </w:r>
           </w:p>
         </w:tc>
       </w:tr>
@@ -6371,6 +6274,9 @@
         <w:gridCol w:w="9026"/>
       </w:tblGrid>
       <w:tr>
+        <w:trPr>
+          <w:cantSplit/>
+        </w:trPr>
         <w:tc>
           <w:tcPr>
             <w:tcW w:type="dxa" w:w="9026"/>
@@ -6418,7 +6324,13 @@
     </w:tbl>
     <w:p>
       <w:pPr>
+        <w:spacing w:after="120"/>
+      </w:pPr>
+    </w:p>
+    <w:p>
+      <w:pPr>
         <w:pStyle w:val="Heading2"/>
+        <w:keepNext/>
         <w:pageBreakBefore/>
       </w:pPr>
       <w:r>
@@ -6589,6 +6501,9 @@
         </w:tc>
       </w:tr>
       <w:tr>
+        <w:trPr>
+          <w:cantSplit/>
+        </w:trPr>
         <w:tc>
           <w:tcPr>
             <w:tcW w:type="dxa" w:w="3300"/>
@@ -6612,8 +6527,6 @@
             </w:pPr>
             <w:r>
               <w:rPr>
-                <w:b w:val="false"/>
-                <w:bCs w:val="false"/>
                 <w:color w:val="222222"/>
                 <w:sz w:val="20"/>
                 <w:szCs w:val="20"/>
@@ -6645,8 +6558,6 @@
             </w:pPr>
             <w:r>
               <w:rPr>
-                <w:b w:val="false"/>
-                <w:bCs w:val="false"/>
                 <w:color w:val="222222"/>
                 <w:sz w:val="20"/>
                 <w:szCs w:val="20"/>
@@ -6678,8 +6589,6 @@
             </w:pPr>
             <w:r>
               <w:rPr>
-                <w:b w:val="false"/>
-                <w:bCs w:val="false"/>
                 <w:color w:val="222222"/>
                 <w:sz w:val="20"/>
                 <w:szCs w:val="20"/>
@@ -6711,8 +6620,6 @@
             </w:pPr>
             <w:r>
               <w:rPr>
-                <w:b w:val="false"/>
-                <w:bCs w:val="false"/>
                 <w:color w:val="222222"/>
                 <w:sz w:val="20"/>
                 <w:szCs w:val="20"/>
@@ -6723,6 +6630,9 @@
         </w:tc>
       </w:tr>
       <w:tr>
+        <w:trPr>
+          <w:cantSplit/>
+        </w:trPr>
         <w:tc>
           <w:tcPr>
             <w:tcW w:type="dxa" w:w="3300"/>
@@ -6746,8 +6656,6 @@
             </w:pPr>
             <w:r>
               <w:rPr>
-                <w:b w:val="false"/>
-                <w:bCs w:val="false"/>
                 <w:color w:val="222222"/>
                 <w:sz w:val="20"/>
                 <w:szCs w:val="20"/>
@@ -6779,8 +6687,6 @@
             </w:pPr>
             <w:r>
               <w:rPr>
-                <w:b w:val="false"/>
-                <w:bCs w:val="false"/>
                 <w:color w:val="222222"/>
                 <w:sz w:val="20"/>
                 <w:szCs w:val="20"/>
@@ -6812,8 +6718,6 @@
             </w:pPr>
             <w:r>
               <w:rPr>
-                <w:b w:val="false"/>
-                <w:bCs w:val="false"/>
                 <w:color w:val="222222"/>
                 <w:sz w:val="20"/>
                 <w:szCs w:val="20"/>
@@ -6845,8 +6749,6 @@
             </w:pPr>
             <w:r>
               <w:rPr>
-                <w:b w:val="false"/>
-                <w:bCs w:val="false"/>
                 <w:color w:val="222222"/>
                 <w:sz w:val="20"/>
                 <w:szCs w:val="20"/>
@@ -6857,6 +6759,9 @@
         </w:tc>
       </w:tr>
       <w:tr>
+        <w:trPr>
+          <w:cantSplit/>
+        </w:trPr>
         <w:tc>
           <w:tcPr>
             <w:tcW w:type="dxa" w:w="3300"/>
@@ -6880,8 +6785,6 @@
             </w:pPr>
             <w:r>
               <w:rPr>
-                <w:b w:val="false"/>
-                <w:bCs w:val="false"/>
                 <w:color w:val="222222"/>
                 <w:sz w:val="20"/>
                 <w:szCs w:val="20"/>
@@ -6913,8 +6816,6 @@
             </w:pPr>
             <w:r>
               <w:rPr>
-                <w:b w:val="false"/>
-                <w:bCs w:val="false"/>
                 <w:color w:val="222222"/>
                 <w:sz w:val="20"/>
                 <w:szCs w:val="20"/>
@@ -6946,8 +6847,6 @@
             </w:pPr>
             <w:r>
               <w:rPr>
-                <w:b w:val="false"/>
-                <w:bCs w:val="false"/>
                 <w:color w:val="222222"/>
                 <w:sz w:val="20"/>
                 <w:szCs w:val="20"/>
@@ -6979,8 +6878,6 @@
             </w:pPr>
             <w:r>
               <w:rPr>
-                <w:b w:val="false"/>
-                <w:bCs w:val="false"/>
                 <w:color w:val="222222"/>
                 <w:sz w:val="20"/>
                 <w:szCs w:val="20"/>
@@ -6991,6 +6888,9 @@
         </w:tc>
       </w:tr>
       <w:tr>
+        <w:trPr>
+          <w:cantSplit/>
+        </w:trPr>
         <w:tc>
           <w:tcPr>
             <w:tcW w:type="dxa" w:w="3300"/>
@@ -7014,8 +6914,6 @@
             </w:pPr>
             <w:r>
               <w:rPr>
-                <w:b w:val="false"/>
-                <w:bCs w:val="false"/>
                 <w:color w:val="222222"/>
                 <w:sz w:val="20"/>
                 <w:szCs w:val="20"/>
@@ -7047,8 +6945,6 @@
             </w:pPr>
             <w:r>
               <w:rPr>
-                <w:b w:val="false"/>
-                <w:bCs w:val="false"/>
                 <w:color w:val="222222"/>
                 <w:sz w:val="20"/>
                 <w:szCs w:val="20"/>
@@ -7080,8 +6976,6 @@
             </w:pPr>
             <w:r>
               <w:rPr>
-                <w:b w:val="false"/>
-                <w:bCs w:val="false"/>
                 <w:color w:val="222222"/>
                 <w:sz w:val="20"/>
                 <w:szCs w:val="20"/>
@@ -7113,8 +7007,6 @@
             </w:pPr>
             <w:r>
               <w:rPr>
-                <w:b w:val="false"/>
-                <w:bCs w:val="false"/>
                 <w:color w:val="222222"/>
                 <w:sz w:val="20"/>
                 <w:szCs w:val="20"/>
@@ -7125,6 +7017,9 @@
         </w:tc>
       </w:tr>
       <w:tr>
+        <w:trPr>
+          <w:cantSplit/>
+        </w:trPr>
         <w:tc>
           <w:tcPr>
             <w:tcW w:type="dxa" w:w="3300"/>
@@ -7148,8 +7043,6 @@
             </w:pPr>
             <w:r>
               <w:rPr>
-                <w:b w:val="false"/>
-                <w:bCs w:val="false"/>
                 <w:color w:val="222222"/>
                 <w:sz w:val="20"/>
                 <w:szCs w:val="20"/>
@@ -7181,8 +7074,6 @@
             </w:pPr>
             <w:r>
               <w:rPr>
-                <w:b w:val="false"/>
-                <w:bCs w:val="false"/>
                 <w:color w:val="222222"/>
                 <w:sz w:val="20"/>
                 <w:szCs w:val="20"/>
@@ -7214,8 +7105,6 @@
             </w:pPr>
             <w:r>
               <w:rPr>
-                <w:b w:val="false"/>
-                <w:bCs w:val="false"/>
                 <w:color w:val="222222"/>
                 <w:sz w:val="20"/>
                 <w:szCs w:val="20"/>
@@ -7247,8 +7136,6 @@
             </w:pPr>
             <w:r>
               <w:rPr>
-                <w:b w:val="false"/>
-                <w:bCs w:val="false"/>
                 <w:color w:val="222222"/>
                 <w:sz w:val="20"/>
                 <w:szCs w:val="20"/>
@@ -7259,6 +7146,11 @@
         </w:tc>
       </w:tr>
     </w:tbl>
+    <w:p>
+      <w:pPr>
+        <w:spacing w:after="120"/>
+      </w:pPr>
+    </w:p>
     <w:p>
       <w:pPr>
         <w:spacing w:after="120" w:line="276"/>
@@ -7369,9 +7261,45 @@
         </w:tc>
       </w:tr>
       <w:tr>
+        <w:trPr>
+          <w:cantSplit/>
+        </w:trPr>
         <w:tc>
           <w:tcPr>
             <w:tcW w:type="dxa" w:w="3200"/>
+            <w:tcBorders>
+              <w:top w:val="single" w:color="BFBFBF" w:sz="4"/>
+              <w:left w:val="single" w:color="BFBFBF" w:sz="4"/>
+              <w:bottom w:val="single" w:color="BFBFBF" w:sz="4"/>
+              <w:right w:val="single" w:color="BFBFBF" w:sz="4"/>
+            </w:tcBorders>
+            <w:shd w:fill="FFFFFF" w:color="auto" w:val="clear"/>
+            <w:tcMar>
+              <w:top w:type="dxa" w:w="80"/>
+              <w:left w:type="dxa" w:w="110"/>
+              <w:bottom w:type="dxa" w:w="80"/>
+              <w:right w:type="dxa" w:w="110"/>
+            </w:tcMar>
+          </w:tcPr>
+          <w:p>
+            <w:pPr>
+              <w:spacing w:after="0"/>
+            </w:pPr>
+            <w:r>
+              <w:rPr>
+                <w:b/>
+                <w:bCs/>
+                <w:color w:val="222222"/>
+                <w:sz w:val="20"/>
+                <w:szCs w:val="20"/>
+              </w:rPr>
+              <w:t xml:space="preserve">What is backed up?</w:t>
+            </w:r>
+          </w:p>
+        </w:tc>
+        <w:tc>
+          <w:tcPr>
+            <w:tcW w:type="dxa" w:w="5826"/>
             <w:tcBorders>
               <w:top w:val="single" w:color="BFBFBF" w:sz="4"/>
               <w:left w:val="single" w:color="BFBFBF" w:sz="4"/>
@@ -7398,7 +7326,45 @@
                 <w:sz w:val="20"/>
                 <w:szCs w:val="20"/>
               </w:rPr>
-              <w:t xml:space="preserve">What is backed up?</w:t>
+              <w:t xml:space="preserve">The full database and all files uploaded by users</w:t>
+            </w:r>
+          </w:p>
+        </w:tc>
+      </w:tr>
+      <w:tr>
+        <w:trPr>
+          <w:cantSplit/>
+        </w:trPr>
+        <w:tc>
+          <w:tcPr>
+            <w:tcW w:type="dxa" w:w="3200"/>
+            <w:tcBorders>
+              <w:top w:val="single" w:color="BFBFBF" w:sz="4"/>
+              <w:left w:val="single" w:color="BFBFBF" w:sz="4"/>
+              <w:bottom w:val="single" w:color="BFBFBF" w:sz="4"/>
+              <w:right w:val="single" w:color="BFBFBF" w:sz="4"/>
+            </w:tcBorders>
+            <w:shd w:fill="F2F2F2" w:color="auto" w:val="clear"/>
+            <w:tcMar>
+              <w:top w:type="dxa" w:w="80"/>
+              <w:left w:type="dxa" w:w="110"/>
+              <w:bottom w:type="dxa" w:w="80"/>
+              <w:right w:type="dxa" w:w="110"/>
+            </w:tcMar>
+          </w:tcPr>
+          <w:p>
+            <w:pPr>
+              <w:spacing w:after="0"/>
+            </w:pPr>
+            <w:r>
+              <w:rPr>
+                <w:b/>
+                <w:bCs/>
+                <w:color w:val="222222"/>
+                <w:sz w:val="20"/>
+                <w:szCs w:val="20"/>
+              </w:rPr>
+              <w:t xml:space="preserve">When?</w:t>
             </w:r>
           </w:p>
         </w:tc>
@@ -7411,7 +7377,7 @@
               <w:bottom w:val="single" w:color="BFBFBF" w:sz="4"/>
               <w:right w:val="single" w:color="BFBFBF" w:sz="4"/>
             </w:tcBorders>
-            <w:shd w:fill="FFFFFF" w:color="auto" w:val="clear"/>
+            <w:shd w:fill="F2F2F2" w:color="auto" w:val="clear"/>
             <w:tcMar>
               <w:top w:type="dxa" w:w="80"/>
               <w:left w:type="dxa" w:w="110"/>
@@ -7431,12 +7397,15 @@
                 <w:sz w:val="20"/>
                 <w:szCs w:val="20"/>
               </w:rPr>
-              <w:t xml:space="preserve">The full database and all files uploaded by users</w:t>
+              <w:t xml:space="preserve">Every night at 03:00 (Tashkent time)</w:t>
             </w:r>
           </w:p>
         </w:tc>
       </w:tr>
       <w:tr>
+        <w:trPr>
+          <w:cantSplit/>
+        </w:trPr>
         <w:tc>
           <w:tcPr>
             <w:tcW w:type="dxa" w:w="3200"/>
@@ -7446,7 +7415,40 @@
               <w:bottom w:val="single" w:color="BFBFBF" w:sz="4"/>
               <w:right w:val="single" w:color="BFBFBF" w:sz="4"/>
             </w:tcBorders>
-            <w:shd w:fill="F2F2F2" w:color="auto" w:val="clear"/>
+            <w:shd w:fill="FFFFFF" w:color="auto" w:val="clear"/>
+            <w:tcMar>
+              <w:top w:type="dxa" w:w="80"/>
+              <w:left w:type="dxa" w:w="110"/>
+              <w:bottom w:type="dxa" w:w="80"/>
+              <w:right w:type="dxa" w:w="110"/>
+            </w:tcMar>
+          </w:tcPr>
+          <w:p>
+            <w:pPr>
+              <w:spacing w:after="0"/>
+            </w:pPr>
+            <w:r>
+              <w:rPr>
+                <w:b/>
+                <w:bCs/>
+                <w:color w:val="222222"/>
+                <w:sz w:val="20"/>
+                <w:szCs w:val="20"/>
+              </w:rPr>
+              <w:t xml:space="preserve">Where?</w:t>
+            </w:r>
+          </w:p>
+        </w:tc>
+        <w:tc>
+          <w:tcPr>
+            <w:tcW w:type="dxa" w:w="5826"/>
+            <w:tcBorders>
+              <w:top w:val="single" w:color="BFBFBF" w:sz="4"/>
+              <w:left w:val="single" w:color="BFBFBF" w:sz="4"/>
+              <w:bottom w:val="single" w:color="BFBFBF" w:sz="4"/>
+              <w:right w:val="single" w:color="BFBFBF" w:sz="4"/>
+            </w:tcBorders>
+            <w:shd w:fill="FFFFFF" w:color="auto" w:val="clear"/>
             <w:tcMar>
               <w:top w:type="dxa" w:w="80"/>
               <w:left w:type="dxa" w:w="110"/>
@@ -7466,7 +7468,45 @@
                 <w:sz w:val="20"/>
                 <w:szCs w:val="20"/>
               </w:rPr>
-              <w:t xml:space="preserve">When?</w:t>
+              <w:t xml:space="preserve">Encrypted, at an external storage provider — not on the website server</w:t>
+            </w:r>
+          </w:p>
+        </w:tc>
+      </w:tr>
+      <w:tr>
+        <w:trPr>
+          <w:cantSplit/>
+        </w:trPr>
+        <w:tc>
+          <w:tcPr>
+            <w:tcW w:type="dxa" w:w="3200"/>
+            <w:tcBorders>
+              <w:top w:val="single" w:color="BFBFBF" w:sz="4"/>
+              <w:left w:val="single" w:color="BFBFBF" w:sz="4"/>
+              <w:bottom w:val="single" w:color="BFBFBF" w:sz="4"/>
+              <w:right w:val="single" w:color="BFBFBF" w:sz="4"/>
+            </w:tcBorders>
+            <w:shd w:fill="F2F2F2" w:color="auto" w:val="clear"/>
+            <w:tcMar>
+              <w:top w:type="dxa" w:w="80"/>
+              <w:left w:type="dxa" w:w="110"/>
+              <w:bottom w:type="dxa" w:w="80"/>
+              <w:right w:type="dxa" w:w="110"/>
+            </w:tcMar>
+          </w:tcPr>
+          <w:p>
+            <w:pPr>
+              <w:spacing w:after="0"/>
+            </w:pPr>
+            <w:r>
+              <w:rPr>
+                <w:b/>
+                <w:bCs/>
+                <w:color w:val="222222"/>
+                <w:sz w:val="20"/>
+                <w:szCs w:val="20"/>
+              </w:rPr>
+              <w:t xml:space="preserve">How long are backups kept?</w:t>
             </w:r>
           </w:p>
         </w:tc>
@@ -7499,15 +7539,51 @@
                 <w:sz w:val="20"/>
                 <w:szCs w:val="20"/>
               </w:rPr>
-              <w:t xml:space="preserve">Every night at 03:00 (Tashkent time)</w:t>
+              <w:t xml:space="preserve">Last 7 days, last 4 weeks, last 6 months</w:t>
             </w:r>
           </w:p>
         </w:tc>
       </w:tr>
       <w:tr>
+        <w:trPr>
+          <w:cantSplit/>
+        </w:trPr>
         <w:tc>
           <w:tcPr>
             <w:tcW w:type="dxa" w:w="3200"/>
+            <w:tcBorders>
+              <w:top w:val="single" w:color="BFBFBF" w:sz="4"/>
+              <w:left w:val="single" w:color="BFBFBF" w:sz="4"/>
+              <w:bottom w:val="single" w:color="BFBFBF" w:sz="4"/>
+              <w:right w:val="single" w:color="BFBFBF" w:sz="4"/>
+            </w:tcBorders>
+            <w:shd w:fill="FFFFFF" w:color="auto" w:val="clear"/>
+            <w:tcMar>
+              <w:top w:type="dxa" w:w="80"/>
+              <w:left w:type="dxa" w:w="110"/>
+              <w:bottom w:type="dxa" w:w="80"/>
+              <w:right w:type="dxa" w:w="110"/>
+            </w:tcMar>
+          </w:tcPr>
+          <w:p>
+            <w:pPr>
+              <w:spacing w:after="0"/>
+            </w:pPr>
+            <w:r>
+              <w:rPr>
+                <w:b/>
+                <w:bCs/>
+                <w:color w:val="222222"/>
+                <w:sz w:val="20"/>
+                <w:szCs w:val="20"/>
+              </w:rPr>
+              <w:t xml:space="preserve">Are they tested?</w:t>
+            </w:r>
+          </w:p>
+        </w:tc>
+        <w:tc>
+          <w:tcPr>
+            <w:tcW w:type="dxa" w:w="5826"/>
             <w:tcBorders>
               <w:top w:val="single" w:color="BFBFBF" w:sz="4"/>
               <w:left w:val="single" w:color="BFBFBF" w:sz="4"/>
@@ -7534,7 +7610,45 @@
                 <w:sz w:val="20"/>
                 <w:szCs w:val="20"/>
               </w:rPr>
-              <w:t xml:space="preserve">Where?</w:t>
+              <w:t xml:space="preserve">Yes — every Sunday the latest backup is restored into a temporary copy and checked automatically</w:t>
+            </w:r>
+          </w:p>
+        </w:tc>
+      </w:tr>
+      <w:tr>
+        <w:trPr>
+          <w:cantSplit/>
+        </w:trPr>
+        <w:tc>
+          <w:tcPr>
+            <w:tcW w:type="dxa" w:w="3200"/>
+            <w:tcBorders>
+              <w:top w:val="single" w:color="BFBFBF" w:sz="4"/>
+              <w:left w:val="single" w:color="BFBFBF" w:sz="4"/>
+              <w:bottom w:val="single" w:color="BFBFBF" w:sz="4"/>
+              <w:right w:val="single" w:color="BFBFBF" w:sz="4"/>
+            </w:tcBorders>
+            <w:shd w:fill="F2F2F2" w:color="auto" w:val="clear"/>
+            <w:tcMar>
+              <w:top w:type="dxa" w:w="80"/>
+              <w:left w:type="dxa" w:w="110"/>
+              <w:bottom w:type="dxa" w:w="80"/>
+              <w:right w:type="dxa" w:w="110"/>
+            </w:tcMar>
+          </w:tcPr>
+          <w:p>
+            <w:pPr>
+              <w:spacing w:after="0"/>
+            </w:pPr>
+            <w:r>
+              <w:rPr>
+                <w:b/>
+                <w:bCs/>
+                <w:color w:val="222222"/>
+                <w:sz w:val="20"/>
+                <w:szCs w:val="20"/>
+              </w:rPr>
+              <w:t xml:space="preserve">Maximum data loss (RPO)</w:t>
             </w:r>
           </w:p>
         </w:tc>
@@ -7547,7 +7661,7 @@
               <w:bottom w:val="single" w:color="BFBFBF" w:sz="4"/>
               <w:right w:val="single" w:color="BFBFBF" w:sz="4"/>
             </w:tcBorders>
-            <w:shd w:fill="FFFFFF" w:color="auto" w:val="clear"/>
+            <w:shd w:fill="F2F2F2" w:color="auto" w:val="clear"/>
             <w:tcMar>
               <w:top w:type="dxa" w:w="80"/>
               <w:left w:type="dxa" w:w="110"/>
@@ -7567,12 +7681,15 @@
                 <w:sz w:val="20"/>
                 <w:szCs w:val="20"/>
               </w:rPr>
-              <w:t xml:space="preserve">Encrypted, at an external storage provider — not on the website server</w:t>
+              <w:t xml:space="preserve">Up to 24 hours (can be reduced to a few hours on request)</w:t>
             </w:r>
           </w:p>
         </w:tc>
       </w:tr>
       <w:tr>
+        <w:trPr>
+          <w:cantSplit/>
+        </w:trPr>
         <w:tc>
           <w:tcPr>
             <w:tcW w:type="dxa" w:w="3200"/>
@@ -7582,7 +7699,40 @@
               <w:bottom w:val="single" w:color="BFBFBF" w:sz="4"/>
               <w:right w:val="single" w:color="BFBFBF" w:sz="4"/>
             </w:tcBorders>
-            <w:shd w:fill="F2F2F2" w:color="auto" w:val="clear"/>
+            <w:shd w:fill="FFFFFF" w:color="auto" w:val="clear"/>
+            <w:tcMar>
+              <w:top w:type="dxa" w:w="80"/>
+              <w:left w:type="dxa" w:w="110"/>
+              <w:bottom w:type="dxa" w:w="80"/>
+              <w:right w:type="dxa" w:w="110"/>
+            </w:tcMar>
+          </w:tcPr>
+          <w:p>
+            <w:pPr>
+              <w:spacing w:after="0"/>
+            </w:pPr>
+            <w:r>
+              <w:rPr>
+                <w:b/>
+                <w:bCs/>
+                <w:color w:val="222222"/>
+                <w:sz w:val="20"/>
+                <w:szCs w:val="20"/>
+              </w:rPr>
+              <w:t xml:space="preserve">Time to restore on a new server (RTO)</w:t>
+            </w:r>
+          </w:p>
+        </w:tc>
+        <w:tc>
+          <w:tcPr>
+            <w:tcW w:type="dxa" w:w="5826"/>
+            <w:tcBorders>
+              <w:top w:val="single" w:color="BFBFBF" w:sz="4"/>
+              <w:left w:val="single" w:color="BFBFBF" w:sz="4"/>
+              <w:bottom w:val="single" w:color="BFBFBF" w:sz="4"/>
+              <w:right w:val="single" w:color="BFBFBF" w:sz="4"/>
+            </w:tcBorders>
+            <w:shd w:fill="FFFFFF" w:color="auto" w:val="clear"/>
             <w:tcMar>
               <w:top w:type="dxa" w:w="80"/>
               <w:left w:type="dxa" w:w="110"/>
@@ -7602,45 +7752,15 @@
                 <w:sz w:val="20"/>
                 <w:szCs w:val="20"/>
               </w:rPr>
-              <w:t xml:space="preserve">How long are backups kept?</w:t>
-            </w:r>
-          </w:p>
-        </w:tc>
-        <w:tc>
-          <w:tcPr>
-            <w:tcW w:type="dxa" w:w="5826"/>
-            <w:tcBorders>
-              <w:top w:val="single" w:color="BFBFBF" w:sz="4"/>
-              <w:left w:val="single" w:color="BFBFBF" w:sz="4"/>
-              <w:bottom w:val="single" w:color="BFBFBF" w:sz="4"/>
-              <w:right w:val="single" w:color="BFBFBF" w:sz="4"/>
-            </w:tcBorders>
-            <w:shd w:fill="F2F2F2" w:color="auto" w:val="clear"/>
-            <w:tcMar>
-              <w:top w:type="dxa" w:w="80"/>
-              <w:left w:type="dxa" w:w="110"/>
-              <w:bottom w:type="dxa" w:w="80"/>
-              <w:right w:type="dxa" w:w="110"/>
-            </w:tcMar>
-          </w:tcPr>
-          <w:p>
-            <w:pPr>
-              <w:spacing w:after="0"/>
-            </w:pPr>
-            <w:r>
-              <w:rPr>
-                <w:b w:val="false"/>
-                <w:bCs w:val="false"/>
-                <w:color w:val="222222"/>
-                <w:sz w:val="20"/>
-                <w:szCs w:val="20"/>
-              </w:rPr>
-              <w:t xml:space="preserve">Last 7 days, last 4 weeks, last 6 months</w:t>
+              <w:t xml:space="preserve">Target: under 1 hour</w:t>
             </w:r>
           </w:p>
         </w:tc>
       </w:tr>
       <w:tr>
+        <w:trPr>
+          <w:cantSplit/>
+        </w:trPr>
         <w:tc>
           <w:tcPr>
             <w:tcW w:type="dxa" w:w="3200"/>
@@ -7650,74 +7770,6 @@
               <w:bottom w:val="single" w:color="BFBFBF" w:sz="4"/>
               <w:right w:val="single" w:color="BFBFBF" w:sz="4"/>
             </w:tcBorders>
-            <w:shd w:fill="FFFFFF" w:color="auto" w:val="clear"/>
-            <w:tcMar>
-              <w:top w:type="dxa" w:w="80"/>
-              <w:left w:type="dxa" w:w="110"/>
-              <w:bottom w:type="dxa" w:w="80"/>
-              <w:right w:type="dxa" w:w="110"/>
-            </w:tcMar>
-          </w:tcPr>
-          <w:p>
-            <w:pPr>
-              <w:spacing w:after="0"/>
-            </w:pPr>
-            <w:r>
-              <w:rPr>
-                <w:b w:val="false"/>
-                <w:bCs w:val="false"/>
-                <w:color w:val="222222"/>
-                <w:sz w:val="20"/>
-                <w:szCs w:val="20"/>
-              </w:rPr>
-              <w:t xml:space="preserve">Are they tested?</w:t>
-            </w:r>
-          </w:p>
-        </w:tc>
-        <w:tc>
-          <w:tcPr>
-            <w:tcW w:type="dxa" w:w="5826"/>
-            <w:tcBorders>
-              <w:top w:val="single" w:color="BFBFBF" w:sz="4"/>
-              <w:left w:val="single" w:color="BFBFBF" w:sz="4"/>
-              <w:bottom w:val="single" w:color="BFBFBF" w:sz="4"/>
-              <w:right w:val="single" w:color="BFBFBF" w:sz="4"/>
-            </w:tcBorders>
-            <w:shd w:fill="FFFFFF" w:color="auto" w:val="clear"/>
-            <w:tcMar>
-              <w:top w:type="dxa" w:w="80"/>
-              <w:left w:type="dxa" w:w="110"/>
-              <w:bottom w:type="dxa" w:w="80"/>
-              <w:right w:type="dxa" w:w="110"/>
-            </w:tcMar>
-          </w:tcPr>
-          <w:p>
-            <w:pPr>
-              <w:spacing w:after="0"/>
-            </w:pPr>
-            <w:r>
-              <w:rPr>
-                <w:b w:val="false"/>
-                <w:bCs w:val="false"/>
-                <w:color w:val="222222"/>
-                <w:sz w:val="20"/>
-                <w:szCs w:val="20"/>
-              </w:rPr>
-              <w:t xml:space="preserve">Yes — every Sunday the latest backup is restored into a temporary copy and checked automatically</w:t>
-            </w:r>
-          </w:p>
-        </w:tc>
-      </w:tr>
-      <w:tr>
-        <w:tc>
-          <w:tcPr>
-            <w:tcW w:type="dxa" w:w="3200"/>
-            <w:tcBorders>
-              <w:top w:val="single" w:color="BFBFBF" w:sz="4"/>
-              <w:left w:val="single" w:color="BFBFBF" w:sz="4"/>
-              <w:bottom w:val="single" w:color="BFBFBF" w:sz="4"/>
-              <w:right w:val="single" w:color="BFBFBF" w:sz="4"/>
-            </w:tcBorders>
             <w:shd w:fill="F2F2F2" w:color="auto" w:val="clear"/>
             <w:tcMar>
               <w:top w:type="dxa" w:w="80"/>
@@ -7732,144 +7784,8 @@
             </w:pPr>
             <w:r>
               <w:rPr>
-                <w:b w:val="false"/>
-                <w:bCs w:val="false"/>
-                <w:color w:val="222222"/>
-                <w:sz w:val="20"/>
-                <w:szCs w:val="20"/>
-              </w:rPr>
-              <w:t xml:space="preserve">Maximum data loss (RPO)</w:t>
-            </w:r>
-          </w:p>
-        </w:tc>
-        <w:tc>
-          <w:tcPr>
-            <w:tcW w:type="dxa" w:w="5826"/>
-            <w:tcBorders>
-              <w:top w:val="single" w:color="BFBFBF" w:sz="4"/>
-              <w:left w:val="single" w:color="BFBFBF" w:sz="4"/>
-              <w:bottom w:val="single" w:color="BFBFBF" w:sz="4"/>
-              <w:right w:val="single" w:color="BFBFBF" w:sz="4"/>
-            </w:tcBorders>
-            <w:shd w:fill="F2F2F2" w:color="auto" w:val="clear"/>
-            <w:tcMar>
-              <w:top w:type="dxa" w:w="80"/>
-              <w:left w:type="dxa" w:w="110"/>
-              <w:bottom w:type="dxa" w:w="80"/>
-              <w:right w:type="dxa" w:w="110"/>
-            </w:tcMar>
-          </w:tcPr>
-          <w:p>
-            <w:pPr>
-              <w:spacing w:after="0"/>
-            </w:pPr>
-            <w:r>
-              <w:rPr>
-                <w:b w:val="false"/>
-                <w:bCs w:val="false"/>
-                <w:color w:val="222222"/>
-                <w:sz w:val="20"/>
-                <w:szCs w:val="20"/>
-              </w:rPr>
-              <w:t xml:space="preserve">Up to 24 hours (can be reduced to a few hours on request)</w:t>
-            </w:r>
-          </w:p>
-        </w:tc>
-      </w:tr>
-      <w:tr>
-        <w:tc>
-          <w:tcPr>
-            <w:tcW w:type="dxa" w:w="3200"/>
-            <w:tcBorders>
-              <w:top w:val="single" w:color="BFBFBF" w:sz="4"/>
-              <w:left w:val="single" w:color="BFBFBF" w:sz="4"/>
-              <w:bottom w:val="single" w:color="BFBFBF" w:sz="4"/>
-              <w:right w:val="single" w:color="BFBFBF" w:sz="4"/>
-            </w:tcBorders>
-            <w:shd w:fill="FFFFFF" w:color="auto" w:val="clear"/>
-            <w:tcMar>
-              <w:top w:type="dxa" w:w="80"/>
-              <w:left w:type="dxa" w:w="110"/>
-              <w:bottom w:type="dxa" w:w="80"/>
-              <w:right w:type="dxa" w:w="110"/>
-            </w:tcMar>
-          </w:tcPr>
-          <w:p>
-            <w:pPr>
-              <w:spacing w:after="0"/>
-            </w:pPr>
-            <w:r>
-              <w:rPr>
-                <w:b w:val="false"/>
-                <w:bCs w:val="false"/>
-                <w:color w:val="222222"/>
-                <w:sz w:val="20"/>
-                <w:szCs w:val="20"/>
-              </w:rPr>
-              <w:t xml:space="preserve">Time to restore on a new server (RTO)</w:t>
-            </w:r>
-          </w:p>
-        </w:tc>
-        <w:tc>
-          <w:tcPr>
-            <w:tcW w:type="dxa" w:w="5826"/>
-            <w:tcBorders>
-              <w:top w:val="single" w:color="BFBFBF" w:sz="4"/>
-              <w:left w:val="single" w:color="BFBFBF" w:sz="4"/>
-              <w:bottom w:val="single" w:color="BFBFBF" w:sz="4"/>
-              <w:right w:val="single" w:color="BFBFBF" w:sz="4"/>
-            </w:tcBorders>
-            <w:shd w:fill="FFFFFF" w:color="auto" w:val="clear"/>
-            <w:tcMar>
-              <w:top w:type="dxa" w:w="80"/>
-              <w:left w:type="dxa" w:w="110"/>
-              <w:bottom w:type="dxa" w:w="80"/>
-              <w:right w:type="dxa" w:w="110"/>
-            </w:tcMar>
-          </w:tcPr>
-          <w:p>
-            <w:pPr>
-              <w:spacing w:after="0"/>
-            </w:pPr>
-            <w:r>
-              <w:rPr>
-                <w:b w:val="false"/>
-                <w:bCs w:val="false"/>
-                <w:color w:val="222222"/>
-                <w:sz w:val="20"/>
-                <w:szCs w:val="20"/>
-              </w:rPr>
-              <w:t xml:space="preserve">Target: under 1 hour</w:t>
-            </w:r>
-          </w:p>
-        </w:tc>
-      </w:tr>
-      <w:tr>
-        <w:tc>
-          <w:tcPr>
-            <w:tcW w:type="dxa" w:w="3200"/>
-            <w:tcBorders>
-              <w:top w:val="single" w:color="BFBFBF" w:sz="4"/>
-              <w:left w:val="single" w:color="BFBFBF" w:sz="4"/>
-              <w:bottom w:val="single" w:color="BFBFBF" w:sz="4"/>
-              <w:right w:val="single" w:color="BFBFBF" w:sz="4"/>
-            </w:tcBorders>
-            <w:shd w:fill="F2F2F2" w:color="auto" w:val="clear"/>
-            <w:tcMar>
-              <w:top w:type="dxa" w:w="80"/>
-              <w:left w:type="dxa" w:w="110"/>
-              <w:bottom w:type="dxa" w:w="80"/>
-              <w:right w:type="dxa" w:w="110"/>
-            </w:tcMar>
-          </w:tcPr>
-          <w:p>
-            <w:pPr>
-              <w:spacing w:after="0"/>
-            </w:pPr>
-            <w:r>
-              <w:rPr>
-                <w:b w:val="false"/>
-                <w:bCs w:val="false"/>
+                <w:b/>
+                <w:bCs/>
                 <w:color w:val="222222"/>
                 <w:sz w:val="20"/>
                 <w:szCs w:val="20"/>
@@ -7934,6 +7850,9 @@
         <w:gridCol w:w="9026"/>
       </w:tblGrid>
       <w:tr>
+        <w:trPr>
+          <w:cantSplit/>
+        </w:trPr>
         <w:tc>
           <w:tcPr>
             <w:tcW w:type="dxa" w:w="9026"/>
@@ -7981,7 +7900,13 @@
     </w:tbl>
     <w:p>
       <w:pPr>
+        <w:spacing w:after="120"/>
+      </w:pPr>
+    </w:p>
+    <w:p>
+      <w:pPr>
         <w:pStyle w:val="Heading2"/>
+        <w:keepNext/>
       </w:pPr>
       <w:r>
         <w:t xml:space="preserve">If you need data restored</w:t>
@@ -8155,6 +8080,7 @@
     <w:p>
       <w:pPr>
         <w:pStyle w:val="Heading2"/>
+        <w:keepNext/>
       </w:pPr>
       <w:r>
         <w:t xml:space="preserve">What we ask from you</w:t>
@@ -8211,6 +8137,7 @@
     <w:p>
       <w:pPr>
         <w:pStyle w:val="Heading2"/>
+        <w:keepNext/>
       </w:pPr>
       <w:r>
         <w:t xml:space="preserve">7.1 Can this be put into production?</w:t>
@@ -8267,6 +8194,7 @@
     <w:p>
       <w:pPr>
         <w:pStyle w:val="Heading2"/>
+        <w:keepNext/>
       </w:pPr>
       <w:r>
         <w:t xml:space="preserve">7.2 Demo hosting versus production</w:t>
@@ -8314,6 +8242,29 @@
             <w:pPr>
               <w:spacing w:after="0"/>
             </w:pPr>
+          </w:p>
+        </w:tc>
+        <w:tc>
+          <w:tcPr>
+            <w:tcW w:type="dxa" w:w="3100"/>
+            <w:tcBorders>
+              <w:top w:val="single" w:color="BFBFBF" w:sz="4"/>
+              <w:left w:val="single" w:color="BFBFBF" w:sz="4"/>
+              <w:bottom w:val="single" w:color="BFBFBF" w:sz="4"/>
+              <w:right w:val="single" w:color="BFBFBF" w:sz="4"/>
+            </w:tcBorders>
+            <w:shd w:fill="1F4E79" w:color="auto" w:val="clear"/>
+            <w:tcMar>
+              <w:top w:type="dxa" w:w="80"/>
+              <w:left w:type="dxa" w:w="110"/>
+              <w:bottom w:type="dxa" w:w="80"/>
+              <w:right w:type="dxa" w:w="110"/>
+            </w:tcMar>
+          </w:tcPr>
+          <w:p>
+            <w:pPr>
+              <w:spacing w:after="0"/>
+            </w:pPr>
             <w:r>
               <w:rPr>
                 <w:b/>
@@ -8322,13 +8273,13 @@
                 <w:sz w:val="20"/>
                 <w:szCs w:val="20"/>
               </w:rPr>
-              <w:t xml:space="preserve"/>
-            </w:r>
-          </w:p>
-        </w:tc>
-        <w:tc>
-          <w:tcPr>
-            <w:tcW w:type="dxa" w:w="3100"/>
+              <w:t xml:space="preserve">Free demo (Render)</w:t>
+            </w:r>
+          </w:p>
+        </w:tc>
+        <w:tc>
+          <w:tcPr>
+            <w:tcW w:type="dxa" w:w="3526"/>
             <w:tcBorders>
               <w:top w:val="single" w:color="BFBFBF" w:sz="4"/>
               <w:left w:val="single" w:color="BFBFBF" w:sz="4"/>
@@ -8355,20 +8306,25 @@
                 <w:sz w:val="20"/>
                 <w:szCs w:val="20"/>
               </w:rPr>
-              <w:t xml:space="preserve">Free demo (Render)</w:t>
-            </w:r>
-          </w:p>
-        </w:tc>
-        <w:tc>
-          <w:tcPr>
-            <w:tcW w:type="dxa" w:w="3526"/>
-            <w:tcBorders>
-              <w:top w:val="single" w:color="BFBFBF" w:sz="4"/>
-              <w:left w:val="single" w:color="BFBFBF" w:sz="4"/>
-              <w:bottom w:val="single" w:color="BFBFBF" w:sz="4"/>
-              <w:right w:val="single" w:color="BFBFBF" w:sz="4"/>
-            </w:tcBorders>
-            <w:shd w:fill="1F4E79" w:color="auto" w:val="clear"/>
+              <w:t xml:space="preserve">Production (AutoOps on your server)</w:t>
+            </w:r>
+          </w:p>
+        </w:tc>
+      </w:tr>
+      <w:tr>
+        <w:trPr>
+          <w:cantSplit/>
+        </w:trPr>
+        <w:tc>
+          <w:tcPr>
+            <w:tcW w:type="dxa" w:w="2400"/>
+            <w:tcBorders>
+              <w:top w:val="single" w:color="BFBFBF" w:sz="4"/>
+              <w:left w:val="single" w:color="BFBFBF" w:sz="4"/>
+              <w:bottom w:val="single" w:color="BFBFBF" w:sz="4"/>
+              <w:right w:val="single" w:color="BFBFBF" w:sz="4"/>
+            </w:tcBorders>
+            <w:shd w:fill="FFFFFF" w:color="auto" w:val="clear"/>
             <w:tcMar>
               <w:top w:type="dxa" w:w="80"/>
               <w:left w:type="dxa" w:w="110"/>
@@ -8384,16 +8340,85 @@
               <w:rPr>
                 <w:b/>
                 <w:bCs/>
-                <w:color w:val="FFFFFF"/>
-                <w:sz w:val="20"/>
-                <w:szCs w:val="20"/>
-              </w:rPr>
-              <w:t xml:space="preserve">Production (AutoOps on your server)</w:t>
+                <w:color w:val="222222"/>
+                <w:sz w:val="20"/>
+                <w:szCs w:val="20"/>
+              </w:rPr>
+              <w:t xml:space="preserve">Purpose</w:t>
+            </w:r>
+          </w:p>
+        </w:tc>
+        <w:tc>
+          <w:tcPr>
+            <w:tcW w:type="dxa" w:w="3100"/>
+            <w:tcBorders>
+              <w:top w:val="single" w:color="BFBFBF" w:sz="4"/>
+              <w:left w:val="single" w:color="BFBFBF" w:sz="4"/>
+              <w:bottom w:val="single" w:color="BFBFBF" w:sz="4"/>
+              <w:right w:val="single" w:color="BFBFBF" w:sz="4"/>
+            </w:tcBorders>
+            <w:shd w:fill="FFFFFF" w:color="auto" w:val="clear"/>
+            <w:tcMar>
+              <w:top w:type="dxa" w:w="80"/>
+              <w:left w:type="dxa" w:w="110"/>
+              <w:bottom w:type="dxa" w:w="80"/>
+              <w:right w:type="dxa" w:w="110"/>
+            </w:tcMar>
+          </w:tcPr>
+          <w:p>
+            <w:pPr>
+              <w:spacing w:after="0"/>
+            </w:pPr>
+            <w:r>
+              <w:rPr>
+                <w:b w:val="false"/>
+                <w:bCs w:val="false"/>
+                <w:color w:val="222222"/>
+                <w:sz w:val="20"/>
+                <w:szCs w:val="20"/>
+              </w:rPr>
+              <w:t xml:space="preserve">Show the website quickly</w:t>
+            </w:r>
+          </w:p>
+        </w:tc>
+        <w:tc>
+          <w:tcPr>
+            <w:tcW w:type="dxa" w:w="3526"/>
+            <w:tcBorders>
+              <w:top w:val="single" w:color="BFBFBF" w:sz="4"/>
+              <w:left w:val="single" w:color="BFBFBF" w:sz="4"/>
+              <w:bottom w:val="single" w:color="BFBFBF" w:sz="4"/>
+              <w:right w:val="single" w:color="BFBFBF" w:sz="4"/>
+            </w:tcBorders>
+            <w:shd w:fill="FFFFFF" w:color="auto" w:val="clear"/>
+            <w:tcMar>
+              <w:top w:type="dxa" w:w="80"/>
+              <w:left w:type="dxa" w:w="110"/>
+              <w:bottom w:type="dxa" w:w="80"/>
+              <w:right w:type="dxa" w:w="110"/>
+            </w:tcMar>
+          </w:tcPr>
+          <w:p>
+            <w:pPr>
+              <w:spacing w:after="0"/>
+            </w:pPr>
+            <w:r>
+              <w:rPr>
+                <w:b w:val="false"/>
+                <w:bCs w:val="false"/>
+                <w:color w:val="222222"/>
+                <w:sz w:val="20"/>
+                <w:szCs w:val="20"/>
+              </w:rPr>
+              <w:t xml:space="preserve">Run the business</w:t>
             </w:r>
           </w:p>
         </w:tc>
       </w:tr>
       <w:tr>
+        <w:trPr>
+          <w:cantSplit/>
+        </w:trPr>
         <w:tc>
           <w:tcPr>
             <w:tcW w:type="dxa" w:w="2400"/>
@@ -8403,7 +8428,40 @@
               <w:bottom w:val="single" w:color="BFBFBF" w:sz="4"/>
               <w:right w:val="single" w:color="BFBFBF" w:sz="4"/>
             </w:tcBorders>
-            <w:shd w:fill="FFFFFF" w:color="auto" w:val="clear"/>
+            <w:shd w:fill="F2F2F2" w:color="auto" w:val="clear"/>
+            <w:tcMar>
+              <w:top w:type="dxa" w:w="80"/>
+              <w:left w:type="dxa" w:w="110"/>
+              <w:bottom w:type="dxa" w:w="80"/>
+              <w:right w:type="dxa" w:w="110"/>
+            </w:tcMar>
+          </w:tcPr>
+          <w:p>
+            <w:pPr>
+              <w:spacing w:after="0"/>
+            </w:pPr>
+            <w:r>
+              <w:rPr>
+                <w:b/>
+                <w:bCs/>
+                <w:color w:val="222222"/>
+                <w:sz w:val="20"/>
+                <w:szCs w:val="20"/>
+              </w:rPr>
+              <w:t xml:space="preserve">Website + HTTPS</w:t>
+            </w:r>
+          </w:p>
+        </w:tc>
+        <w:tc>
+          <w:tcPr>
+            <w:tcW w:type="dxa" w:w="3100"/>
+            <w:tcBorders>
+              <w:top w:val="single" w:color="BFBFBF" w:sz="4"/>
+              <w:left w:val="single" w:color="BFBFBF" w:sz="4"/>
+              <w:bottom w:val="single" w:color="BFBFBF" w:sz="4"/>
+              <w:right w:val="single" w:color="BFBFBF" w:sz="4"/>
+            </w:tcBorders>
+            <w:shd w:fill="F2F2F2" w:color="auto" w:val="clear"/>
             <w:tcMar>
               <w:top w:type="dxa" w:w="80"/>
               <w:left w:type="dxa" w:w="110"/>
@@ -8423,20 +8481,20 @@
                 <w:sz w:val="20"/>
                 <w:szCs w:val="20"/>
               </w:rPr>
-              <w:t xml:space="preserve">Purpose</w:t>
-            </w:r>
-          </w:p>
-        </w:tc>
-        <w:tc>
-          <w:tcPr>
-            <w:tcW w:type="dxa" w:w="3100"/>
-            <w:tcBorders>
-              <w:top w:val="single" w:color="BFBFBF" w:sz="4"/>
-              <w:left w:val="single" w:color="BFBFBF" w:sz="4"/>
-              <w:bottom w:val="single" w:color="BFBFBF" w:sz="4"/>
-              <w:right w:val="single" w:color="BFBFBF" w:sz="4"/>
-            </w:tcBorders>
-            <w:shd w:fill="FFFFFF" w:color="auto" w:val="clear"/>
+              <w:t xml:space="preserve">Yes</w:t>
+            </w:r>
+          </w:p>
+        </w:tc>
+        <w:tc>
+          <w:tcPr>
+            <w:tcW w:type="dxa" w:w="3526"/>
+            <w:tcBorders>
+              <w:top w:val="single" w:color="BFBFBF" w:sz="4"/>
+              <w:left w:val="single" w:color="BFBFBF" w:sz="4"/>
+              <w:bottom w:val="single" w:color="BFBFBF" w:sz="4"/>
+              <w:right w:val="single" w:color="BFBFBF" w:sz="4"/>
+            </w:tcBorders>
+            <w:shd w:fill="F2F2F2" w:color="auto" w:val="clear"/>
             <w:tcMar>
               <w:top w:type="dxa" w:w="80"/>
               <w:left w:type="dxa" w:w="110"/>
@@ -8456,13 +8514,51 @@
                 <w:sz w:val="20"/>
                 <w:szCs w:val="20"/>
               </w:rPr>
-              <w:t xml:space="preserve">Show the website quickly</w:t>
-            </w:r>
-          </w:p>
-        </w:tc>
-        <w:tc>
-          <w:tcPr>
-            <w:tcW w:type="dxa" w:w="3526"/>
+              <w:t xml:space="preserve">Yes</w:t>
+            </w:r>
+          </w:p>
+        </w:tc>
+      </w:tr>
+      <w:tr>
+        <w:trPr>
+          <w:cantSplit/>
+        </w:trPr>
+        <w:tc>
+          <w:tcPr>
+            <w:tcW w:type="dxa" w:w="2400"/>
+            <w:tcBorders>
+              <w:top w:val="single" w:color="BFBFBF" w:sz="4"/>
+              <w:left w:val="single" w:color="BFBFBF" w:sz="4"/>
+              <w:bottom w:val="single" w:color="BFBFBF" w:sz="4"/>
+              <w:right w:val="single" w:color="BFBFBF" w:sz="4"/>
+            </w:tcBorders>
+            <w:shd w:fill="FFFFFF" w:color="auto" w:val="clear"/>
+            <w:tcMar>
+              <w:top w:type="dxa" w:w="80"/>
+              <w:left w:type="dxa" w:w="110"/>
+              <w:bottom w:type="dxa" w:w="80"/>
+              <w:right w:type="dxa" w:w="110"/>
+            </w:tcMar>
+          </w:tcPr>
+          <w:p>
+            <w:pPr>
+              <w:spacing w:after="0"/>
+            </w:pPr>
+            <w:r>
+              <w:rPr>
+                <w:b/>
+                <w:bCs/>
+                <w:color w:val="222222"/>
+                <w:sz w:val="20"/>
+                <w:szCs w:val="20"/>
+              </w:rPr>
+              <w:t xml:space="preserve">Goes to sleep when idle</w:t>
+            </w:r>
+          </w:p>
+        </w:tc>
+        <w:tc>
+          <w:tcPr>
+            <w:tcW w:type="dxa" w:w="3100"/>
             <w:tcBorders>
               <w:top w:val="single" w:color="BFBFBF" w:sz="4"/>
               <w:left w:val="single" w:color="BFBFBF" w:sz="4"/>
@@ -8489,15 +8585,84 @@
                 <w:sz w:val="20"/>
                 <w:szCs w:val="20"/>
               </w:rPr>
-              <w:t xml:space="preserve">Run the business</w:t>
+              <w:t xml:space="preserve">Yes, first visit takes ~1 minute</w:t>
+            </w:r>
+          </w:p>
+        </w:tc>
+        <w:tc>
+          <w:tcPr>
+            <w:tcW w:type="dxa" w:w="3526"/>
+            <w:tcBorders>
+              <w:top w:val="single" w:color="BFBFBF" w:sz="4"/>
+              <w:left w:val="single" w:color="BFBFBF" w:sz="4"/>
+              <w:bottom w:val="single" w:color="BFBFBF" w:sz="4"/>
+              <w:right w:val="single" w:color="BFBFBF" w:sz="4"/>
+            </w:tcBorders>
+            <w:shd w:fill="FFFFFF" w:color="auto" w:val="clear"/>
+            <w:tcMar>
+              <w:top w:type="dxa" w:w="80"/>
+              <w:left w:type="dxa" w:w="110"/>
+              <w:bottom w:type="dxa" w:w="80"/>
+              <w:right w:type="dxa" w:w="110"/>
+            </w:tcMar>
+          </w:tcPr>
+          <w:p>
+            <w:pPr>
+              <w:spacing w:after="0"/>
+            </w:pPr>
+            <w:r>
+              <w:rPr>
+                <w:b w:val="false"/>
+                <w:bCs w:val="false"/>
+                <w:color w:val="222222"/>
+                <w:sz w:val="20"/>
+                <w:szCs w:val="20"/>
+              </w:rPr>
+              <w:t xml:space="preserve">No, always on</w:t>
             </w:r>
           </w:p>
         </w:tc>
       </w:tr>
       <w:tr>
+        <w:trPr>
+          <w:cantSplit/>
+        </w:trPr>
         <w:tc>
           <w:tcPr>
             <w:tcW w:type="dxa" w:w="2400"/>
+            <w:tcBorders>
+              <w:top w:val="single" w:color="BFBFBF" w:sz="4"/>
+              <w:left w:val="single" w:color="BFBFBF" w:sz="4"/>
+              <w:bottom w:val="single" w:color="BFBFBF" w:sz="4"/>
+              <w:right w:val="single" w:color="BFBFBF" w:sz="4"/>
+            </w:tcBorders>
+            <w:shd w:fill="F2F2F2" w:color="auto" w:val="clear"/>
+            <w:tcMar>
+              <w:top w:type="dxa" w:w="80"/>
+              <w:left w:type="dxa" w:w="110"/>
+              <w:bottom w:type="dxa" w:w="80"/>
+              <w:right w:type="dxa" w:w="110"/>
+            </w:tcMar>
+          </w:tcPr>
+          <w:p>
+            <w:pPr>
+              <w:spacing w:after="0"/>
+            </w:pPr>
+            <w:r>
+              <w:rPr>
+                <w:b/>
+                <w:bCs/>
+                <w:color w:val="222222"/>
+                <w:sz w:val="20"/>
+                <w:szCs w:val="20"/>
+              </w:rPr>
+              <w:t xml:space="preserve">Database lifetime</w:t>
+            </w:r>
+          </w:p>
+        </w:tc>
+        <w:tc>
+          <w:tcPr>
+            <w:tcW w:type="dxa" w:w="3100"/>
             <w:tcBorders>
               <w:top w:val="single" w:color="BFBFBF" w:sz="4"/>
               <w:left w:val="single" w:color="BFBFBF" w:sz="4"/>
@@ -8524,13 +8689,13 @@
                 <w:sz w:val="20"/>
                 <w:szCs w:val="20"/>
               </w:rPr>
-              <w:t xml:space="preserve">Website + HTTPS</w:t>
-            </w:r>
-          </w:p>
-        </w:tc>
-        <w:tc>
-          <w:tcPr>
-            <w:tcW w:type="dxa" w:w="3100"/>
+              <w:t xml:space="preserve">Limited (free plan expires)</w:t>
+            </w:r>
+          </w:p>
+        </w:tc>
+        <w:tc>
+          <w:tcPr>
+            <w:tcW w:type="dxa" w:w="3526"/>
             <w:tcBorders>
               <w:top w:val="single" w:color="BFBFBF" w:sz="4"/>
               <w:left w:val="single" w:color="BFBFBF" w:sz="4"/>
@@ -8557,20 +8722,58 @@
                 <w:sz w:val="20"/>
                 <w:szCs w:val="20"/>
               </w:rPr>
-              <w:t xml:space="preserve">Yes</w:t>
-            </w:r>
-          </w:p>
-        </w:tc>
-        <w:tc>
-          <w:tcPr>
-            <w:tcW w:type="dxa" w:w="3526"/>
-            <w:tcBorders>
-              <w:top w:val="single" w:color="BFBFBF" w:sz="4"/>
-              <w:left w:val="single" w:color="BFBFBF" w:sz="4"/>
-              <w:bottom w:val="single" w:color="BFBFBF" w:sz="4"/>
-              <w:right w:val="single" w:color="BFBFBF" w:sz="4"/>
-            </w:tcBorders>
-            <w:shd w:fill="F2F2F2" w:color="auto" w:val="clear"/>
+              <w:t xml:space="preserve">Permanent</w:t>
+            </w:r>
+          </w:p>
+        </w:tc>
+      </w:tr>
+      <w:tr>
+        <w:trPr>
+          <w:cantSplit/>
+        </w:trPr>
+        <w:tc>
+          <w:tcPr>
+            <w:tcW w:type="dxa" w:w="2400"/>
+            <w:tcBorders>
+              <w:top w:val="single" w:color="BFBFBF" w:sz="4"/>
+              <w:left w:val="single" w:color="BFBFBF" w:sz="4"/>
+              <w:bottom w:val="single" w:color="BFBFBF" w:sz="4"/>
+              <w:right w:val="single" w:color="BFBFBF" w:sz="4"/>
+            </w:tcBorders>
+            <w:shd w:fill="FFFFFF" w:color="auto" w:val="clear"/>
+            <w:tcMar>
+              <w:top w:type="dxa" w:w="80"/>
+              <w:left w:type="dxa" w:w="110"/>
+              <w:bottom w:type="dxa" w:w="80"/>
+              <w:right w:type="dxa" w:w="110"/>
+            </w:tcMar>
+          </w:tcPr>
+          <w:p>
+            <w:pPr>
+              <w:spacing w:after="0"/>
+            </w:pPr>
+            <w:r>
+              <w:rPr>
+                <w:b/>
+                <w:bCs/>
+                <w:color w:val="222222"/>
+                <w:sz w:val="20"/>
+                <w:szCs w:val="20"/>
+              </w:rPr>
+              <w:t xml:space="preserve">Monitoring dashboards</w:t>
+            </w:r>
+          </w:p>
+        </w:tc>
+        <w:tc>
+          <w:tcPr>
+            <w:tcW w:type="dxa" w:w="3100"/>
+            <w:tcBorders>
+              <w:top w:val="single" w:color="BFBFBF" w:sz="4"/>
+              <w:left w:val="single" w:color="BFBFBF" w:sz="4"/>
+              <w:bottom w:val="single" w:color="BFBFBF" w:sz="4"/>
+              <w:right w:val="single" w:color="BFBFBF" w:sz="4"/>
+            </w:tcBorders>
+            <w:shd w:fill="FFFFFF" w:color="auto" w:val="clear"/>
             <w:tcMar>
               <w:top w:type="dxa" w:w="80"/>
               <w:left w:type="dxa" w:w="110"/>
@@ -8590,12 +8793,48 @@
                 <w:sz w:val="20"/>
                 <w:szCs w:val="20"/>
               </w:rPr>
+              <w:t xml:space="preserve">No</w:t>
+            </w:r>
+          </w:p>
+        </w:tc>
+        <w:tc>
+          <w:tcPr>
+            <w:tcW w:type="dxa" w:w="3526"/>
+            <w:tcBorders>
+              <w:top w:val="single" w:color="BFBFBF" w:sz="4"/>
+              <w:left w:val="single" w:color="BFBFBF" w:sz="4"/>
+              <w:bottom w:val="single" w:color="BFBFBF" w:sz="4"/>
+              <w:right w:val="single" w:color="BFBFBF" w:sz="4"/>
+            </w:tcBorders>
+            <w:shd w:fill="FFFFFF" w:color="auto" w:val="clear"/>
+            <w:tcMar>
+              <w:top w:type="dxa" w:w="80"/>
+              <w:left w:type="dxa" w:w="110"/>
+              <w:bottom w:type="dxa" w:w="80"/>
+              <w:right w:type="dxa" w:w="110"/>
+            </w:tcMar>
+          </w:tcPr>
+          <w:p>
+            <w:pPr>
+              <w:spacing w:after="0"/>
+            </w:pPr>
+            <w:r>
+              <w:rPr>
+                <w:b w:val="false"/>
+                <w:bCs w:val="false"/>
+                <w:color w:val="222222"/>
+                <w:sz w:val="20"/>
+                <w:szCs w:val="20"/>
+              </w:rPr>
               <w:t xml:space="preserve">Yes</w:t>
             </w:r>
           </w:p>
         </w:tc>
       </w:tr>
       <w:tr>
+        <w:trPr>
+          <w:cantSplit/>
+        </w:trPr>
         <w:tc>
           <w:tcPr>
             <w:tcW w:type="dxa" w:w="2400"/>
@@ -8605,7 +8844,40 @@
               <w:bottom w:val="single" w:color="BFBFBF" w:sz="4"/>
               <w:right w:val="single" w:color="BFBFBF" w:sz="4"/>
             </w:tcBorders>
-            <w:shd w:fill="FFFFFF" w:color="auto" w:val="clear"/>
+            <w:shd w:fill="F2F2F2" w:color="auto" w:val="clear"/>
+            <w:tcMar>
+              <w:top w:type="dxa" w:w="80"/>
+              <w:left w:type="dxa" w:w="110"/>
+              <w:bottom w:type="dxa" w:w="80"/>
+              <w:right w:type="dxa" w:w="110"/>
+            </w:tcMar>
+          </w:tcPr>
+          <w:p>
+            <w:pPr>
+              <w:spacing w:after="0"/>
+            </w:pPr>
+            <w:r>
+              <w:rPr>
+                <w:b/>
+                <w:bCs/>
+                <w:color w:val="222222"/>
+                <w:sz w:val="20"/>
+                <w:szCs w:val="20"/>
+              </w:rPr>
+              <w:t xml:space="preserve">Telegram alerts</w:t>
+            </w:r>
+          </w:p>
+        </w:tc>
+        <w:tc>
+          <w:tcPr>
+            <w:tcW w:type="dxa" w:w="3100"/>
+            <w:tcBorders>
+              <w:top w:val="single" w:color="BFBFBF" w:sz="4"/>
+              <w:left w:val="single" w:color="BFBFBF" w:sz="4"/>
+              <w:bottom w:val="single" w:color="BFBFBF" w:sz="4"/>
+              <w:right w:val="single" w:color="BFBFBF" w:sz="4"/>
+            </w:tcBorders>
+            <w:shd w:fill="F2F2F2" w:color="auto" w:val="clear"/>
             <w:tcMar>
               <w:top w:type="dxa" w:w="80"/>
               <w:left w:type="dxa" w:w="110"/>
@@ -8625,20 +8897,20 @@
                 <w:sz w:val="20"/>
                 <w:szCs w:val="20"/>
               </w:rPr>
-              <w:t xml:space="preserve">Goes to sleep when idle</w:t>
-            </w:r>
-          </w:p>
-        </w:tc>
-        <w:tc>
-          <w:tcPr>
-            <w:tcW w:type="dxa" w:w="3100"/>
-            <w:tcBorders>
-              <w:top w:val="single" w:color="BFBFBF" w:sz="4"/>
-              <w:left w:val="single" w:color="BFBFBF" w:sz="4"/>
-              <w:bottom w:val="single" w:color="BFBFBF" w:sz="4"/>
-              <w:right w:val="single" w:color="BFBFBF" w:sz="4"/>
-            </w:tcBorders>
-            <w:shd w:fill="FFFFFF" w:color="auto" w:val="clear"/>
+              <w:t xml:space="preserve">No</w:t>
+            </w:r>
+          </w:p>
+        </w:tc>
+        <w:tc>
+          <w:tcPr>
+            <w:tcW w:type="dxa" w:w="3526"/>
+            <w:tcBorders>
+              <w:top w:val="single" w:color="BFBFBF" w:sz="4"/>
+              <w:left w:val="single" w:color="BFBFBF" w:sz="4"/>
+              <w:bottom w:val="single" w:color="BFBFBF" w:sz="4"/>
+              <w:right w:val="single" w:color="BFBFBF" w:sz="4"/>
+            </w:tcBorders>
+            <w:shd w:fill="F2F2F2" w:color="auto" w:val="clear"/>
             <w:tcMar>
               <w:top w:type="dxa" w:w="80"/>
               <w:left w:type="dxa" w:w="110"/>
@@ -8658,13 +8930,51 @@
                 <w:sz w:val="20"/>
                 <w:szCs w:val="20"/>
               </w:rPr>
-              <w:t xml:space="preserve">Yes, first visit takes ~1 minute</w:t>
-            </w:r>
-          </w:p>
-        </w:tc>
-        <w:tc>
-          <w:tcPr>
-            <w:tcW w:type="dxa" w:w="3526"/>
+              <w:t xml:space="preserve">Yes</w:t>
+            </w:r>
+          </w:p>
+        </w:tc>
+      </w:tr>
+      <w:tr>
+        <w:trPr>
+          <w:cantSplit/>
+        </w:trPr>
+        <w:tc>
+          <w:tcPr>
+            <w:tcW w:type="dxa" w:w="2400"/>
+            <w:tcBorders>
+              <w:top w:val="single" w:color="BFBFBF" w:sz="4"/>
+              <w:left w:val="single" w:color="BFBFBF" w:sz="4"/>
+              <w:bottom w:val="single" w:color="BFBFBF" w:sz="4"/>
+              <w:right w:val="single" w:color="BFBFBF" w:sz="4"/>
+            </w:tcBorders>
+            <w:shd w:fill="FFFFFF" w:color="auto" w:val="clear"/>
+            <w:tcMar>
+              <w:top w:type="dxa" w:w="80"/>
+              <w:left w:type="dxa" w:w="110"/>
+              <w:bottom w:type="dxa" w:w="80"/>
+              <w:right w:type="dxa" w:w="110"/>
+            </w:tcMar>
+          </w:tcPr>
+          <w:p>
+            <w:pPr>
+              <w:spacing w:after="0"/>
+            </w:pPr>
+            <w:r>
+              <w:rPr>
+                <w:b/>
+                <w:bCs/>
+                <w:color w:val="222222"/>
+                <w:sz w:val="20"/>
+                <w:szCs w:val="20"/>
+              </w:rPr>
+              <w:t xml:space="preserve">Self-healing</w:t>
+            </w:r>
+          </w:p>
+        </w:tc>
+        <w:tc>
+          <w:tcPr>
+            <w:tcW w:type="dxa" w:w="3100"/>
             <w:tcBorders>
               <w:top w:val="single" w:color="BFBFBF" w:sz="4"/>
               <w:left w:val="single" w:color="BFBFBF" w:sz="4"/>
@@ -8691,15 +9001,84 @@
                 <w:sz w:val="20"/>
                 <w:szCs w:val="20"/>
               </w:rPr>
-              <w:t xml:space="preserve">No, always on</w:t>
+              <w:t xml:space="preserve">No</w:t>
+            </w:r>
+          </w:p>
+        </w:tc>
+        <w:tc>
+          <w:tcPr>
+            <w:tcW w:type="dxa" w:w="3526"/>
+            <w:tcBorders>
+              <w:top w:val="single" w:color="BFBFBF" w:sz="4"/>
+              <w:left w:val="single" w:color="BFBFBF" w:sz="4"/>
+              <w:bottom w:val="single" w:color="BFBFBF" w:sz="4"/>
+              <w:right w:val="single" w:color="BFBFBF" w:sz="4"/>
+            </w:tcBorders>
+            <w:shd w:fill="FFFFFF" w:color="auto" w:val="clear"/>
+            <w:tcMar>
+              <w:top w:type="dxa" w:w="80"/>
+              <w:left w:type="dxa" w:w="110"/>
+              <w:bottom w:type="dxa" w:w="80"/>
+              <w:right w:type="dxa" w:w="110"/>
+            </w:tcMar>
+          </w:tcPr>
+          <w:p>
+            <w:pPr>
+              <w:spacing w:after="0"/>
+            </w:pPr>
+            <w:r>
+              <w:rPr>
+                <w:b w:val="false"/>
+                <w:bCs w:val="false"/>
+                <w:color w:val="222222"/>
+                <w:sz w:val="20"/>
+                <w:szCs w:val="20"/>
+              </w:rPr>
+              <w:t xml:space="preserve">Yes</w:t>
             </w:r>
           </w:p>
         </w:tc>
       </w:tr>
       <w:tr>
+        <w:trPr>
+          <w:cantSplit/>
+        </w:trPr>
         <w:tc>
           <w:tcPr>
             <w:tcW w:type="dxa" w:w="2400"/>
+            <w:tcBorders>
+              <w:top w:val="single" w:color="BFBFBF" w:sz="4"/>
+              <w:left w:val="single" w:color="BFBFBF" w:sz="4"/>
+              <w:bottom w:val="single" w:color="BFBFBF" w:sz="4"/>
+              <w:right w:val="single" w:color="BFBFBF" w:sz="4"/>
+            </w:tcBorders>
+            <w:shd w:fill="F2F2F2" w:color="auto" w:val="clear"/>
+            <w:tcMar>
+              <w:top w:type="dxa" w:w="80"/>
+              <w:left w:type="dxa" w:w="110"/>
+              <w:bottom w:type="dxa" w:w="80"/>
+              <w:right w:type="dxa" w:w="110"/>
+            </w:tcMar>
+          </w:tcPr>
+          <w:p>
+            <w:pPr>
+              <w:spacing w:after="0"/>
+            </w:pPr>
+            <w:r>
+              <w:rPr>
+                <w:b/>
+                <w:bCs/>
+                <w:color w:val="222222"/>
+                <w:sz w:val="20"/>
+                <w:szCs w:val="20"/>
+              </w:rPr>
+              <w:t xml:space="preserve">Tested backups</w:t>
+            </w:r>
+          </w:p>
+        </w:tc>
+        <w:tc>
+          <w:tcPr>
+            <w:tcW w:type="dxa" w:w="3100"/>
             <w:tcBorders>
               <w:top w:val="single" w:color="BFBFBF" w:sz="4"/>
               <w:left w:val="single" w:color="BFBFBF" w:sz="4"/>
@@ -8726,13 +9105,13 @@
                 <w:sz w:val="20"/>
                 <w:szCs w:val="20"/>
               </w:rPr>
-              <w:t xml:space="preserve">Database lifetime</w:t>
-            </w:r>
-          </w:p>
-        </w:tc>
-        <w:tc>
-          <w:tcPr>
-            <w:tcW w:type="dxa" w:w="3100"/>
+              <w:t xml:space="preserve">No</w:t>
+            </w:r>
+          </w:p>
+        </w:tc>
+        <w:tc>
+          <w:tcPr>
+            <w:tcW w:type="dxa" w:w="3526"/>
             <w:tcBorders>
               <w:top w:val="single" w:color="BFBFBF" w:sz="4"/>
               <w:left w:val="single" w:color="BFBFBF" w:sz="4"/>
@@ -8759,20 +9138,58 @@
                 <w:sz w:val="20"/>
                 <w:szCs w:val="20"/>
               </w:rPr>
-              <w:t xml:space="preserve">Limited (free plan expires)</w:t>
-            </w:r>
-          </w:p>
-        </w:tc>
-        <w:tc>
-          <w:tcPr>
-            <w:tcW w:type="dxa" w:w="3526"/>
-            <w:tcBorders>
-              <w:top w:val="single" w:color="BFBFBF" w:sz="4"/>
-              <w:left w:val="single" w:color="BFBFBF" w:sz="4"/>
-              <w:bottom w:val="single" w:color="BFBFBF" w:sz="4"/>
-              <w:right w:val="single" w:color="BFBFBF" w:sz="4"/>
-            </w:tcBorders>
-            <w:shd w:fill="F2F2F2" w:color="auto" w:val="clear"/>
+              <w:t xml:space="preserve">Yes, nightly + weekly restore test</w:t>
+            </w:r>
+          </w:p>
+        </w:tc>
+      </w:tr>
+      <w:tr>
+        <w:trPr>
+          <w:cantSplit/>
+        </w:trPr>
+        <w:tc>
+          <w:tcPr>
+            <w:tcW w:type="dxa" w:w="2400"/>
+            <w:tcBorders>
+              <w:top w:val="single" w:color="BFBFBF" w:sz="4"/>
+              <w:left w:val="single" w:color="BFBFBF" w:sz="4"/>
+              <w:bottom w:val="single" w:color="BFBFBF" w:sz="4"/>
+              <w:right w:val="single" w:color="BFBFBF" w:sz="4"/>
+            </w:tcBorders>
+            <w:shd w:fill="FFFFFF" w:color="auto" w:val="clear"/>
+            <w:tcMar>
+              <w:top w:type="dxa" w:w="80"/>
+              <w:left w:type="dxa" w:w="110"/>
+              <w:bottom w:type="dxa" w:w="80"/>
+              <w:right w:type="dxa" w:w="110"/>
+            </w:tcMar>
+          </w:tcPr>
+          <w:p>
+            <w:pPr>
+              <w:spacing w:after="0"/>
+            </w:pPr>
+            <w:r>
+              <w:rPr>
+                <w:b/>
+                <w:bCs/>
+                <w:color w:val="222222"/>
+                <w:sz w:val="20"/>
+                <w:szCs w:val="20"/>
+              </w:rPr>
+              <w:t xml:space="preserve">Monthly cost</w:t>
+            </w:r>
+          </w:p>
+        </w:tc>
+        <w:tc>
+          <w:tcPr>
+            <w:tcW w:type="dxa" w:w="3100"/>
+            <w:tcBorders>
+              <w:top w:val="single" w:color="BFBFBF" w:sz="4"/>
+              <w:left w:val="single" w:color="BFBFBF" w:sz="4"/>
+              <w:bottom w:val="single" w:color="BFBFBF" w:sz="4"/>
+              <w:right w:val="single" w:color="BFBFBF" w:sz="4"/>
+            </w:tcBorders>
+            <w:shd w:fill="FFFFFF" w:color="auto" w:val="clear"/>
             <w:tcMar>
               <w:top w:type="dxa" w:w="80"/>
               <w:left w:type="dxa" w:w="110"/>
@@ -8792,15 +9209,13 @@
                 <w:sz w:val="20"/>
                 <w:szCs w:val="20"/>
               </w:rPr>
-              <w:t xml:space="preserve">Permanent</w:t>
-            </w:r>
-          </w:p>
-        </w:tc>
-      </w:tr>
-      <w:tr>
-        <w:tc>
-          <w:tcPr>
-            <w:tcW w:type="dxa" w:w="2400"/>
+              <w:t xml:space="preserve">Free</w:t>
+            </w:r>
+          </w:p>
+        </w:tc>
+        <w:tc>
+          <w:tcPr>
+            <w:tcW w:type="dxa" w:w="3526"/>
             <w:tcBorders>
               <w:top w:val="single" w:color="BFBFBF" w:sz="4"/>
               <w:left w:val="single" w:color="BFBFBF" w:sz="4"/>
@@ -8827,482 +9242,17 @@
                 <w:sz w:val="20"/>
                 <w:szCs w:val="20"/>
               </w:rPr>
-              <w:t xml:space="preserve">Monitoring dashboards</w:t>
-            </w:r>
-          </w:p>
-        </w:tc>
-        <w:tc>
-          <w:tcPr>
-            <w:tcW w:type="dxa" w:w="3100"/>
-            <w:tcBorders>
-              <w:top w:val="single" w:color="BFBFBF" w:sz="4"/>
-              <w:left w:val="single" w:color="BFBFBF" w:sz="4"/>
-              <w:bottom w:val="single" w:color="BFBFBF" w:sz="4"/>
-              <w:right w:val="single" w:color="BFBFBF" w:sz="4"/>
-            </w:tcBorders>
-            <w:shd w:fill="FFFFFF" w:color="auto" w:val="clear"/>
-            <w:tcMar>
-              <w:top w:type="dxa" w:w="80"/>
-              <w:left w:type="dxa" w:w="110"/>
-              <w:bottom w:type="dxa" w:w="80"/>
-              <w:right w:type="dxa" w:w="110"/>
-            </w:tcMar>
-          </w:tcPr>
-          <w:p>
-            <w:pPr>
-              <w:spacing w:after="0"/>
-            </w:pPr>
-            <w:r>
-              <w:rPr>
-                <w:b w:val="false"/>
-                <w:bCs w:val="false"/>
-                <w:color w:val="222222"/>
-                <w:sz w:val="20"/>
-                <w:szCs w:val="20"/>
-              </w:rPr>
-              <w:t xml:space="preserve">No</w:t>
-            </w:r>
-          </w:p>
-        </w:tc>
-        <w:tc>
-          <w:tcPr>
-            <w:tcW w:type="dxa" w:w="3526"/>
-            <w:tcBorders>
-              <w:top w:val="single" w:color="BFBFBF" w:sz="4"/>
-              <w:left w:val="single" w:color="BFBFBF" w:sz="4"/>
-              <w:bottom w:val="single" w:color="BFBFBF" w:sz="4"/>
-              <w:right w:val="single" w:color="BFBFBF" w:sz="4"/>
-            </w:tcBorders>
-            <w:shd w:fill="FFFFFF" w:color="auto" w:val="clear"/>
-            <w:tcMar>
-              <w:top w:type="dxa" w:w="80"/>
-              <w:left w:type="dxa" w:w="110"/>
-              <w:bottom w:type="dxa" w:w="80"/>
-              <w:right w:type="dxa" w:w="110"/>
-            </w:tcMar>
-          </w:tcPr>
-          <w:p>
-            <w:pPr>
-              <w:spacing w:after="0"/>
-            </w:pPr>
-            <w:r>
-              <w:rPr>
-                <w:b w:val="false"/>
-                <w:bCs w:val="false"/>
-                <w:color w:val="222222"/>
-                <w:sz w:val="20"/>
-                <w:szCs w:val="20"/>
-              </w:rPr>
-              <w:t xml:space="preserve">Yes</w:t>
-            </w:r>
-          </w:p>
-        </w:tc>
-      </w:tr>
-      <w:tr>
-        <w:tc>
-          <w:tcPr>
-            <w:tcW w:type="dxa" w:w="2400"/>
-            <w:tcBorders>
-              <w:top w:val="single" w:color="BFBFBF" w:sz="4"/>
-              <w:left w:val="single" w:color="BFBFBF" w:sz="4"/>
-              <w:bottom w:val="single" w:color="BFBFBF" w:sz="4"/>
-              <w:right w:val="single" w:color="BFBFBF" w:sz="4"/>
-            </w:tcBorders>
-            <w:shd w:fill="F2F2F2" w:color="auto" w:val="clear"/>
-            <w:tcMar>
-              <w:top w:type="dxa" w:w="80"/>
-              <w:left w:type="dxa" w:w="110"/>
-              <w:bottom w:type="dxa" w:w="80"/>
-              <w:right w:type="dxa" w:w="110"/>
-            </w:tcMar>
-          </w:tcPr>
-          <w:p>
-            <w:pPr>
-              <w:spacing w:after="0"/>
-            </w:pPr>
-            <w:r>
-              <w:rPr>
-                <w:b w:val="false"/>
-                <w:bCs w:val="false"/>
-                <w:color w:val="222222"/>
-                <w:sz w:val="20"/>
-                <w:szCs w:val="20"/>
-              </w:rPr>
-              <w:t xml:space="preserve">Telegram alerts</w:t>
-            </w:r>
-          </w:p>
-        </w:tc>
-        <w:tc>
-          <w:tcPr>
-            <w:tcW w:type="dxa" w:w="3100"/>
-            <w:tcBorders>
-              <w:top w:val="single" w:color="BFBFBF" w:sz="4"/>
-              <w:left w:val="single" w:color="BFBFBF" w:sz="4"/>
-              <w:bottom w:val="single" w:color="BFBFBF" w:sz="4"/>
-              <w:right w:val="single" w:color="BFBFBF" w:sz="4"/>
-            </w:tcBorders>
-            <w:shd w:fill="F2F2F2" w:color="auto" w:val="clear"/>
-            <w:tcMar>
-              <w:top w:type="dxa" w:w="80"/>
-              <w:left w:type="dxa" w:w="110"/>
-              <w:bottom w:type="dxa" w:w="80"/>
-              <w:right w:type="dxa" w:w="110"/>
-            </w:tcMar>
-          </w:tcPr>
-          <w:p>
-            <w:pPr>
-              <w:spacing w:after="0"/>
-            </w:pPr>
-            <w:r>
-              <w:rPr>
-                <w:b w:val="false"/>
-                <w:bCs w:val="false"/>
-                <w:color w:val="222222"/>
-                <w:sz w:val="20"/>
-                <w:szCs w:val="20"/>
-              </w:rPr>
-              <w:t xml:space="preserve">No</w:t>
-            </w:r>
-          </w:p>
-        </w:tc>
-        <w:tc>
-          <w:tcPr>
-            <w:tcW w:type="dxa" w:w="3526"/>
-            <w:tcBorders>
-              <w:top w:val="single" w:color="BFBFBF" w:sz="4"/>
-              <w:left w:val="single" w:color="BFBFBF" w:sz="4"/>
-              <w:bottom w:val="single" w:color="BFBFBF" w:sz="4"/>
-              <w:right w:val="single" w:color="BFBFBF" w:sz="4"/>
-            </w:tcBorders>
-            <w:shd w:fill="F2F2F2" w:color="auto" w:val="clear"/>
-            <w:tcMar>
-              <w:top w:type="dxa" w:w="80"/>
-              <w:left w:type="dxa" w:w="110"/>
-              <w:bottom w:type="dxa" w:w="80"/>
-              <w:right w:type="dxa" w:w="110"/>
-            </w:tcMar>
-          </w:tcPr>
-          <w:p>
-            <w:pPr>
-              <w:spacing w:after="0"/>
-            </w:pPr>
-            <w:r>
-              <w:rPr>
-                <w:b w:val="false"/>
-                <w:bCs w:val="false"/>
-                <w:color w:val="222222"/>
-                <w:sz w:val="20"/>
-                <w:szCs w:val="20"/>
-              </w:rPr>
-              <w:t xml:space="preserve">Yes</w:t>
-            </w:r>
-          </w:p>
-        </w:tc>
-      </w:tr>
-      <w:tr>
-        <w:tc>
-          <w:tcPr>
-            <w:tcW w:type="dxa" w:w="2400"/>
-            <w:tcBorders>
-              <w:top w:val="single" w:color="BFBFBF" w:sz="4"/>
-              <w:left w:val="single" w:color="BFBFBF" w:sz="4"/>
-              <w:bottom w:val="single" w:color="BFBFBF" w:sz="4"/>
-              <w:right w:val="single" w:color="BFBFBF" w:sz="4"/>
-            </w:tcBorders>
-            <w:shd w:fill="FFFFFF" w:color="auto" w:val="clear"/>
-            <w:tcMar>
-              <w:top w:type="dxa" w:w="80"/>
-              <w:left w:type="dxa" w:w="110"/>
-              <w:bottom w:type="dxa" w:w="80"/>
-              <w:right w:type="dxa" w:w="110"/>
-            </w:tcMar>
-          </w:tcPr>
-          <w:p>
-            <w:pPr>
-              <w:spacing w:after="0"/>
-            </w:pPr>
-            <w:r>
-              <w:rPr>
-                <w:b w:val="false"/>
-                <w:bCs w:val="false"/>
-                <w:color w:val="222222"/>
-                <w:sz w:val="20"/>
-                <w:szCs w:val="20"/>
-              </w:rPr>
-              <w:t xml:space="preserve">Self-healing</w:t>
-            </w:r>
-          </w:p>
-        </w:tc>
-        <w:tc>
-          <w:tcPr>
-            <w:tcW w:type="dxa" w:w="3100"/>
-            <w:tcBorders>
-              <w:top w:val="single" w:color="BFBFBF" w:sz="4"/>
-              <w:left w:val="single" w:color="BFBFBF" w:sz="4"/>
-              <w:bottom w:val="single" w:color="BFBFBF" w:sz="4"/>
-              <w:right w:val="single" w:color="BFBFBF" w:sz="4"/>
-            </w:tcBorders>
-            <w:shd w:fill="FFFFFF" w:color="auto" w:val="clear"/>
-            <w:tcMar>
-              <w:top w:type="dxa" w:w="80"/>
-              <w:left w:type="dxa" w:w="110"/>
-              <w:bottom w:type="dxa" w:w="80"/>
-              <w:right w:type="dxa" w:w="110"/>
-            </w:tcMar>
-          </w:tcPr>
-          <w:p>
-            <w:pPr>
-              <w:spacing w:after="0"/>
-            </w:pPr>
-            <w:r>
-              <w:rPr>
-                <w:b w:val="false"/>
-                <w:bCs w:val="false"/>
-                <w:color w:val="222222"/>
-                <w:sz w:val="20"/>
-                <w:szCs w:val="20"/>
-              </w:rPr>
-              <w:t xml:space="preserve">No</w:t>
-            </w:r>
-          </w:p>
-        </w:tc>
-        <w:tc>
-          <w:tcPr>
-            <w:tcW w:type="dxa" w:w="3526"/>
-            <w:tcBorders>
-              <w:top w:val="single" w:color="BFBFBF" w:sz="4"/>
-              <w:left w:val="single" w:color="BFBFBF" w:sz="4"/>
-              <w:bottom w:val="single" w:color="BFBFBF" w:sz="4"/>
-              <w:right w:val="single" w:color="BFBFBF" w:sz="4"/>
-            </w:tcBorders>
-            <w:shd w:fill="FFFFFF" w:color="auto" w:val="clear"/>
-            <w:tcMar>
-              <w:top w:type="dxa" w:w="80"/>
-              <w:left w:type="dxa" w:w="110"/>
-              <w:bottom w:type="dxa" w:w="80"/>
-              <w:right w:type="dxa" w:w="110"/>
-            </w:tcMar>
-          </w:tcPr>
-          <w:p>
-            <w:pPr>
-              <w:spacing w:after="0"/>
-            </w:pPr>
-            <w:r>
-              <w:rPr>
-                <w:b w:val="false"/>
-                <w:bCs w:val="false"/>
-                <w:color w:val="222222"/>
-                <w:sz w:val="20"/>
-                <w:szCs w:val="20"/>
-              </w:rPr>
-              <w:t xml:space="preserve">Yes</w:t>
-            </w:r>
-          </w:p>
-        </w:tc>
-      </w:tr>
-      <w:tr>
-        <w:tc>
-          <w:tcPr>
-            <w:tcW w:type="dxa" w:w="2400"/>
-            <w:tcBorders>
-              <w:top w:val="single" w:color="BFBFBF" w:sz="4"/>
-              <w:left w:val="single" w:color="BFBFBF" w:sz="4"/>
-              <w:bottom w:val="single" w:color="BFBFBF" w:sz="4"/>
-              <w:right w:val="single" w:color="BFBFBF" w:sz="4"/>
-            </w:tcBorders>
-            <w:shd w:fill="F2F2F2" w:color="auto" w:val="clear"/>
-            <w:tcMar>
-              <w:top w:type="dxa" w:w="80"/>
-              <w:left w:type="dxa" w:w="110"/>
-              <w:bottom w:type="dxa" w:w="80"/>
-              <w:right w:type="dxa" w:w="110"/>
-            </w:tcMar>
-          </w:tcPr>
-          <w:p>
-            <w:pPr>
-              <w:spacing w:after="0"/>
-            </w:pPr>
-            <w:r>
-              <w:rPr>
-                <w:b w:val="false"/>
-                <w:bCs w:val="false"/>
-                <w:color w:val="222222"/>
-                <w:sz w:val="20"/>
-                <w:szCs w:val="20"/>
-              </w:rPr>
-              <w:t xml:space="preserve">Tested backups</w:t>
-            </w:r>
-          </w:p>
-        </w:tc>
-        <w:tc>
-          <w:tcPr>
-            <w:tcW w:type="dxa" w:w="3100"/>
-            <w:tcBorders>
-              <w:top w:val="single" w:color="BFBFBF" w:sz="4"/>
-              <w:left w:val="single" w:color="BFBFBF" w:sz="4"/>
-              <w:bottom w:val="single" w:color="BFBFBF" w:sz="4"/>
-              <w:right w:val="single" w:color="BFBFBF" w:sz="4"/>
-            </w:tcBorders>
-            <w:shd w:fill="F2F2F2" w:color="auto" w:val="clear"/>
-            <w:tcMar>
-              <w:top w:type="dxa" w:w="80"/>
-              <w:left w:type="dxa" w:w="110"/>
-              <w:bottom w:type="dxa" w:w="80"/>
-              <w:right w:type="dxa" w:w="110"/>
-            </w:tcMar>
-          </w:tcPr>
-          <w:p>
-            <w:pPr>
-              <w:spacing w:after="0"/>
-            </w:pPr>
-            <w:r>
-              <w:rPr>
-                <w:b w:val="false"/>
-                <w:bCs w:val="false"/>
-                <w:color w:val="222222"/>
-                <w:sz w:val="20"/>
-                <w:szCs w:val="20"/>
-              </w:rPr>
-              <w:t xml:space="preserve">No</w:t>
-            </w:r>
-          </w:p>
-        </w:tc>
-        <w:tc>
-          <w:tcPr>
-            <w:tcW w:type="dxa" w:w="3526"/>
-            <w:tcBorders>
-              <w:top w:val="single" w:color="BFBFBF" w:sz="4"/>
-              <w:left w:val="single" w:color="BFBFBF" w:sz="4"/>
-              <w:bottom w:val="single" w:color="BFBFBF" w:sz="4"/>
-              <w:right w:val="single" w:color="BFBFBF" w:sz="4"/>
-            </w:tcBorders>
-            <w:shd w:fill="F2F2F2" w:color="auto" w:val="clear"/>
-            <w:tcMar>
-              <w:top w:type="dxa" w:w="80"/>
-              <w:left w:type="dxa" w:w="110"/>
-              <w:bottom w:type="dxa" w:w="80"/>
-              <w:right w:type="dxa" w:w="110"/>
-            </w:tcMar>
-          </w:tcPr>
-          <w:p>
-            <w:pPr>
-              <w:spacing w:after="0"/>
-            </w:pPr>
-            <w:r>
-              <w:rPr>
-                <w:b w:val="false"/>
-                <w:bCs w:val="false"/>
-                <w:color w:val="222222"/>
-                <w:sz w:val="20"/>
-                <w:szCs w:val="20"/>
-              </w:rPr>
-              <w:t xml:space="preserve">Yes, nightly + weekly restore test</w:t>
-            </w:r>
-          </w:p>
-        </w:tc>
-      </w:tr>
-      <w:tr>
-        <w:tc>
-          <w:tcPr>
-            <w:tcW w:type="dxa" w:w="2400"/>
-            <w:tcBorders>
-              <w:top w:val="single" w:color="BFBFBF" w:sz="4"/>
-              <w:left w:val="single" w:color="BFBFBF" w:sz="4"/>
-              <w:bottom w:val="single" w:color="BFBFBF" w:sz="4"/>
-              <w:right w:val="single" w:color="BFBFBF" w:sz="4"/>
-            </w:tcBorders>
-            <w:shd w:fill="FFFFFF" w:color="auto" w:val="clear"/>
-            <w:tcMar>
-              <w:top w:type="dxa" w:w="80"/>
-              <w:left w:type="dxa" w:w="110"/>
-              <w:bottom w:type="dxa" w:w="80"/>
-              <w:right w:type="dxa" w:w="110"/>
-            </w:tcMar>
-          </w:tcPr>
-          <w:p>
-            <w:pPr>
-              <w:spacing w:after="0"/>
-            </w:pPr>
-            <w:r>
-              <w:rPr>
-                <w:b w:val="false"/>
-                <w:bCs w:val="false"/>
-                <w:color w:val="222222"/>
-                <w:sz w:val="20"/>
-                <w:szCs w:val="20"/>
-              </w:rPr>
-              <w:t xml:space="preserve">Monthly cost</w:t>
-            </w:r>
-          </w:p>
-        </w:tc>
-        <w:tc>
-          <w:tcPr>
-            <w:tcW w:type="dxa" w:w="3100"/>
-            <w:tcBorders>
-              <w:top w:val="single" w:color="BFBFBF" w:sz="4"/>
-              <w:left w:val="single" w:color="BFBFBF" w:sz="4"/>
-              <w:bottom w:val="single" w:color="BFBFBF" w:sz="4"/>
-              <w:right w:val="single" w:color="BFBFBF" w:sz="4"/>
-            </w:tcBorders>
-            <w:shd w:fill="FFFFFF" w:color="auto" w:val="clear"/>
-            <w:tcMar>
-              <w:top w:type="dxa" w:w="80"/>
-              <w:left w:type="dxa" w:w="110"/>
-              <w:bottom w:type="dxa" w:w="80"/>
-              <w:right w:type="dxa" w:w="110"/>
-            </w:tcMar>
-          </w:tcPr>
-          <w:p>
-            <w:pPr>
-              <w:spacing w:after="0"/>
-            </w:pPr>
-            <w:r>
-              <w:rPr>
-                <w:b w:val="false"/>
-                <w:bCs w:val="false"/>
-                <w:color w:val="222222"/>
-                <w:sz w:val="20"/>
-                <w:szCs w:val="20"/>
-              </w:rPr>
-              <w:t xml:space="preserve">Free</w:t>
-            </w:r>
-          </w:p>
-        </w:tc>
-        <w:tc>
-          <w:tcPr>
-            <w:tcW w:type="dxa" w:w="3526"/>
-            <w:tcBorders>
-              <w:top w:val="single" w:color="BFBFBF" w:sz="4"/>
-              <w:left w:val="single" w:color="BFBFBF" w:sz="4"/>
-              <w:bottom w:val="single" w:color="BFBFBF" w:sz="4"/>
-              <w:right w:val="single" w:color="BFBFBF" w:sz="4"/>
-            </w:tcBorders>
-            <w:shd w:fill="FFFFFF" w:color="auto" w:val="clear"/>
-            <w:tcMar>
-              <w:top w:type="dxa" w:w="80"/>
-              <w:left w:type="dxa" w:w="110"/>
-              <w:bottom w:type="dxa" w:w="80"/>
-              <w:right w:type="dxa" w:w="110"/>
-            </w:tcMar>
-          </w:tcPr>
-          <w:p>
-            <w:pPr>
-              <w:spacing w:after="0"/>
-            </w:pPr>
-            <w:r>
-              <w:rPr>
-                <w:b w:val="false"/>
-                <w:bCs w:val="false"/>
-                <w:color w:val="222222"/>
-                <w:sz w:val="20"/>
-                <w:szCs w:val="20"/>
-              </w:rPr>
               <w:t xml:space="preserve">Server about €5–25 + storage about $1–3</w:t>
             </w:r>
           </w:p>
         </w:tc>
       </w:tr>
     </w:tbl>
+    <w:p>
+      <w:pPr>
+        <w:spacing w:after="120"/>
+      </w:pPr>
+    </w:p>
     <w:p>
       <w:pPr>
         <w:spacing w:after="120" w:line="276"/>
@@ -9319,6 +9269,7 @@
     <w:p>
       <w:pPr>
         <w:pStyle w:val="Heading2"/>
+        <w:keepNext/>
       </w:pPr>
       <w:r>
         <w:t xml:space="preserve">7.3 What we need from you</w:t>
@@ -9446,6 +9397,9 @@
         </w:tc>
       </w:tr>
       <w:tr>
+        <w:trPr>
+          <w:cantSplit/>
+        </w:trPr>
         <w:tc>
           <w:tcPr>
             <w:tcW w:type="dxa" w:w="3100"/>
@@ -9469,8 +9423,6 @@
             </w:pPr>
             <w:r>
               <w:rPr>
-                <w:b w:val="false"/>
-                <w:bCs w:val="false"/>
                 <w:color w:val="222222"/>
                 <w:sz w:val="20"/>
                 <w:szCs w:val="20"/>
@@ -9502,8 +9454,6 @@
             </w:pPr>
             <w:r>
               <w:rPr>
-                <w:b w:val="false"/>
-                <w:bCs w:val="false"/>
                 <w:color w:val="222222"/>
                 <w:sz w:val="20"/>
                 <w:szCs w:val="20"/>
@@ -9535,8 +9485,6 @@
             </w:pPr>
             <w:r>
               <w:rPr>
-                <w:b w:val="false"/>
-                <w:bCs w:val="false"/>
                 <w:color w:val="222222"/>
                 <w:sz w:val="20"/>
                 <w:szCs w:val="20"/>
@@ -9547,6 +9495,9 @@
         </w:tc>
       </w:tr>
       <w:tr>
+        <w:trPr>
+          <w:cantSplit/>
+        </w:trPr>
         <w:tc>
           <w:tcPr>
             <w:tcW w:type="dxa" w:w="3100"/>
@@ -9570,8 +9521,6 @@
             </w:pPr>
             <w:r>
               <w:rPr>
-                <w:b w:val="false"/>
-                <w:bCs w:val="false"/>
                 <w:color w:val="222222"/>
                 <w:sz w:val="20"/>
                 <w:szCs w:val="20"/>
@@ -9603,8 +9552,6 @@
             </w:pPr>
             <w:r>
               <w:rPr>
-                <w:b w:val="false"/>
-                <w:bCs w:val="false"/>
                 <w:color w:val="222222"/>
                 <w:sz w:val="20"/>
                 <w:szCs w:val="20"/>
@@ -9636,8 +9583,6 @@
             </w:pPr>
             <w:r>
               <w:rPr>
-                <w:b w:val="false"/>
-                <w:bCs w:val="false"/>
                 <w:color w:val="222222"/>
                 <w:sz w:val="20"/>
                 <w:szCs w:val="20"/>
@@ -9648,6 +9593,9 @@
         </w:tc>
       </w:tr>
       <w:tr>
+        <w:trPr>
+          <w:cantSplit/>
+        </w:trPr>
         <w:tc>
           <w:tcPr>
             <w:tcW w:type="dxa" w:w="3100"/>
@@ -9671,8 +9619,6 @@
             </w:pPr>
             <w:r>
               <w:rPr>
-                <w:b w:val="false"/>
-                <w:bCs w:val="false"/>
                 <w:color w:val="222222"/>
                 <w:sz w:val="20"/>
                 <w:szCs w:val="20"/>
@@ -9704,8 +9650,6 @@
             </w:pPr>
             <w:r>
               <w:rPr>
-                <w:b w:val="false"/>
-                <w:bCs w:val="false"/>
                 <w:color w:val="222222"/>
                 <w:sz w:val="20"/>
                 <w:szCs w:val="20"/>
@@ -9737,8 +9681,6 @@
             </w:pPr>
             <w:r>
               <w:rPr>
-                <w:b w:val="false"/>
-                <w:bCs w:val="false"/>
                 <w:color w:val="222222"/>
                 <w:sz w:val="20"/>
                 <w:szCs w:val="20"/>
@@ -9749,6 +9691,9 @@
         </w:tc>
       </w:tr>
       <w:tr>
+        <w:trPr>
+          <w:cantSplit/>
+        </w:trPr>
         <w:tc>
           <w:tcPr>
             <w:tcW w:type="dxa" w:w="3100"/>
@@ -9772,8 +9717,6 @@
             </w:pPr>
             <w:r>
               <w:rPr>
-                <w:b w:val="false"/>
-                <w:bCs w:val="false"/>
                 <w:color w:val="222222"/>
                 <w:sz w:val="20"/>
                 <w:szCs w:val="20"/>
@@ -9805,8 +9748,6 @@
             </w:pPr>
             <w:r>
               <w:rPr>
-                <w:b w:val="false"/>
-                <w:bCs w:val="false"/>
                 <w:color w:val="222222"/>
                 <w:sz w:val="20"/>
                 <w:szCs w:val="20"/>
@@ -9838,8 +9779,6 @@
             </w:pPr>
             <w:r>
               <w:rPr>
-                <w:b w:val="false"/>
-                <w:bCs w:val="false"/>
                 <w:color w:val="222222"/>
                 <w:sz w:val="20"/>
                 <w:szCs w:val="20"/>
@@ -9850,6 +9789,9 @@
         </w:tc>
       </w:tr>
       <w:tr>
+        <w:trPr>
+          <w:cantSplit/>
+        </w:trPr>
         <w:tc>
           <w:tcPr>
             <w:tcW w:type="dxa" w:w="3100"/>
@@ -9873,8 +9815,6 @@
             </w:pPr>
             <w:r>
               <w:rPr>
-                <w:b w:val="false"/>
-                <w:bCs w:val="false"/>
                 <w:color w:val="222222"/>
                 <w:sz w:val="20"/>
                 <w:szCs w:val="20"/>
@@ -9906,8 +9846,6 @@
             </w:pPr>
             <w:r>
               <w:rPr>
-                <w:b w:val="false"/>
-                <w:bCs w:val="false"/>
                 <w:color w:val="222222"/>
                 <w:sz w:val="20"/>
                 <w:szCs w:val="20"/>
@@ -9939,8 +9877,6 @@
             </w:pPr>
             <w:r>
               <w:rPr>
-                <w:b w:val="false"/>
-                <w:bCs w:val="false"/>
                 <w:color w:val="222222"/>
                 <w:sz w:val="20"/>
                 <w:szCs w:val="20"/>
@@ -9951,6 +9887,9 @@
         </w:tc>
       </w:tr>
       <w:tr>
+        <w:trPr>
+          <w:cantSplit/>
+        </w:trPr>
         <w:tc>
           <w:tcPr>
             <w:tcW w:type="dxa" w:w="3100"/>
@@ -9974,8 +9913,6 @@
             </w:pPr>
             <w:r>
               <w:rPr>
-                <w:b w:val="false"/>
-                <w:bCs w:val="false"/>
                 <w:color w:val="222222"/>
                 <w:sz w:val="20"/>
                 <w:szCs w:val="20"/>
@@ -10007,8 +9944,6 @@
             </w:pPr>
             <w:r>
               <w:rPr>
-                <w:b w:val="false"/>
-                <w:bCs w:val="false"/>
                 <w:color w:val="222222"/>
                 <w:sz w:val="20"/>
                 <w:szCs w:val="20"/>
@@ -10040,8 +9975,6 @@
             </w:pPr>
             <w:r>
               <w:rPr>
-                <w:b w:val="false"/>
-                <w:bCs w:val="false"/>
                 <w:color w:val="222222"/>
                 <w:sz w:val="20"/>
                 <w:szCs w:val="20"/>
@@ -10052,6 +9985,9 @@
         </w:tc>
       </w:tr>
       <w:tr>
+        <w:trPr>
+          <w:cantSplit/>
+        </w:trPr>
         <w:tc>
           <w:tcPr>
             <w:tcW w:type="dxa" w:w="3100"/>
@@ -10075,8 +10011,6 @@
             </w:pPr>
             <w:r>
               <w:rPr>
-                <w:b w:val="false"/>
-                <w:bCs w:val="false"/>
                 <w:color w:val="222222"/>
                 <w:sz w:val="20"/>
                 <w:szCs w:val="20"/>
@@ -10108,8 +10042,6 @@
             </w:pPr>
             <w:r>
               <w:rPr>
-                <w:b w:val="false"/>
-                <w:bCs w:val="false"/>
                 <w:color w:val="222222"/>
                 <w:sz w:val="20"/>
                 <w:szCs w:val="20"/>
@@ -10141,8 +10073,6 @@
             </w:pPr>
             <w:r>
               <w:rPr>
-                <w:b w:val="false"/>
-                <w:bCs w:val="false"/>
                 <w:color w:val="222222"/>
                 <w:sz w:val="20"/>
                 <w:szCs w:val="20"/>
@@ -10155,7 +10085,13 @@
     </w:tbl>
     <w:p>
       <w:pPr>
+        <w:spacing w:after="120"/>
+      </w:pPr>
+    </w:p>
+    <w:p>
+      <w:pPr>
         <w:pStyle w:val="Heading2"/>
+        <w:keepNext/>
       </w:pPr>
       <w:r>
         <w:t xml:space="preserve">7.4 Launch plan</w:t>
@@ -10283,9 +10219,45 @@
         </w:tc>
       </w:tr>
       <w:tr>
+        <w:trPr>
+          <w:cantSplit/>
+        </w:trPr>
         <w:tc>
           <w:tcPr>
             <w:tcW w:type="dxa" w:w="1500"/>
+            <w:tcBorders>
+              <w:top w:val="single" w:color="BFBFBF" w:sz="4"/>
+              <w:left w:val="single" w:color="BFBFBF" w:sz="4"/>
+              <w:bottom w:val="single" w:color="BFBFBF" w:sz="4"/>
+              <w:right w:val="single" w:color="BFBFBF" w:sz="4"/>
+            </w:tcBorders>
+            <w:shd w:fill="FFFFFF" w:color="auto" w:val="clear"/>
+            <w:tcMar>
+              <w:top w:type="dxa" w:w="80"/>
+              <w:left w:type="dxa" w:w="110"/>
+              <w:bottom w:type="dxa" w:w="80"/>
+              <w:right w:type="dxa" w:w="110"/>
+            </w:tcMar>
+          </w:tcPr>
+          <w:p>
+            <w:pPr>
+              <w:spacing w:after="0"/>
+            </w:pPr>
+            <w:r>
+              <w:rPr>
+                <w:b/>
+                <w:bCs/>
+                <w:color w:val="222222"/>
+                <w:sz w:val="20"/>
+                <w:szCs w:val="20"/>
+              </w:rPr>
+              <w:t xml:space="preserve">Day 1</w:t>
+            </w:r>
+          </w:p>
+        </w:tc>
+        <w:tc>
+          <w:tcPr>
+            <w:tcW w:type="dxa" w:w="4526"/>
             <w:tcBorders>
               <w:top w:val="single" w:color="BFBFBF" w:sz="4"/>
               <w:left w:val="single" w:color="BFBFBF" w:sz="4"/>
@@ -10312,13 +10284,13 @@
                 <w:sz w:val="20"/>
                 <w:szCs w:val="20"/>
               </w:rPr>
-              <w:t xml:space="preserve">Day 1</w:t>
-            </w:r>
-          </w:p>
-        </w:tc>
-        <w:tc>
-          <w:tcPr>
-            <w:tcW w:type="dxa" w:w="4526"/>
+              <w:t xml:space="preserve">Collect access, prepare server, install AutoOps</w:t>
+            </w:r>
+          </w:p>
+        </w:tc>
+        <w:tc>
+          <w:tcPr>
+            <w:tcW w:type="dxa" w:w="3000"/>
             <w:tcBorders>
               <w:top w:val="single" w:color="BFBFBF" w:sz="4"/>
               <w:left w:val="single" w:color="BFBFBF" w:sz="4"/>
@@ -10345,20 +10317,58 @@
                 <w:sz w:val="20"/>
                 <w:szCs w:val="20"/>
               </w:rPr>
-              <w:t xml:space="preserve">Collect access, prepare server, install AutoOps</w:t>
-            </w:r>
-          </w:p>
-        </w:tc>
-        <w:tc>
-          <w:tcPr>
-            <w:tcW w:type="dxa" w:w="3000"/>
-            <w:tcBorders>
-              <w:top w:val="single" w:color="BFBFBF" w:sz="4"/>
-              <w:left w:val="single" w:color="BFBFBF" w:sz="4"/>
-              <w:bottom w:val="single" w:color="BFBFBF" w:sz="4"/>
-              <w:right w:val="single" w:color="BFBFBF" w:sz="4"/>
-            </w:tcBorders>
-            <w:shd w:fill="FFFFFF" w:color="auto" w:val="clear"/>
+              <w:t xml:space="preserve">Provide items from 7.3 (≈30 min)</w:t>
+            </w:r>
+          </w:p>
+        </w:tc>
+      </w:tr>
+      <w:tr>
+        <w:trPr>
+          <w:cantSplit/>
+        </w:trPr>
+        <w:tc>
+          <w:tcPr>
+            <w:tcW w:type="dxa" w:w="1500"/>
+            <w:tcBorders>
+              <w:top w:val="single" w:color="BFBFBF" w:sz="4"/>
+              <w:left w:val="single" w:color="BFBFBF" w:sz="4"/>
+              <w:bottom w:val="single" w:color="BFBFBF" w:sz="4"/>
+              <w:right w:val="single" w:color="BFBFBF" w:sz="4"/>
+            </w:tcBorders>
+            <w:shd w:fill="F2F2F2" w:color="auto" w:val="clear"/>
+            <w:tcMar>
+              <w:top w:type="dxa" w:w="80"/>
+              <w:left w:type="dxa" w:w="110"/>
+              <w:bottom w:type="dxa" w:w="80"/>
+              <w:right w:type="dxa" w:w="110"/>
+            </w:tcMar>
+          </w:tcPr>
+          <w:p>
+            <w:pPr>
+              <w:spacing w:after="0"/>
+            </w:pPr>
+            <w:r>
+              <w:rPr>
+                <w:b/>
+                <w:bCs/>
+                <w:color w:val="222222"/>
+                <w:sz w:val="20"/>
+                <w:szCs w:val="20"/>
+              </w:rPr>
+              <w:t xml:space="preserve">Day 1–2</w:t>
+            </w:r>
+          </w:p>
+        </w:tc>
+        <w:tc>
+          <w:tcPr>
+            <w:tcW w:type="dxa" w:w="4526"/>
+            <w:tcBorders>
+              <w:top w:val="single" w:color="BFBFBF" w:sz="4"/>
+              <w:left w:val="single" w:color="BFBFBF" w:sz="4"/>
+              <w:bottom w:val="single" w:color="BFBFBF" w:sz="4"/>
+              <w:right w:val="single" w:color="BFBFBF" w:sz="4"/>
+            </w:tcBorders>
+            <w:shd w:fill="F2F2F2" w:color="auto" w:val="clear"/>
             <w:tcMar>
               <w:top w:type="dxa" w:w="80"/>
               <w:left w:type="dxa" w:w="110"/>
@@ -10378,12 +10388,48 @@
                 <w:sz w:val="20"/>
                 <w:szCs w:val="20"/>
               </w:rPr>
-              <w:t xml:space="preserve">Provide items from 7.3 (≈30 min)</w:t>
+              <w:t xml:space="preserve">Install the website, connect domain and HTTPS, migrate existing data</w:t>
+            </w:r>
+          </w:p>
+        </w:tc>
+        <w:tc>
+          <w:tcPr>
+            <w:tcW w:type="dxa" w:w="3000"/>
+            <w:tcBorders>
+              <w:top w:val="single" w:color="BFBFBF" w:sz="4"/>
+              <w:left w:val="single" w:color="BFBFBF" w:sz="4"/>
+              <w:bottom w:val="single" w:color="BFBFBF" w:sz="4"/>
+              <w:right w:val="single" w:color="BFBFBF" w:sz="4"/>
+            </w:tcBorders>
+            <w:shd w:fill="F2F2F2" w:color="auto" w:val="clear"/>
+            <w:tcMar>
+              <w:top w:type="dxa" w:w="80"/>
+              <w:left w:type="dxa" w:w="110"/>
+              <w:bottom w:type="dxa" w:w="80"/>
+              <w:right w:type="dxa" w:w="110"/>
+            </w:tcMar>
+          </w:tcPr>
+          <w:p>
+            <w:pPr>
+              <w:spacing w:after="0"/>
+            </w:pPr>
+            <w:r>
+              <w:rPr>
+                <w:b w:val="false"/>
+                <w:bCs w:val="false"/>
+                <w:color w:val="222222"/>
+                <w:sz w:val="20"/>
+                <w:szCs w:val="20"/>
+              </w:rPr>
+              <w:t xml:space="preserve">Check the site on a temporary address</w:t>
             </w:r>
           </w:p>
         </w:tc>
       </w:tr>
       <w:tr>
+        <w:trPr>
+          <w:cantSplit/>
+        </w:trPr>
         <w:tc>
           <w:tcPr>
             <w:tcW w:type="dxa" w:w="1500"/>
@@ -10393,7 +10439,40 @@
               <w:bottom w:val="single" w:color="BFBFBF" w:sz="4"/>
               <w:right w:val="single" w:color="BFBFBF" w:sz="4"/>
             </w:tcBorders>
-            <w:shd w:fill="F2F2F2" w:color="auto" w:val="clear"/>
+            <w:shd w:fill="FFFFFF" w:color="auto" w:val="clear"/>
+            <w:tcMar>
+              <w:top w:type="dxa" w:w="80"/>
+              <w:left w:type="dxa" w:w="110"/>
+              <w:bottom w:type="dxa" w:w="80"/>
+              <w:right w:type="dxa" w:w="110"/>
+            </w:tcMar>
+          </w:tcPr>
+          <w:p>
+            <w:pPr>
+              <w:spacing w:after="0"/>
+            </w:pPr>
+            <w:r>
+              <w:rPr>
+                <w:b/>
+                <w:bCs/>
+                <w:color w:val="222222"/>
+                <w:sz w:val="20"/>
+                <w:szCs w:val="20"/>
+              </w:rPr>
+              <w:t xml:space="preserve">Day 2</w:t>
+            </w:r>
+          </w:p>
+        </w:tc>
+        <w:tc>
+          <w:tcPr>
+            <w:tcW w:type="dxa" w:w="4526"/>
+            <w:tcBorders>
+              <w:top w:val="single" w:color="BFBFBF" w:sz="4"/>
+              <w:left w:val="single" w:color="BFBFBF" w:sz="4"/>
+              <w:bottom w:val="single" w:color="BFBFBF" w:sz="4"/>
+              <w:right w:val="single" w:color="BFBFBF" w:sz="4"/>
+            </w:tcBorders>
+            <w:shd w:fill="FFFFFF" w:color="auto" w:val="clear"/>
             <w:tcMar>
               <w:top w:type="dxa" w:w="80"/>
               <w:left w:type="dxa" w:w="110"/>
@@ -10413,20 +10492,20 @@
                 <w:sz w:val="20"/>
                 <w:szCs w:val="20"/>
               </w:rPr>
-              <w:t xml:space="preserve">Day 1–2</w:t>
-            </w:r>
-          </w:p>
-        </w:tc>
-        <w:tc>
-          <w:tcPr>
-            <w:tcW w:type="dxa" w:w="4526"/>
-            <w:tcBorders>
-              <w:top w:val="single" w:color="BFBFBF" w:sz="4"/>
-              <w:left w:val="single" w:color="BFBFBF" w:sz="4"/>
-              <w:bottom w:val="single" w:color="BFBFBF" w:sz="4"/>
-              <w:right w:val="single" w:color="BFBFBF" w:sz="4"/>
-            </w:tcBorders>
-            <w:shd w:fill="F2F2F2" w:color="auto" w:val="clear"/>
+              <w:t xml:space="preserve">Acceptance checks from section 4</w:t>
+            </w:r>
+          </w:p>
+        </w:tc>
+        <w:tc>
+          <w:tcPr>
+            <w:tcW w:type="dxa" w:w="3000"/>
+            <w:tcBorders>
+              <w:top w:val="single" w:color="BFBFBF" w:sz="4"/>
+              <w:left w:val="single" w:color="BFBFBF" w:sz="4"/>
+              <w:bottom w:val="single" w:color="BFBFBF" w:sz="4"/>
+              <w:right w:val="single" w:color="BFBFBF" w:sz="4"/>
+            </w:tcBorders>
+            <w:shd w:fill="FFFFFF" w:color="auto" w:val="clear"/>
             <w:tcMar>
               <w:top w:type="dxa" w:w="80"/>
               <w:left w:type="dxa" w:w="110"/>
@@ -10446,13 +10525,51 @@
                 <w:sz w:val="20"/>
                 <w:szCs w:val="20"/>
               </w:rPr>
-              <w:t xml:space="preserve">Install the website, connect domain and HTTPS, migrate existing data</w:t>
-            </w:r>
-          </w:p>
-        </w:tc>
-        <w:tc>
-          <w:tcPr>
-            <w:tcW w:type="dxa" w:w="3000"/>
+              <w:t xml:space="preserve">Join a 45-minute session</w:t>
+            </w:r>
+          </w:p>
+        </w:tc>
+      </w:tr>
+      <w:tr>
+        <w:trPr>
+          <w:cantSplit/>
+        </w:trPr>
+        <w:tc>
+          <w:tcPr>
+            <w:tcW w:type="dxa" w:w="1500"/>
+            <w:tcBorders>
+              <w:top w:val="single" w:color="BFBFBF" w:sz="4"/>
+              <w:left w:val="single" w:color="BFBFBF" w:sz="4"/>
+              <w:bottom w:val="single" w:color="BFBFBF" w:sz="4"/>
+              <w:right w:val="single" w:color="BFBFBF" w:sz="4"/>
+            </w:tcBorders>
+            <w:shd w:fill="F2F2F2" w:color="auto" w:val="clear"/>
+            <w:tcMar>
+              <w:top w:type="dxa" w:w="80"/>
+              <w:left w:type="dxa" w:w="110"/>
+              <w:bottom w:type="dxa" w:w="80"/>
+              <w:right w:type="dxa" w:w="110"/>
+            </w:tcMar>
+          </w:tcPr>
+          <w:p>
+            <w:pPr>
+              <w:spacing w:after="0"/>
+            </w:pPr>
+            <w:r>
+              <w:rPr>
+                <w:b/>
+                <w:bCs/>
+                <w:color w:val="222222"/>
+                <w:sz w:val="20"/>
+                <w:szCs w:val="20"/>
+              </w:rPr>
+              <w:t xml:space="preserve">Launch</w:t>
+            </w:r>
+          </w:p>
+        </w:tc>
+        <w:tc>
+          <w:tcPr>
+            <w:tcW w:type="dxa" w:w="4526"/>
             <w:tcBorders>
               <w:top w:val="single" w:color="BFBFBF" w:sz="4"/>
               <w:left w:val="single" w:color="BFBFBF" w:sz="4"/>
@@ -10479,12 +10596,48 @@
                 <w:sz w:val="20"/>
                 <w:szCs w:val="20"/>
               </w:rPr>
-              <w:t xml:space="preserve">Check the site on a temporary address</w:t>
+              <w:t xml:space="preserve">Switch the domain to the new server in the agreed window</w:t>
+            </w:r>
+          </w:p>
+        </w:tc>
+        <w:tc>
+          <w:tcPr>
+            <w:tcW w:type="dxa" w:w="3000"/>
+            <w:tcBorders>
+              <w:top w:val="single" w:color="BFBFBF" w:sz="4"/>
+              <w:left w:val="single" w:color="BFBFBF" w:sz="4"/>
+              <w:bottom w:val="single" w:color="BFBFBF" w:sz="4"/>
+              <w:right w:val="single" w:color="BFBFBF" w:sz="4"/>
+            </w:tcBorders>
+            <w:shd w:fill="F2F2F2" w:color="auto" w:val="clear"/>
+            <w:tcMar>
+              <w:top w:type="dxa" w:w="80"/>
+              <w:left w:type="dxa" w:w="110"/>
+              <w:bottom w:type="dxa" w:w="80"/>
+              <w:right w:type="dxa" w:w="110"/>
+            </w:tcMar>
+          </w:tcPr>
+          <w:p>
+            <w:pPr>
+              <w:spacing w:after="0"/>
+            </w:pPr>
+            <w:r>
+              <w:rPr>
+                <w:b w:val="false"/>
+                <w:bCs w:val="false"/>
+                <w:color w:val="222222"/>
+                <w:sz w:val="20"/>
+                <w:szCs w:val="20"/>
+              </w:rPr>
+              <w:t xml:space="preserve">Approve the time</w:t>
             </w:r>
           </w:p>
         </w:tc>
       </w:tr>
       <w:tr>
+        <w:trPr>
+          <w:cantSplit/>
+        </w:trPr>
         <w:tc>
           <w:tcPr>
             <w:tcW w:type="dxa" w:w="1500"/>
@@ -10508,210 +10661,8 @@
             </w:pPr>
             <w:r>
               <w:rPr>
-                <w:b w:val="false"/>
-                <w:bCs w:val="false"/>
-                <w:color w:val="222222"/>
-                <w:sz w:val="20"/>
-                <w:szCs w:val="20"/>
-              </w:rPr>
-              <w:t xml:space="preserve">Day 2</w:t>
-            </w:r>
-          </w:p>
-        </w:tc>
-        <w:tc>
-          <w:tcPr>
-            <w:tcW w:type="dxa" w:w="4526"/>
-            <w:tcBorders>
-              <w:top w:val="single" w:color="BFBFBF" w:sz="4"/>
-              <w:left w:val="single" w:color="BFBFBF" w:sz="4"/>
-              <w:bottom w:val="single" w:color="BFBFBF" w:sz="4"/>
-              <w:right w:val="single" w:color="BFBFBF" w:sz="4"/>
-            </w:tcBorders>
-            <w:shd w:fill="FFFFFF" w:color="auto" w:val="clear"/>
-            <w:tcMar>
-              <w:top w:type="dxa" w:w="80"/>
-              <w:left w:type="dxa" w:w="110"/>
-              <w:bottom w:type="dxa" w:w="80"/>
-              <w:right w:type="dxa" w:w="110"/>
-            </w:tcMar>
-          </w:tcPr>
-          <w:p>
-            <w:pPr>
-              <w:spacing w:after="0"/>
-            </w:pPr>
-            <w:r>
-              <w:rPr>
-                <w:b w:val="false"/>
-                <w:bCs w:val="false"/>
-                <w:color w:val="222222"/>
-                <w:sz w:val="20"/>
-                <w:szCs w:val="20"/>
-              </w:rPr>
-              <w:t xml:space="preserve">Acceptance checks from section 4</w:t>
-            </w:r>
-          </w:p>
-        </w:tc>
-        <w:tc>
-          <w:tcPr>
-            <w:tcW w:type="dxa" w:w="3000"/>
-            <w:tcBorders>
-              <w:top w:val="single" w:color="BFBFBF" w:sz="4"/>
-              <w:left w:val="single" w:color="BFBFBF" w:sz="4"/>
-              <w:bottom w:val="single" w:color="BFBFBF" w:sz="4"/>
-              <w:right w:val="single" w:color="BFBFBF" w:sz="4"/>
-            </w:tcBorders>
-            <w:shd w:fill="FFFFFF" w:color="auto" w:val="clear"/>
-            <w:tcMar>
-              <w:top w:type="dxa" w:w="80"/>
-              <w:left w:type="dxa" w:w="110"/>
-              <w:bottom w:type="dxa" w:w="80"/>
-              <w:right w:type="dxa" w:w="110"/>
-            </w:tcMar>
-          </w:tcPr>
-          <w:p>
-            <w:pPr>
-              <w:spacing w:after="0"/>
-            </w:pPr>
-            <w:r>
-              <w:rPr>
-                <w:b w:val="false"/>
-                <w:bCs w:val="false"/>
-                <w:color w:val="222222"/>
-                <w:sz w:val="20"/>
-                <w:szCs w:val="20"/>
-              </w:rPr>
-              <w:t xml:space="preserve">Join a 45-minute session</w:t>
-            </w:r>
-          </w:p>
-        </w:tc>
-      </w:tr>
-      <w:tr>
-        <w:tc>
-          <w:tcPr>
-            <w:tcW w:type="dxa" w:w="1500"/>
-            <w:tcBorders>
-              <w:top w:val="single" w:color="BFBFBF" w:sz="4"/>
-              <w:left w:val="single" w:color="BFBFBF" w:sz="4"/>
-              <w:bottom w:val="single" w:color="BFBFBF" w:sz="4"/>
-              <w:right w:val="single" w:color="BFBFBF" w:sz="4"/>
-            </w:tcBorders>
-            <w:shd w:fill="F2F2F2" w:color="auto" w:val="clear"/>
-            <w:tcMar>
-              <w:top w:type="dxa" w:w="80"/>
-              <w:left w:type="dxa" w:w="110"/>
-              <w:bottom w:type="dxa" w:w="80"/>
-              <w:right w:type="dxa" w:w="110"/>
-            </w:tcMar>
-          </w:tcPr>
-          <w:p>
-            <w:pPr>
-              <w:spacing w:after="0"/>
-            </w:pPr>
-            <w:r>
-              <w:rPr>
-                <w:b w:val="false"/>
-                <w:bCs w:val="false"/>
-                <w:color w:val="222222"/>
-                <w:sz w:val="20"/>
-                <w:szCs w:val="20"/>
-              </w:rPr>
-              <w:t xml:space="preserve">Launch</w:t>
-            </w:r>
-          </w:p>
-        </w:tc>
-        <w:tc>
-          <w:tcPr>
-            <w:tcW w:type="dxa" w:w="4526"/>
-            <w:tcBorders>
-              <w:top w:val="single" w:color="BFBFBF" w:sz="4"/>
-              <w:left w:val="single" w:color="BFBFBF" w:sz="4"/>
-              <w:bottom w:val="single" w:color="BFBFBF" w:sz="4"/>
-              <w:right w:val="single" w:color="BFBFBF" w:sz="4"/>
-            </w:tcBorders>
-            <w:shd w:fill="F2F2F2" w:color="auto" w:val="clear"/>
-            <w:tcMar>
-              <w:top w:type="dxa" w:w="80"/>
-              <w:left w:type="dxa" w:w="110"/>
-              <w:bottom w:type="dxa" w:w="80"/>
-              <w:right w:type="dxa" w:w="110"/>
-            </w:tcMar>
-          </w:tcPr>
-          <w:p>
-            <w:pPr>
-              <w:spacing w:after="0"/>
-            </w:pPr>
-            <w:r>
-              <w:rPr>
-                <w:b w:val="false"/>
-                <w:bCs w:val="false"/>
-                <w:color w:val="222222"/>
-                <w:sz w:val="20"/>
-                <w:szCs w:val="20"/>
-              </w:rPr>
-              <w:t xml:space="preserve">Switch the domain to the new server in the agreed window</w:t>
-            </w:r>
-          </w:p>
-        </w:tc>
-        <w:tc>
-          <w:tcPr>
-            <w:tcW w:type="dxa" w:w="3000"/>
-            <w:tcBorders>
-              <w:top w:val="single" w:color="BFBFBF" w:sz="4"/>
-              <w:left w:val="single" w:color="BFBFBF" w:sz="4"/>
-              <w:bottom w:val="single" w:color="BFBFBF" w:sz="4"/>
-              <w:right w:val="single" w:color="BFBFBF" w:sz="4"/>
-            </w:tcBorders>
-            <w:shd w:fill="F2F2F2" w:color="auto" w:val="clear"/>
-            <w:tcMar>
-              <w:top w:type="dxa" w:w="80"/>
-              <w:left w:type="dxa" w:w="110"/>
-              <w:bottom w:type="dxa" w:w="80"/>
-              <w:right w:type="dxa" w:w="110"/>
-            </w:tcMar>
-          </w:tcPr>
-          <w:p>
-            <w:pPr>
-              <w:spacing w:after="0"/>
-            </w:pPr>
-            <w:r>
-              <w:rPr>
-                <w:b w:val="false"/>
-                <w:bCs w:val="false"/>
-                <w:color w:val="222222"/>
-                <w:sz w:val="20"/>
-                <w:szCs w:val="20"/>
-              </w:rPr>
-              <w:t xml:space="preserve">Approve the time</w:t>
-            </w:r>
-          </w:p>
-        </w:tc>
-      </w:tr>
-      <w:tr>
-        <w:tc>
-          <w:tcPr>
-            <w:tcW w:type="dxa" w:w="1500"/>
-            <w:tcBorders>
-              <w:top w:val="single" w:color="BFBFBF" w:sz="4"/>
-              <w:left w:val="single" w:color="BFBFBF" w:sz="4"/>
-              <w:bottom w:val="single" w:color="BFBFBF" w:sz="4"/>
-              <w:right w:val="single" w:color="BFBFBF" w:sz="4"/>
-            </w:tcBorders>
-            <w:shd w:fill="FFFFFF" w:color="auto" w:val="clear"/>
-            <w:tcMar>
-              <w:top w:type="dxa" w:w="80"/>
-              <w:left w:type="dxa" w:w="110"/>
-              <w:bottom w:type="dxa" w:w="80"/>
-              <w:right w:type="dxa" w:w="110"/>
-            </w:tcMar>
-          </w:tcPr>
-          <w:p>
-            <w:pPr>
-              <w:spacing w:after="0"/>
-            </w:pPr>
-            <w:r>
-              <w:rPr>
-                <w:b w:val="false"/>
-                <w:bCs w:val="false"/>
+                <w:b/>
+                <w:bCs/>
                 <w:color w:val="222222"/>
                 <w:sz w:val="20"/>
                 <w:szCs w:val="20"/>
@@ -10790,7 +10741,13 @@
     </w:tbl>
     <w:p>
       <w:pPr>
+        <w:spacing w:after="120"/>
+      </w:pPr>
+    </w:p>
+    <w:p>
+      <w:pPr>
         <w:pStyle w:val="Heading2"/>
+        <w:keepNext/>
       </w:pPr>
       <w:r>
         <w:t xml:space="preserve">7.5 After launch: support</w:t>
@@ -10838,6 +10795,29 @@
             <w:pPr>
               <w:spacing w:after="0"/>
             </w:pPr>
+          </w:p>
+        </w:tc>
+        <w:tc>
+          <w:tcPr>
+            <w:tcW w:type="dxa" w:w="3113"/>
+            <w:tcBorders>
+              <w:top w:val="single" w:color="BFBFBF" w:sz="4"/>
+              <w:left w:val="single" w:color="BFBFBF" w:sz="4"/>
+              <w:bottom w:val="single" w:color="BFBFBF" w:sz="4"/>
+              <w:right w:val="single" w:color="BFBFBF" w:sz="4"/>
+            </w:tcBorders>
+            <w:shd w:fill="1F4E79" w:color="auto" w:val="clear"/>
+            <w:tcMar>
+              <w:top w:type="dxa" w:w="80"/>
+              <w:left w:type="dxa" w:w="110"/>
+              <w:bottom w:type="dxa" w:w="80"/>
+              <w:right w:type="dxa" w:w="110"/>
+            </w:tcMar>
+          </w:tcPr>
+          <w:p>
+            <w:pPr>
+              <w:spacing w:after="0"/>
+            </w:pPr>
             <w:r>
               <w:rPr>
                 <w:b/>
@@ -10846,7 +10826,7 @@
                 <w:sz w:val="20"/>
                 <w:szCs w:val="20"/>
               </w:rPr>
-              <w:t xml:space="preserve"/>
+              <w:t xml:space="preserve">Basic support</w:t>
             </w:r>
           </w:p>
         </w:tc>
@@ -10879,20 +10859,25 @@
                 <w:sz w:val="20"/>
                 <w:szCs w:val="20"/>
               </w:rPr>
-              <w:t xml:space="preserve">Basic support</w:t>
-            </w:r>
-          </w:p>
-        </w:tc>
-        <w:tc>
-          <w:tcPr>
-            <w:tcW w:type="dxa" w:w="3113"/>
-            <w:tcBorders>
-              <w:top w:val="single" w:color="BFBFBF" w:sz="4"/>
-              <w:left w:val="single" w:color="BFBFBF" w:sz="4"/>
-              <w:bottom w:val="single" w:color="BFBFBF" w:sz="4"/>
-              <w:right w:val="single" w:color="BFBFBF" w:sz="4"/>
-            </w:tcBorders>
-            <w:shd w:fill="1F4E79" w:color="auto" w:val="clear"/>
+              <w:t xml:space="preserve">Extended support</w:t>
+            </w:r>
+          </w:p>
+        </w:tc>
+      </w:tr>
+      <w:tr>
+        <w:trPr>
+          <w:cantSplit/>
+        </w:trPr>
+        <w:tc>
+          <w:tcPr>
+            <w:tcW w:type="dxa" w:w="2800"/>
+            <w:tcBorders>
+              <w:top w:val="single" w:color="BFBFBF" w:sz="4"/>
+              <w:left w:val="single" w:color="BFBFBF" w:sz="4"/>
+              <w:bottom w:val="single" w:color="BFBFBF" w:sz="4"/>
+              <w:right w:val="single" w:color="BFBFBF" w:sz="4"/>
+            </w:tcBorders>
+            <w:shd w:fill="FFFFFF" w:color="auto" w:val="clear"/>
             <w:tcMar>
               <w:top w:type="dxa" w:w="80"/>
               <w:left w:type="dxa" w:w="110"/>
@@ -10908,16 +10893,85 @@
               <w:rPr>
                 <w:b/>
                 <w:bCs/>
-                <w:color w:val="FFFFFF"/>
-                <w:sz w:val="20"/>
-                <w:szCs w:val="20"/>
-              </w:rPr>
-              <w:t xml:space="preserve">Extended support</w:t>
+                <w:color w:val="222222"/>
+                <w:sz w:val="20"/>
+                <w:szCs w:val="20"/>
+              </w:rPr>
+              <w:t xml:space="preserve">Reaction to critical alerts</w:t>
+            </w:r>
+          </w:p>
+        </w:tc>
+        <w:tc>
+          <w:tcPr>
+            <w:tcW w:type="dxa" w:w="3113"/>
+            <w:tcBorders>
+              <w:top w:val="single" w:color="BFBFBF" w:sz="4"/>
+              <w:left w:val="single" w:color="BFBFBF" w:sz="4"/>
+              <w:bottom w:val="single" w:color="BFBFBF" w:sz="4"/>
+              <w:right w:val="single" w:color="BFBFBF" w:sz="4"/>
+            </w:tcBorders>
+            <w:shd w:fill="FFFFFF" w:color="auto" w:val="clear"/>
+            <w:tcMar>
+              <w:top w:type="dxa" w:w="80"/>
+              <w:left w:type="dxa" w:w="110"/>
+              <w:bottom w:type="dxa" w:w="80"/>
+              <w:right w:type="dxa" w:w="110"/>
+            </w:tcMar>
+          </w:tcPr>
+          <w:p>
+            <w:pPr>
+              <w:spacing w:after="0"/>
+            </w:pPr>
+            <w:r>
+              <w:rPr>
+                <w:b w:val="false"/>
+                <w:bCs w:val="false"/>
+                <w:color w:val="222222"/>
+                <w:sz w:val="20"/>
+                <w:szCs w:val="20"/>
+              </w:rPr>
+              <w:t xml:space="preserve">1 h in working hours, 4 h at night</w:t>
+            </w:r>
+          </w:p>
+        </w:tc>
+        <w:tc>
+          <w:tcPr>
+            <w:tcW w:type="dxa" w:w="3113"/>
+            <w:tcBorders>
+              <w:top w:val="single" w:color="BFBFBF" w:sz="4"/>
+              <w:left w:val="single" w:color="BFBFBF" w:sz="4"/>
+              <w:bottom w:val="single" w:color="BFBFBF" w:sz="4"/>
+              <w:right w:val="single" w:color="BFBFBF" w:sz="4"/>
+            </w:tcBorders>
+            <w:shd w:fill="FFFFFF" w:color="auto" w:val="clear"/>
+            <w:tcMar>
+              <w:top w:type="dxa" w:w="80"/>
+              <w:left w:type="dxa" w:w="110"/>
+              <w:bottom w:type="dxa" w:w="80"/>
+              <w:right w:type="dxa" w:w="110"/>
+            </w:tcMar>
+          </w:tcPr>
+          <w:p>
+            <w:pPr>
+              <w:spacing w:after="0"/>
+            </w:pPr>
+            <w:r>
+              <w:rPr>
+                <w:b w:val="false"/>
+                <w:bCs w:val="false"/>
+                <w:color w:val="222222"/>
+                <w:sz w:val="20"/>
+                <w:szCs w:val="20"/>
+              </w:rPr>
+              <w:t xml:space="preserve">30 min, 24/7</w:t>
             </w:r>
           </w:p>
         </w:tc>
       </w:tr>
       <w:tr>
+        <w:trPr>
+          <w:cantSplit/>
+        </w:trPr>
         <w:tc>
           <w:tcPr>
             <w:tcW w:type="dxa" w:w="2800"/>
@@ -10927,7 +10981,40 @@
               <w:bottom w:val="single" w:color="BFBFBF" w:sz="4"/>
               <w:right w:val="single" w:color="BFBFBF" w:sz="4"/>
             </w:tcBorders>
-            <w:shd w:fill="FFFFFF" w:color="auto" w:val="clear"/>
+            <w:shd w:fill="F2F2F2" w:color="auto" w:val="clear"/>
+            <w:tcMar>
+              <w:top w:type="dxa" w:w="80"/>
+              <w:left w:type="dxa" w:w="110"/>
+              <w:bottom w:type="dxa" w:w="80"/>
+              <w:right w:type="dxa" w:w="110"/>
+            </w:tcMar>
+          </w:tcPr>
+          <w:p>
+            <w:pPr>
+              <w:spacing w:after="0"/>
+            </w:pPr>
+            <w:r>
+              <w:rPr>
+                <w:b/>
+                <w:bCs/>
+                <w:color w:val="222222"/>
+                <w:sz w:val="20"/>
+                <w:szCs w:val="20"/>
+              </w:rPr>
+              <w:t xml:space="preserve">Reaction to warnings</w:t>
+            </w:r>
+          </w:p>
+        </w:tc>
+        <w:tc>
+          <w:tcPr>
+            <w:tcW w:type="dxa" w:w="3113"/>
+            <w:tcBorders>
+              <w:top w:val="single" w:color="BFBFBF" w:sz="4"/>
+              <w:left w:val="single" w:color="BFBFBF" w:sz="4"/>
+              <w:bottom w:val="single" w:color="BFBFBF" w:sz="4"/>
+              <w:right w:val="single" w:color="BFBFBF" w:sz="4"/>
+            </w:tcBorders>
+            <w:shd w:fill="F2F2F2" w:color="auto" w:val="clear"/>
             <w:tcMar>
               <w:top w:type="dxa" w:w="80"/>
               <w:left w:type="dxa" w:w="110"/>
@@ -10947,7 +11034,7 @@
                 <w:sz w:val="20"/>
                 <w:szCs w:val="20"/>
               </w:rPr>
-              <w:t xml:space="preserve">Reaction to critical alerts</w:t>
+              <w:t xml:space="preserve">Next working day</w:t>
             </w:r>
           </w:p>
         </w:tc>
@@ -10960,7 +11047,7 @@
               <w:bottom w:val="single" w:color="BFBFBF" w:sz="4"/>
               <w:right w:val="single" w:color="BFBFBF" w:sz="4"/>
             </w:tcBorders>
-            <w:shd w:fill="FFFFFF" w:color="auto" w:val="clear"/>
+            <w:shd w:fill="F2F2F2" w:color="auto" w:val="clear"/>
             <w:tcMar>
               <w:top w:type="dxa" w:w="80"/>
               <w:left w:type="dxa" w:w="110"/>
@@ -10980,7 +11067,45 @@
                 <w:sz w:val="20"/>
                 <w:szCs w:val="20"/>
               </w:rPr>
-              <w:t xml:space="preserve">1 h in working hours, 4 h at night</w:t>
+              <w:t xml:space="preserve">Within 4 hours</w:t>
+            </w:r>
+          </w:p>
+        </w:tc>
+      </w:tr>
+      <w:tr>
+        <w:trPr>
+          <w:cantSplit/>
+        </w:trPr>
+        <w:tc>
+          <w:tcPr>
+            <w:tcW w:type="dxa" w:w="2800"/>
+            <w:tcBorders>
+              <w:top w:val="single" w:color="BFBFBF" w:sz="4"/>
+              <w:left w:val="single" w:color="BFBFBF" w:sz="4"/>
+              <w:bottom w:val="single" w:color="BFBFBF" w:sz="4"/>
+              <w:right w:val="single" w:color="BFBFBF" w:sz="4"/>
+            </w:tcBorders>
+            <w:shd w:fill="FFFFFF" w:color="auto" w:val="clear"/>
+            <w:tcMar>
+              <w:top w:type="dxa" w:w="80"/>
+              <w:left w:type="dxa" w:w="110"/>
+              <w:bottom w:type="dxa" w:w="80"/>
+              <w:right w:type="dxa" w:w="110"/>
+            </w:tcMar>
+          </w:tcPr>
+          <w:p>
+            <w:pPr>
+              <w:spacing w:after="0"/>
+            </w:pPr>
+            <w:r>
+              <w:rPr>
+                <w:b/>
+                <w:bCs/>
+                <w:color w:val="222222"/>
+                <w:sz w:val="20"/>
+                <w:szCs w:val="20"/>
+              </w:rPr>
+              <w:t xml:space="preserve">Security and system updates</w:t>
             </w:r>
           </w:p>
         </w:tc>
@@ -11013,15 +11138,84 @@
                 <w:sz w:val="20"/>
                 <w:szCs w:val="20"/>
               </w:rPr>
-              <w:t xml:space="preserve">30 min, 24/7</w:t>
+              <w:t xml:space="preserve">Automatic + monthly maintenance</w:t>
+            </w:r>
+          </w:p>
+        </w:tc>
+        <w:tc>
+          <w:tcPr>
+            <w:tcW w:type="dxa" w:w="3113"/>
+            <w:tcBorders>
+              <w:top w:val="single" w:color="BFBFBF" w:sz="4"/>
+              <w:left w:val="single" w:color="BFBFBF" w:sz="4"/>
+              <w:bottom w:val="single" w:color="BFBFBF" w:sz="4"/>
+              <w:right w:val="single" w:color="BFBFBF" w:sz="4"/>
+            </w:tcBorders>
+            <w:shd w:fill="FFFFFF" w:color="auto" w:val="clear"/>
+            <w:tcMar>
+              <w:top w:type="dxa" w:w="80"/>
+              <w:left w:type="dxa" w:w="110"/>
+              <w:bottom w:type="dxa" w:w="80"/>
+              <w:right w:type="dxa" w:w="110"/>
+            </w:tcMar>
+          </w:tcPr>
+          <w:p>
+            <w:pPr>
+              <w:spacing w:after="0"/>
+            </w:pPr>
+            <w:r>
+              <w:rPr>
+                <w:b w:val="false"/>
+                <w:bCs w:val="false"/>
+                <w:color w:val="222222"/>
+                <w:sz w:val="20"/>
+                <w:szCs w:val="20"/>
+              </w:rPr>
+              <w:t xml:space="preserve">Weekly</w:t>
             </w:r>
           </w:p>
         </w:tc>
       </w:tr>
       <w:tr>
+        <w:trPr>
+          <w:cantSplit/>
+        </w:trPr>
         <w:tc>
           <w:tcPr>
             <w:tcW w:type="dxa" w:w="2800"/>
+            <w:tcBorders>
+              <w:top w:val="single" w:color="BFBFBF" w:sz="4"/>
+              <w:left w:val="single" w:color="BFBFBF" w:sz="4"/>
+              <w:bottom w:val="single" w:color="BFBFBF" w:sz="4"/>
+              <w:right w:val="single" w:color="BFBFBF" w:sz="4"/>
+            </w:tcBorders>
+            <w:shd w:fill="F2F2F2" w:color="auto" w:val="clear"/>
+            <w:tcMar>
+              <w:top w:type="dxa" w:w="80"/>
+              <w:left w:type="dxa" w:w="110"/>
+              <w:bottom w:type="dxa" w:w="80"/>
+              <w:right w:type="dxa" w:w="110"/>
+            </w:tcMar>
+          </w:tcPr>
+          <w:p>
+            <w:pPr>
+              <w:spacing w:after="0"/>
+            </w:pPr>
+            <w:r>
+              <w:rPr>
+                <w:b/>
+                <w:bCs/>
+                <w:color w:val="222222"/>
+                <w:sz w:val="20"/>
+                <w:szCs w:val="20"/>
+              </w:rPr>
+              <w:t xml:space="preserve">Backup verification</w:t>
+            </w:r>
+          </w:p>
+        </w:tc>
+        <w:tc>
+          <w:tcPr>
+            <w:tcW w:type="dxa" w:w="3113"/>
             <w:tcBorders>
               <w:top w:val="single" w:color="BFBFBF" w:sz="4"/>
               <w:left w:val="single" w:color="BFBFBF" w:sz="4"/>
@@ -11048,7 +11242,7 @@
                 <w:sz w:val="20"/>
                 <w:szCs w:val="20"/>
               </w:rPr>
-              <w:t xml:space="preserve">Reaction to warnings</w:t>
+              <w:t xml:space="preserve">Weekly (automatic) + quarterly full recovery drill</w:t>
             </w:r>
           </w:p>
         </w:tc>
@@ -11081,7 +11275,45 @@
                 <w:sz w:val="20"/>
                 <w:szCs w:val="20"/>
               </w:rPr>
-              <w:t xml:space="preserve">Next working day</w:t>
+              <w:t xml:space="preserve">Monthly drill</w:t>
+            </w:r>
+          </w:p>
+        </w:tc>
+      </w:tr>
+      <w:tr>
+        <w:trPr>
+          <w:cantSplit/>
+        </w:trPr>
+        <w:tc>
+          <w:tcPr>
+            <w:tcW w:type="dxa" w:w="2800"/>
+            <w:tcBorders>
+              <w:top w:val="single" w:color="BFBFBF" w:sz="4"/>
+              <w:left w:val="single" w:color="BFBFBF" w:sz="4"/>
+              <w:bottom w:val="single" w:color="BFBFBF" w:sz="4"/>
+              <w:right w:val="single" w:color="BFBFBF" w:sz="4"/>
+            </w:tcBorders>
+            <w:shd w:fill="FFFFFF" w:color="auto" w:val="clear"/>
+            <w:tcMar>
+              <w:top w:type="dxa" w:w="80"/>
+              <w:left w:type="dxa" w:w="110"/>
+              <w:bottom w:type="dxa" w:w="80"/>
+              <w:right w:type="dxa" w:w="110"/>
+            </w:tcMar>
+          </w:tcPr>
+          <w:p>
+            <w:pPr>
+              <w:spacing w:after="0"/>
+            </w:pPr>
+            <w:r>
+              <w:rPr>
+                <w:b/>
+                <w:bCs/>
+                <w:color w:val="222222"/>
+                <w:sz w:val="20"/>
+                <w:szCs w:val="20"/>
+              </w:rPr>
+              <w:t xml:space="preserve">Reporting</w:t>
             </w:r>
           </w:p>
         </w:tc>
@@ -11094,7 +11326,7 @@
               <w:bottom w:val="single" w:color="BFBFBF" w:sz="4"/>
               <w:right w:val="single" w:color="BFBFBF" w:sz="4"/>
             </w:tcBorders>
-            <w:shd w:fill="F2F2F2" w:color="auto" w:val="clear"/>
+            <w:shd w:fill="FFFFFF" w:color="auto" w:val="clear"/>
             <w:tcMar>
               <w:top w:type="dxa" w:w="80"/>
               <w:left w:type="dxa" w:w="110"/>
@@ -11114,15 +11346,13 @@
                 <w:sz w:val="20"/>
                 <w:szCs w:val="20"/>
               </w:rPr>
-              <w:t xml:space="preserve">Within 4 hours</w:t>
-            </w:r>
-          </w:p>
-        </w:tc>
-      </w:tr>
-      <w:tr>
-        <w:tc>
-          <w:tcPr>
-            <w:tcW w:type="dxa" w:w="2800"/>
+              <w:t xml:space="preserve">Weekly Telegram report, monthly summary</w:t>
+            </w:r>
+          </w:p>
+        </w:tc>
+        <w:tc>
+          <w:tcPr>
+            <w:tcW w:type="dxa" w:w="3113"/>
             <w:tcBorders>
               <w:top w:val="single" w:color="BFBFBF" w:sz="4"/>
               <w:left w:val="single" w:color="BFBFBF" w:sz="4"/>
@@ -11149,280 +11379,17 @@
                 <w:sz w:val="20"/>
                 <w:szCs w:val="20"/>
               </w:rPr>
-              <w:t xml:space="preserve">Security and system updates</w:t>
-            </w:r>
-          </w:p>
-        </w:tc>
-        <w:tc>
-          <w:tcPr>
-            <w:tcW w:type="dxa" w:w="3113"/>
-            <w:tcBorders>
-              <w:top w:val="single" w:color="BFBFBF" w:sz="4"/>
-              <w:left w:val="single" w:color="BFBFBF" w:sz="4"/>
-              <w:bottom w:val="single" w:color="BFBFBF" w:sz="4"/>
-              <w:right w:val="single" w:color="BFBFBF" w:sz="4"/>
-            </w:tcBorders>
-            <w:shd w:fill="FFFFFF" w:color="auto" w:val="clear"/>
-            <w:tcMar>
-              <w:top w:type="dxa" w:w="80"/>
-              <w:left w:type="dxa" w:w="110"/>
-              <w:bottom w:type="dxa" w:w="80"/>
-              <w:right w:type="dxa" w:w="110"/>
-            </w:tcMar>
-          </w:tcPr>
-          <w:p>
-            <w:pPr>
-              <w:spacing w:after="0"/>
-            </w:pPr>
-            <w:r>
-              <w:rPr>
-                <w:b w:val="false"/>
-                <w:bCs w:val="false"/>
-                <w:color w:val="222222"/>
-                <w:sz w:val="20"/>
-                <w:szCs w:val="20"/>
-              </w:rPr>
-              <w:t xml:space="preserve">Automatic + monthly maintenance</w:t>
-            </w:r>
-          </w:p>
-        </w:tc>
-        <w:tc>
-          <w:tcPr>
-            <w:tcW w:type="dxa" w:w="3113"/>
-            <w:tcBorders>
-              <w:top w:val="single" w:color="BFBFBF" w:sz="4"/>
-              <w:left w:val="single" w:color="BFBFBF" w:sz="4"/>
-              <w:bottom w:val="single" w:color="BFBFBF" w:sz="4"/>
-              <w:right w:val="single" w:color="BFBFBF" w:sz="4"/>
-            </w:tcBorders>
-            <w:shd w:fill="FFFFFF" w:color="auto" w:val="clear"/>
-            <w:tcMar>
-              <w:top w:type="dxa" w:w="80"/>
-              <w:left w:type="dxa" w:w="110"/>
-              <w:bottom w:type="dxa" w:w="80"/>
-              <w:right w:type="dxa" w:w="110"/>
-            </w:tcMar>
-          </w:tcPr>
-          <w:p>
-            <w:pPr>
-              <w:spacing w:after="0"/>
-            </w:pPr>
-            <w:r>
-              <w:rPr>
-                <w:b w:val="false"/>
-                <w:bCs w:val="false"/>
-                <w:color w:val="222222"/>
-                <w:sz w:val="20"/>
-                <w:szCs w:val="20"/>
-              </w:rPr>
-              <w:t xml:space="preserve">Weekly</w:t>
-            </w:r>
-          </w:p>
-        </w:tc>
-      </w:tr>
-      <w:tr>
-        <w:tc>
-          <w:tcPr>
-            <w:tcW w:type="dxa" w:w="2800"/>
-            <w:tcBorders>
-              <w:top w:val="single" w:color="BFBFBF" w:sz="4"/>
-              <w:left w:val="single" w:color="BFBFBF" w:sz="4"/>
-              <w:bottom w:val="single" w:color="BFBFBF" w:sz="4"/>
-              <w:right w:val="single" w:color="BFBFBF" w:sz="4"/>
-            </w:tcBorders>
-            <w:shd w:fill="F2F2F2" w:color="auto" w:val="clear"/>
-            <w:tcMar>
-              <w:top w:type="dxa" w:w="80"/>
-              <w:left w:type="dxa" w:w="110"/>
-              <w:bottom w:type="dxa" w:w="80"/>
-              <w:right w:type="dxa" w:w="110"/>
-            </w:tcMar>
-          </w:tcPr>
-          <w:p>
-            <w:pPr>
-              <w:spacing w:after="0"/>
-            </w:pPr>
-            <w:r>
-              <w:rPr>
-                <w:b w:val="false"/>
-                <w:bCs w:val="false"/>
-                <w:color w:val="222222"/>
-                <w:sz w:val="20"/>
-                <w:szCs w:val="20"/>
-              </w:rPr>
-              <w:t xml:space="preserve">Backup verification</w:t>
-            </w:r>
-          </w:p>
-        </w:tc>
-        <w:tc>
-          <w:tcPr>
-            <w:tcW w:type="dxa" w:w="3113"/>
-            <w:tcBorders>
-              <w:top w:val="single" w:color="BFBFBF" w:sz="4"/>
-              <w:left w:val="single" w:color="BFBFBF" w:sz="4"/>
-              <w:bottom w:val="single" w:color="BFBFBF" w:sz="4"/>
-              <w:right w:val="single" w:color="BFBFBF" w:sz="4"/>
-            </w:tcBorders>
-            <w:shd w:fill="F2F2F2" w:color="auto" w:val="clear"/>
-            <w:tcMar>
-              <w:top w:type="dxa" w:w="80"/>
-              <w:left w:type="dxa" w:w="110"/>
-              <w:bottom w:type="dxa" w:w="80"/>
-              <w:right w:type="dxa" w:w="110"/>
-            </w:tcMar>
-          </w:tcPr>
-          <w:p>
-            <w:pPr>
-              <w:spacing w:after="0"/>
-            </w:pPr>
-            <w:r>
-              <w:rPr>
-                <w:b w:val="false"/>
-                <w:bCs w:val="false"/>
-                <w:color w:val="222222"/>
-                <w:sz w:val="20"/>
-                <w:szCs w:val="20"/>
-              </w:rPr>
-              <w:t xml:space="preserve">Weekly (automatic) + quarterly full recovery drill</w:t>
-            </w:r>
-          </w:p>
-        </w:tc>
-        <w:tc>
-          <w:tcPr>
-            <w:tcW w:type="dxa" w:w="3113"/>
-            <w:tcBorders>
-              <w:top w:val="single" w:color="BFBFBF" w:sz="4"/>
-              <w:left w:val="single" w:color="BFBFBF" w:sz="4"/>
-              <w:bottom w:val="single" w:color="BFBFBF" w:sz="4"/>
-              <w:right w:val="single" w:color="BFBFBF" w:sz="4"/>
-            </w:tcBorders>
-            <w:shd w:fill="F2F2F2" w:color="auto" w:val="clear"/>
-            <w:tcMar>
-              <w:top w:type="dxa" w:w="80"/>
-              <w:left w:type="dxa" w:w="110"/>
-              <w:bottom w:type="dxa" w:w="80"/>
-              <w:right w:type="dxa" w:w="110"/>
-            </w:tcMar>
-          </w:tcPr>
-          <w:p>
-            <w:pPr>
-              <w:spacing w:after="0"/>
-            </w:pPr>
-            <w:r>
-              <w:rPr>
-                <w:b w:val="false"/>
-                <w:bCs w:val="false"/>
-                <w:color w:val="222222"/>
-                <w:sz w:val="20"/>
-                <w:szCs w:val="20"/>
-              </w:rPr>
-              <w:t xml:space="preserve">Monthly drill</w:t>
-            </w:r>
-          </w:p>
-        </w:tc>
-      </w:tr>
-      <w:tr>
-        <w:tc>
-          <w:tcPr>
-            <w:tcW w:type="dxa" w:w="2800"/>
-            <w:tcBorders>
-              <w:top w:val="single" w:color="BFBFBF" w:sz="4"/>
-              <w:left w:val="single" w:color="BFBFBF" w:sz="4"/>
-              <w:bottom w:val="single" w:color="BFBFBF" w:sz="4"/>
-              <w:right w:val="single" w:color="BFBFBF" w:sz="4"/>
-            </w:tcBorders>
-            <w:shd w:fill="FFFFFF" w:color="auto" w:val="clear"/>
-            <w:tcMar>
-              <w:top w:type="dxa" w:w="80"/>
-              <w:left w:type="dxa" w:w="110"/>
-              <w:bottom w:type="dxa" w:w="80"/>
-              <w:right w:type="dxa" w:w="110"/>
-            </w:tcMar>
-          </w:tcPr>
-          <w:p>
-            <w:pPr>
-              <w:spacing w:after="0"/>
-            </w:pPr>
-            <w:r>
-              <w:rPr>
-                <w:b w:val="false"/>
-                <w:bCs w:val="false"/>
-                <w:color w:val="222222"/>
-                <w:sz w:val="20"/>
-                <w:szCs w:val="20"/>
-              </w:rPr>
-              <w:t xml:space="preserve">Reporting</w:t>
-            </w:r>
-          </w:p>
-        </w:tc>
-        <w:tc>
-          <w:tcPr>
-            <w:tcW w:type="dxa" w:w="3113"/>
-            <w:tcBorders>
-              <w:top w:val="single" w:color="BFBFBF" w:sz="4"/>
-              <w:left w:val="single" w:color="BFBFBF" w:sz="4"/>
-              <w:bottom w:val="single" w:color="BFBFBF" w:sz="4"/>
-              <w:right w:val="single" w:color="BFBFBF" w:sz="4"/>
-            </w:tcBorders>
-            <w:shd w:fill="FFFFFF" w:color="auto" w:val="clear"/>
-            <w:tcMar>
-              <w:top w:type="dxa" w:w="80"/>
-              <w:left w:type="dxa" w:w="110"/>
-              <w:bottom w:type="dxa" w:w="80"/>
-              <w:right w:type="dxa" w:w="110"/>
-            </w:tcMar>
-          </w:tcPr>
-          <w:p>
-            <w:pPr>
-              <w:spacing w:after="0"/>
-            </w:pPr>
-            <w:r>
-              <w:rPr>
-                <w:b w:val="false"/>
-                <w:bCs w:val="false"/>
-                <w:color w:val="222222"/>
-                <w:sz w:val="20"/>
-                <w:szCs w:val="20"/>
-              </w:rPr>
-              <w:t xml:space="preserve">Weekly Telegram report, monthly summary</w:t>
-            </w:r>
-          </w:p>
-        </w:tc>
-        <w:tc>
-          <w:tcPr>
-            <w:tcW w:type="dxa" w:w="3113"/>
-            <w:tcBorders>
-              <w:top w:val="single" w:color="BFBFBF" w:sz="4"/>
-              <w:left w:val="single" w:color="BFBFBF" w:sz="4"/>
-              <w:bottom w:val="single" w:color="BFBFBF" w:sz="4"/>
-              <w:right w:val="single" w:color="BFBFBF" w:sz="4"/>
-            </w:tcBorders>
-            <w:shd w:fill="FFFFFF" w:color="auto" w:val="clear"/>
-            <w:tcMar>
-              <w:top w:type="dxa" w:w="80"/>
-              <w:left w:type="dxa" w:w="110"/>
-              <w:bottom w:type="dxa" w:w="80"/>
-              <w:right w:type="dxa" w:w="110"/>
-            </w:tcMar>
-          </w:tcPr>
-          <w:p>
-            <w:pPr>
-              <w:spacing w:after="0"/>
-            </w:pPr>
-            <w:r>
-              <w:rPr>
-                <w:b w:val="false"/>
-                <w:bCs w:val="false"/>
-                <w:color w:val="222222"/>
-                <w:sz w:val="20"/>
-                <w:szCs w:val="20"/>
-              </w:rPr>
               <w:t xml:space="preserve">+ monthly call</w:t>
             </w:r>
           </w:p>
         </w:tc>
       </w:tr>
     </w:tbl>
+    <w:p>
+      <w:pPr>
+        <w:spacing w:after="120"/>
+      </w:pPr>
+    </w:p>
     <w:p>
       <w:pPr>
         <w:spacing w:after="120" w:line="276"/>
@@ -11567,9 +11534,45 @@
         </w:tc>
       </w:tr>
       <w:tr>
+        <w:trPr>
+          <w:cantSplit/>
+        </w:trPr>
         <w:tc>
           <w:tcPr>
             <w:tcW w:type="dxa" w:w="2400"/>
+            <w:tcBorders>
+              <w:top w:val="single" w:color="BFBFBF" w:sz="4"/>
+              <w:left w:val="single" w:color="BFBFBF" w:sz="4"/>
+              <w:bottom w:val="single" w:color="BFBFBF" w:sz="4"/>
+              <w:right w:val="single" w:color="BFBFBF" w:sz="4"/>
+            </w:tcBorders>
+            <w:shd w:fill="FFFFFF" w:color="auto" w:val="clear"/>
+            <w:tcMar>
+              <w:top w:type="dxa" w:w="80"/>
+              <w:left w:type="dxa" w:w="110"/>
+              <w:bottom w:type="dxa" w:w="80"/>
+              <w:right w:type="dxa" w:w="110"/>
+            </w:tcMar>
+          </w:tcPr>
+          <w:p>
+            <w:pPr>
+              <w:spacing w:after="0"/>
+            </w:pPr>
+            <w:r>
+              <w:rPr>
+                <w:b/>
+                <w:bCs/>
+                <w:color w:val="222222"/>
+                <w:sz w:val="20"/>
+                <w:szCs w:val="20"/>
+              </w:rPr>
+              <w:t xml:space="preserve">Site unavailable</w:t>
+            </w:r>
+          </w:p>
+        </w:tc>
+        <w:tc>
+          <w:tcPr>
+            <w:tcW w:type="dxa" w:w="3300"/>
             <w:tcBorders>
               <w:top w:val="single" w:color="BFBFBF" w:sz="4"/>
               <w:left w:val="single" w:color="BFBFBF" w:sz="4"/>
@@ -11596,13 +11599,13 @@
                 <w:sz w:val="20"/>
                 <w:szCs w:val="20"/>
               </w:rPr>
-              <w:t xml:space="preserve">Site unavailable</w:t>
-            </w:r>
-          </w:p>
-        </w:tc>
-        <w:tc>
-          <w:tcPr>
-            <w:tcW w:type="dxa" w:w="3300"/>
+              <w:t xml:space="preserve">The website does not answer from outside for over 1 minute</w:t>
+            </w:r>
+          </w:p>
+        </w:tc>
+        <w:tc>
+          <w:tcPr>
+            <w:tcW w:type="dxa" w:w="3326"/>
             <w:tcBorders>
               <w:top w:val="single" w:color="BFBFBF" w:sz="4"/>
               <w:left w:val="single" w:color="BFBFBF" w:sz="4"/>
@@ -11629,20 +11632,58 @@
                 <w:sz w:val="20"/>
                 <w:szCs w:val="20"/>
               </w:rPr>
-              <w:t xml:space="preserve">The website does not answer from outside for over 1 minute</w:t>
-            </w:r>
-          </w:p>
-        </w:tc>
-        <w:tc>
-          <w:tcPr>
-            <w:tcW w:type="dxa" w:w="3326"/>
-            <w:tcBorders>
-              <w:top w:val="single" w:color="BFBFBF" w:sz="4"/>
-              <w:left w:val="single" w:color="BFBFBF" w:sz="4"/>
-              <w:bottom w:val="single" w:color="BFBFBF" w:sz="4"/>
-              <w:right w:val="single" w:color="BFBFBF" w:sz="4"/>
-            </w:tcBorders>
-            <w:shd w:fill="FFFFFF" w:color="auto" w:val="clear"/>
+              <w:t xml:space="preserve">Automatic recovery is attempted; we investigate immediately</w:t>
+            </w:r>
+          </w:p>
+        </w:tc>
+      </w:tr>
+      <w:tr>
+        <w:trPr>
+          <w:cantSplit/>
+        </w:trPr>
+        <w:tc>
+          <w:tcPr>
+            <w:tcW w:type="dxa" w:w="2400"/>
+            <w:tcBorders>
+              <w:top w:val="single" w:color="BFBFBF" w:sz="4"/>
+              <w:left w:val="single" w:color="BFBFBF" w:sz="4"/>
+              <w:bottom w:val="single" w:color="BFBFBF" w:sz="4"/>
+              <w:right w:val="single" w:color="BFBFBF" w:sz="4"/>
+            </w:tcBorders>
+            <w:shd w:fill="F2F2F2" w:color="auto" w:val="clear"/>
+            <w:tcMar>
+              <w:top w:type="dxa" w:w="80"/>
+              <w:left w:type="dxa" w:w="110"/>
+              <w:bottom w:type="dxa" w:w="80"/>
+              <w:right w:type="dxa" w:w="110"/>
+            </w:tcMar>
+          </w:tcPr>
+          <w:p>
+            <w:pPr>
+              <w:spacing w:after="0"/>
+            </w:pPr>
+            <w:r>
+              <w:rPr>
+                <w:b/>
+                <w:bCs/>
+                <w:color w:val="222222"/>
+                <w:sz w:val="20"/>
+                <w:szCs w:val="20"/>
+              </w:rPr>
+              <w:t xml:space="preserve">Database unavailable</w:t>
+            </w:r>
+          </w:p>
+        </w:tc>
+        <w:tc>
+          <w:tcPr>
+            <w:tcW w:type="dxa" w:w="3300"/>
+            <w:tcBorders>
+              <w:top w:val="single" w:color="BFBFBF" w:sz="4"/>
+              <w:left w:val="single" w:color="BFBFBF" w:sz="4"/>
+              <w:bottom w:val="single" w:color="BFBFBF" w:sz="4"/>
+              <w:right w:val="single" w:color="BFBFBF" w:sz="4"/>
+            </w:tcBorders>
+            <w:shd w:fill="F2F2F2" w:color="auto" w:val="clear"/>
             <w:tcMar>
               <w:top w:type="dxa" w:w="80"/>
               <w:left w:type="dxa" w:w="110"/>
@@ -11662,12 +11703,48 @@
                 <w:sz w:val="20"/>
                 <w:szCs w:val="20"/>
               </w:rPr>
-              <w:t xml:space="preserve">Automatic recovery is attempted; we investigate immediately</w:t>
+              <w:t xml:space="preserve">The website cannot reach its data</w:t>
+            </w:r>
+          </w:p>
+        </w:tc>
+        <w:tc>
+          <w:tcPr>
+            <w:tcW w:type="dxa" w:w="3326"/>
+            <w:tcBorders>
+              <w:top w:val="single" w:color="BFBFBF" w:sz="4"/>
+              <w:left w:val="single" w:color="BFBFBF" w:sz="4"/>
+              <w:bottom w:val="single" w:color="BFBFBF" w:sz="4"/>
+              <w:right w:val="single" w:color="BFBFBF" w:sz="4"/>
+            </w:tcBorders>
+            <w:shd w:fill="F2F2F2" w:color="auto" w:val="clear"/>
+            <w:tcMar>
+              <w:top w:type="dxa" w:w="80"/>
+              <w:left w:type="dxa" w:w="110"/>
+              <w:bottom w:type="dxa" w:w="80"/>
+              <w:right w:type="dxa" w:w="110"/>
+            </w:tcMar>
+          </w:tcPr>
+          <w:p>
+            <w:pPr>
+              <w:spacing w:after="0"/>
+            </w:pPr>
+            <w:r>
+              <w:rPr>
+                <w:b w:val="false"/>
+                <w:bCs w:val="false"/>
+                <w:color w:val="222222"/>
+                <w:sz w:val="20"/>
+                <w:szCs w:val="20"/>
+              </w:rPr>
+              <w:t xml:space="preserve">Usually restored automatically within 1–2 minutes</w:t>
             </w:r>
           </w:p>
         </w:tc>
       </w:tr>
       <w:tr>
+        <w:trPr>
+          <w:cantSplit/>
+        </w:trPr>
         <w:tc>
           <w:tcPr>
             <w:tcW w:type="dxa" w:w="2400"/>
@@ -11677,7 +11754,40 @@
               <w:bottom w:val="single" w:color="BFBFBF" w:sz="4"/>
               <w:right w:val="single" w:color="BFBFBF" w:sz="4"/>
             </w:tcBorders>
-            <w:shd w:fill="F2F2F2" w:color="auto" w:val="clear"/>
+            <w:shd w:fill="FFFFFF" w:color="auto" w:val="clear"/>
+            <w:tcMar>
+              <w:top w:type="dxa" w:w="80"/>
+              <w:left w:type="dxa" w:w="110"/>
+              <w:bottom w:type="dxa" w:w="80"/>
+              <w:right w:type="dxa" w:w="110"/>
+            </w:tcMar>
+          </w:tcPr>
+          <w:p>
+            <w:pPr>
+              <w:spacing w:after="0"/>
+            </w:pPr>
+            <w:r>
+              <w:rPr>
+                <w:b/>
+                <w:bCs/>
+                <w:color w:val="222222"/>
+                <w:sz w:val="20"/>
+                <w:szCs w:val="20"/>
+              </w:rPr>
+              <w:t xml:space="preserve">Disk almost full</w:t>
+            </w:r>
+          </w:p>
+        </w:tc>
+        <w:tc>
+          <w:tcPr>
+            <w:tcW w:type="dxa" w:w="3300"/>
+            <w:tcBorders>
+              <w:top w:val="single" w:color="BFBFBF" w:sz="4"/>
+              <w:left w:val="single" w:color="BFBFBF" w:sz="4"/>
+              <w:bottom w:val="single" w:color="BFBFBF" w:sz="4"/>
+              <w:right w:val="single" w:color="BFBFBF" w:sz="4"/>
+            </w:tcBorders>
+            <w:shd w:fill="FFFFFF" w:color="auto" w:val="clear"/>
             <w:tcMar>
               <w:top w:type="dxa" w:w="80"/>
               <w:left w:type="dxa" w:w="110"/>
@@ -11697,20 +11807,20 @@
                 <w:sz w:val="20"/>
                 <w:szCs w:val="20"/>
               </w:rPr>
-              <w:t xml:space="preserve">Database unavailable</w:t>
-            </w:r>
-          </w:p>
-        </w:tc>
-        <w:tc>
-          <w:tcPr>
-            <w:tcW w:type="dxa" w:w="3300"/>
-            <w:tcBorders>
-              <w:top w:val="single" w:color="BFBFBF" w:sz="4"/>
-              <w:left w:val="single" w:color="BFBFBF" w:sz="4"/>
-              <w:bottom w:val="single" w:color="BFBFBF" w:sz="4"/>
-              <w:right w:val="single" w:color="BFBFBF" w:sz="4"/>
-            </w:tcBorders>
-            <w:shd w:fill="F2F2F2" w:color="auto" w:val="clear"/>
+              <w:t xml:space="preserve">Storage is over 80% / 90%</w:t>
+            </w:r>
+          </w:p>
+        </w:tc>
+        <w:tc>
+          <w:tcPr>
+            <w:tcW w:type="dxa" w:w="3326"/>
+            <w:tcBorders>
+              <w:top w:val="single" w:color="BFBFBF" w:sz="4"/>
+              <w:left w:val="single" w:color="BFBFBF" w:sz="4"/>
+              <w:bottom w:val="single" w:color="BFBFBF" w:sz="4"/>
+              <w:right w:val="single" w:color="BFBFBF" w:sz="4"/>
+            </w:tcBorders>
+            <w:shd w:fill="FFFFFF" w:color="auto" w:val="clear"/>
             <w:tcMar>
               <w:top w:type="dxa" w:w="80"/>
               <w:left w:type="dxa" w:w="110"/>
@@ -11730,13 +11840,51 @@
                 <w:sz w:val="20"/>
                 <w:szCs w:val="20"/>
               </w:rPr>
-              <w:t xml:space="preserve">The website cannot reach its data</w:t>
-            </w:r>
-          </w:p>
-        </w:tc>
-        <w:tc>
-          <w:tcPr>
-            <w:tcW w:type="dxa" w:w="3326"/>
+              <w:t xml:space="preserve">Old temporary files are cleaned automatically; we plan more space if needed</w:t>
+            </w:r>
+          </w:p>
+        </w:tc>
+      </w:tr>
+      <w:tr>
+        <w:trPr>
+          <w:cantSplit/>
+        </w:trPr>
+        <w:tc>
+          <w:tcPr>
+            <w:tcW w:type="dxa" w:w="2400"/>
+            <w:tcBorders>
+              <w:top w:val="single" w:color="BFBFBF" w:sz="4"/>
+              <w:left w:val="single" w:color="BFBFBF" w:sz="4"/>
+              <w:bottom w:val="single" w:color="BFBFBF" w:sz="4"/>
+              <w:right w:val="single" w:color="BFBFBF" w:sz="4"/>
+            </w:tcBorders>
+            <w:shd w:fill="F2F2F2" w:color="auto" w:val="clear"/>
+            <w:tcMar>
+              <w:top w:type="dxa" w:w="80"/>
+              <w:left w:type="dxa" w:w="110"/>
+              <w:bottom w:type="dxa" w:w="80"/>
+              <w:right w:type="dxa" w:w="110"/>
+            </w:tcMar>
+          </w:tcPr>
+          <w:p>
+            <w:pPr>
+              <w:spacing w:after="0"/>
+            </w:pPr>
+            <w:r>
+              <w:rPr>
+                <w:b/>
+                <w:bCs/>
+                <w:color w:val="222222"/>
+                <w:sz w:val="20"/>
+                <w:szCs w:val="20"/>
+              </w:rPr>
+              <w:t xml:space="preserve">High processor / memory load</w:t>
+            </w:r>
+          </w:p>
+        </w:tc>
+        <w:tc>
+          <w:tcPr>
+            <w:tcW w:type="dxa" w:w="3300"/>
             <w:tcBorders>
               <w:top w:val="single" w:color="BFBFBF" w:sz="4"/>
               <w:left w:val="single" w:color="BFBFBF" w:sz="4"/>
@@ -11763,15 +11911,84 @@
                 <w:sz w:val="20"/>
                 <w:szCs w:val="20"/>
               </w:rPr>
-              <w:t xml:space="preserve">Usually restored automatically within 1–2 minutes</w:t>
+              <w:t xml:space="preserve">The server works at its limit</w:t>
+            </w:r>
+          </w:p>
+        </w:tc>
+        <w:tc>
+          <w:tcPr>
+            <w:tcW w:type="dxa" w:w="3326"/>
+            <w:tcBorders>
+              <w:top w:val="single" w:color="BFBFBF" w:sz="4"/>
+              <w:left w:val="single" w:color="BFBFBF" w:sz="4"/>
+              <w:bottom w:val="single" w:color="BFBFBF" w:sz="4"/>
+              <w:right w:val="single" w:color="BFBFBF" w:sz="4"/>
+            </w:tcBorders>
+            <w:shd w:fill="F2F2F2" w:color="auto" w:val="clear"/>
+            <w:tcMar>
+              <w:top w:type="dxa" w:w="80"/>
+              <w:left w:type="dxa" w:w="110"/>
+              <w:bottom w:type="dxa" w:w="80"/>
+              <w:right w:type="dxa" w:w="110"/>
+            </w:tcMar>
+          </w:tcPr>
+          <w:p>
+            <w:pPr>
+              <w:spacing w:after="0"/>
+            </w:pPr>
+            <w:r>
+              <w:rPr>
+                <w:b w:val="false"/>
+                <w:bCs w:val="false"/>
+                <w:color w:val="222222"/>
+                <w:sz w:val="20"/>
+                <w:szCs w:val="20"/>
+              </w:rPr>
+              <w:t xml:space="preserve">We find the cause: traffic peak, faulty task, or need for a bigger server</w:t>
             </w:r>
           </w:p>
         </w:tc>
       </w:tr>
       <w:tr>
+        <w:trPr>
+          <w:cantSplit/>
+        </w:trPr>
         <w:tc>
           <w:tcPr>
             <w:tcW w:type="dxa" w:w="2400"/>
+            <w:tcBorders>
+              <w:top w:val="single" w:color="BFBFBF" w:sz="4"/>
+              <w:left w:val="single" w:color="BFBFBF" w:sz="4"/>
+              <w:bottom w:val="single" w:color="BFBFBF" w:sz="4"/>
+              <w:right w:val="single" w:color="BFBFBF" w:sz="4"/>
+            </w:tcBorders>
+            <w:shd w:fill="FFFFFF" w:color="auto" w:val="clear"/>
+            <w:tcMar>
+              <w:top w:type="dxa" w:w="80"/>
+              <w:left w:type="dxa" w:w="110"/>
+              <w:bottom w:type="dxa" w:w="80"/>
+              <w:right w:type="dxa" w:w="110"/>
+            </w:tcMar>
+          </w:tcPr>
+          <w:p>
+            <w:pPr>
+              <w:spacing w:after="0"/>
+            </w:pPr>
+            <w:r>
+              <w:rPr>
+                <w:b/>
+                <w:bCs/>
+                <w:color w:val="222222"/>
+                <w:sz w:val="20"/>
+                <w:szCs w:val="20"/>
+              </w:rPr>
+              <w:t xml:space="preserve">Certificate expires soon</w:t>
+            </w:r>
+          </w:p>
+        </w:tc>
+        <w:tc>
+          <w:tcPr>
+            <w:tcW w:type="dxa" w:w="3300"/>
             <w:tcBorders>
               <w:top w:val="single" w:color="BFBFBF" w:sz="4"/>
               <w:left w:val="single" w:color="BFBFBF" w:sz="4"/>
@@ -11798,13 +12015,13 @@
                 <w:sz w:val="20"/>
                 <w:szCs w:val="20"/>
               </w:rPr>
-              <w:t xml:space="preserve">Disk almost full</w:t>
-            </w:r>
-          </w:p>
-        </w:tc>
-        <w:tc>
-          <w:tcPr>
-            <w:tcW w:type="dxa" w:w="3300"/>
+              <w:t xml:space="preserve">HTTPS certificate was not renewed</w:t>
+            </w:r>
+          </w:p>
+        </w:tc>
+        <w:tc>
+          <w:tcPr>
+            <w:tcW w:type="dxa" w:w="3326"/>
             <w:tcBorders>
               <w:top w:val="single" w:color="BFBFBF" w:sz="4"/>
               <w:left w:val="single" w:color="BFBFBF" w:sz="4"/>
@@ -11831,20 +12048,58 @@
                 <w:sz w:val="20"/>
                 <w:szCs w:val="20"/>
               </w:rPr>
-              <w:t xml:space="preserve">Storage is over 80% / 90%</w:t>
-            </w:r>
-          </w:p>
-        </w:tc>
-        <w:tc>
-          <w:tcPr>
-            <w:tcW w:type="dxa" w:w="3326"/>
-            <w:tcBorders>
-              <w:top w:val="single" w:color="BFBFBF" w:sz="4"/>
-              <w:left w:val="single" w:color="BFBFBF" w:sz="4"/>
-              <w:bottom w:val="single" w:color="BFBFBF" w:sz="4"/>
-              <w:right w:val="single" w:color="BFBFBF" w:sz="4"/>
-            </w:tcBorders>
-            <w:shd w:fill="FFFFFF" w:color="auto" w:val="clear"/>
+              <w:t xml:space="preserve">We fix renewal well before the 14-day deadline</w:t>
+            </w:r>
+          </w:p>
+        </w:tc>
+      </w:tr>
+      <w:tr>
+        <w:trPr>
+          <w:cantSplit/>
+        </w:trPr>
+        <w:tc>
+          <w:tcPr>
+            <w:tcW w:type="dxa" w:w="2400"/>
+            <w:tcBorders>
+              <w:top w:val="single" w:color="BFBFBF" w:sz="4"/>
+              <w:left w:val="single" w:color="BFBFBF" w:sz="4"/>
+              <w:bottom w:val="single" w:color="BFBFBF" w:sz="4"/>
+              <w:right w:val="single" w:color="BFBFBF" w:sz="4"/>
+            </w:tcBorders>
+            <w:shd w:fill="F2F2F2" w:color="auto" w:val="clear"/>
+            <w:tcMar>
+              <w:top w:type="dxa" w:w="80"/>
+              <w:left w:type="dxa" w:w="110"/>
+              <w:bottom w:type="dxa" w:w="80"/>
+              <w:right w:type="dxa" w:w="110"/>
+            </w:tcMar>
+          </w:tcPr>
+          <w:p>
+            <w:pPr>
+              <w:spacing w:after="0"/>
+            </w:pPr>
+            <w:r>
+              <w:rPr>
+                <w:b/>
+                <w:bCs/>
+                <w:color w:val="222222"/>
+                <w:sz w:val="20"/>
+                <w:szCs w:val="20"/>
+              </w:rPr>
+              <w:t xml:space="preserve">Many server errors</w:t>
+            </w:r>
+          </w:p>
+        </w:tc>
+        <w:tc>
+          <w:tcPr>
+            <w:tcW w:type="dxa" w:w="3300"/>
+            <w:tcBorders>
+              <w:top w:val="single" w:color="BFBFBF" w:sz="4"/>
+              <w:left w:val="single" w:color="BFBFBF" w:sz="4"/>
+              <w:bottom w:val="single" w:color="BFBFBF" w:sz="4"/>
+              <w:right w:val="single" w:color="BFBFBF" w:sz="4"/>
+            </w:tcBorders>
+            <w:shd w:fill="F2F2F2" w:color="auto" w:val="clear"/>
             <w:tcMar>
               <w:top w:type="dxa" w:w="80"/>
               <w:left w:type="dxa" w:w="110"/>
@@ -11864,12 +12119,48 @@
                 <w:sz w:val="20"/>
                 <w:szCs w:val="20"/>
               </w:rPr>
-              <w:t xml:space="preserve">Old temporary files are cleaned automatically; we plan more space if needed</w:t>
+              <w:t xml:space="preserve">More than 5% of requests fail</w:t>
+            </w:r>
+          </w:p>
+        </w:tc>
+        <w:tc>
+          <w:tcPr>
+            <w:tcW w:type="dxa" w:w="3326"/>
+            <w:tcBorders>
+              <w:top w:val="single" w:color="BFBFBF" w:sz="4"/>
+              <w:left w:val="single" w:color="BFBFBF" w:sz="4"/>
+              <w:bottom w:val="single" w:color="BFBFBF" w:sz="4"/>
+              <w:right w:val="single" w:color="BFBFBF" w:sz="4"/>
+            </w:tcBorders>
+            <w:shd w:fill="F2F2F2" w:color="auto" w:val="clear"/>
+            <w:tcMar>
+              <w:top w:type="dxa" w:w="80"/>
+              <w:left w:type="dxa" w:w="110"/>
+              <w:bottom w:type="dxa" w:w="80"/>
+              <w:right w:type="dxa" w:w="110"/>
+            </w:tcMar>
+          </w:tcPr>
+          <w:p>
+            <w:pPr>
+              <w:spacing w:after="0"/>
+            </w:pPr>
+            <w:r>
+              <w:rPr>
+                <w:b w:val="false"/>
+                <w:bCs w:val="false"/>
+                <w:color w:val="222222"/>
+                <w:sz w:val="20"/>
+                <w:szCs w:val="20"/>
+              </w:rPr>
+              <w:t xml:space="preserve">Often after a release — we roll back to the previous version</w:t>
             </w:r>
           </w:p>
         </w:tc>
       </w:tr>
       <w:tr>
+        <w:trPr>
+          <w:cantSplit/>
+        </w:trPr>
         <w:tc>
           <w:tcPr>
             <w:tcW w:type="dxa" w:w="2400"/>
@@ -11879,7 +12170,40 @@
               <w:bottom w:val="single" w:color="BFBFBF" w:sz="4"/>
               <w:right w:val="single" w:color="BFBFBF" w:sz="4"/>
             </w:tcBorders>
-            <w:shd w:fill="F2F2F2" w:color="auto" w:val="clear"/>
+            <w:shd w:fill="FFFFFF" w:color="auto" w:val="clear"/>
+            <w:tcMar>
+              <w:top w:type="dxa" w:w="80"/>
+              <w:left w:type="dxa" w:w="110"/>
+              <w:bottom w:type="dxa" w:w="80"/>
+              <w:right w:type="dxa" w:w="110"/>
+            </w:tcMar>
+          </w:tcPr>
+          <w:p>
+            <w:pPr>
+              <w:spacing w:after="0"/>
+            </w:pPr>
+            <w:r>
+              <w:rPr>
+                <w:b/>
+                <w:bCs/>
+                <w:color w:val="222222"/>
+                <w:sz w:val="20"/>
+                <w:szCs w:val="20"/>
+              </w:rPr>
+              <w:t xml:space="preserve">Backup too old / failed</w:t>
+            </w:r>
+          </w:p>
+        </w:tc>
+        <w:tc>
+          <w:tcPr>
+            <w:tcW w:type="dxa" w:w="3300"/>
+            <w:tcBorders>
+              <w:top w:val="single" w:color="BFBFBF" w:sz="4"/>
+              <w:left w:val="single" w:color="BFBFBF" w:sz="4"/>
+              <w:bottom w:val="single" w:color="BFBFBF" w:sz="4"/>
+              <w:right w:val="single" w:color="BFBFBF" w:sz="4"/>
+            </w:tcBorders>
+            <w:shd w:fill="FFFFFF" w:color="auto" w:val="clear"/>
             <w:tcMar>
               <w:top w:type="dxa" w:w="80"/>
               <w:left w:type="dxa" w:w="110"/>
@@ -11899,20 +12223,20 @@
                 <w:sz w:val="20"/>
                 <w:szCs w:val="20"/>
               </w:rPr>
-              <w:t xml:space="preserve">High processor / memory load</w:t>
-            </w:r>
-          </w:p>
-        </w:tc>
-        <w:tc>
-          <w:tcPr>
-            <w:tcW w:type="dxa" w:w="3300"/>
-            <w:tcBorders>
-              <w:top w:val="single" w:color="BFBFBF" w:sz="4"/>
-              <w:left w:val="single" w:color="BFBFBF" w:sz="4"/>
-              <w:bottom w:val="single" w:color="BFBFBF" w:sz="4"/>
-              <w:right w:val="single" w:color="BFBFBF" w:sz="4"/>
-            </w:tcBorders>
-            <w:shd w:fill="F2F2F2" w:color="auto" w:val="clear"/>
+              <w:t xml:space="preserve">Last night's backup did not complete</w:t>
+            </w:r>
+          </w:p>
+        </w:tc>
+        <w:tc>
+          <w:tcPr>
+            <w:tcW w:type="dxa" w:w="3326"/>
+            <w:tcBorders>
+              <w:top w:val="single" w:color="BFBFBF" w:sz="4"/>
+              <w:left w:val="single" w:color="BFBFBF" w:sz="4"/>
+              <w:bottom w:val="single" w:color="BFBFBF" w:sz="4"/>
+              <w:right w:val="single" w:color="BFBFBF" w:sz="4"/>
+            </w:tcBorders>
+            <w:shd w:fill="FFFFFF" w:color="auto" w:val="clear"/>
             <w:tcMar>
               <w:top w:type="dxa" w:w="80"/>
               <w:left w:type="dxa" w:w="110"/>
@@ -11932,13 +12256,51 @@
                 <w:sz w:val="20"/>
                 <w:szCs w:val="20"/>
               </w:rPr>
-              <w:t xml:space="preserve">The server works at its limit</w:t>
-            </w:r>
-          </w:p>
-        </w:tc>
-        <w:tc>
-          <w:tcPr>
-            <w:tcW w:type="dxa" w:w="3326"/>
+              <w:t xml:space="preserve">We run it again the same day</w:t>
+            </w:r>
+          </w:p>
+        </w:tc>
+      </w:tr>
+      <w:tr>
+        <w:trPr>
+          <w:cantSplit/>
+        </w:trPr>
+        <w:tc>
+          <w:tcPr>
+            <w:tcW w:type="dxa" w:w="2400"/>
+            <w:tcBorders>
+              <w:top w:val="single" w:color="BFBFBF" w:sz="4"/>
+              <w:left w:val="single" w:color="BFBFBF" w:sz="4"/>
+              <w:bottom w:val="single" w:color="BFBFBF" w:sz="4"/>
+              <w:right w:val="single" w:color="BFBFBF" w:sz="4"/>
+            </w:tcBorders>
+            <w:shd w:fill="F2F2F2" w:color="auto" w:val="clear"/>
+            <w:tcMar>
+              <w:top w:type="dxa" w:w="80"/>
+              <w:left w:type="dxa" w:w="110"/>
+              <w:bottom w:type="dxa" w:w="80"/>
+              <w:right w:type="dxa" w:w="110"/>
+            </w:tcMar>
+          </w:tcPr>
+          <w:p>
+            <w:pPr>
+              <w:spacing w:after="0"/>
+            </w:pPr>
+            <w:r>
+              <w:rPr>
+                <w:b/>
+                <w:bCs/>
+                <w:color w:val="222222"/>
+                <w:sz w:val="20"/>
+                <w:szCs w:val="20"/>
+              </w:rPr>
+              <w:t xml:space="preserve">Restore test failed</w:t>
+            </w:r>
+          </w:p>
+        </w:tc>
+        <w:tc>
+          <w:tcPr>
+            <w:tcW w:type="dxa" w:w="3300"/>
             <w:tcBorders>
               <w:top w:val="single" w:color="BFBFBF" w:sz="4"/>
               <w:left w:val="single" w:color="BFBFBF" w:sz="4"/>
@@ -11965,15 +12327,84 @@
                 <w:sz w:val="20"/>
                 <w:szCs w:val="20"/>
               </w:rPr>
-              <w:t xml:space="preserve">We find the cause: traffic peak, faulty task, or need for a bigger server</w:t>
+              <w:t xml:space="preserve">The weekly test could not restore the backup</w:t>
+            </w:r>
+          </w:p>
+        </w:tc>
+        <w:tc>
+          <w:tcPr>
+            <w:tcW w:type="dxa" w:w="3326"/>
+            <w:tcBorders>
+              <w:top w:val="single" w:color="BFBFBF" w:sz="4"/>
+              <w:left w:val="single" w:color="BFBFBF" w:sz="4"/>
+              <w:bottom w:val="single" w:color="BFBFBF" w:sz="4"/>
+              <w:right w:val="single" w:color="BFBFBF" w:sz="4"/>
+            </w:tcBorders>
+            <w:shd w:fill="F2F2F2" w:color="auto" w:val="clear"/>
+            <w:tcMar>
+              <w:top w:type="dxa" w:w="80"/>
+              <w:left w:type="dxa" w:w="110"/>
+              <w:bottom w:type="dxa" w:w="80"/>
+              <w:right w:type="dxa" w:w="110"/>
+            </w:tcMar>
+          </w:tcPr>
+          <w:p>
+            <w:pPr>
+              <w:spacing w:after="0"/>
+            </w:pPr>
+            <w:r>
+              <w:rPr>
+                <w:b w:val="false"/>
+                <w:bCs w:val="false"/>
+                <w:color w:val="222222"/>
+                <w:sz w:val="20"/>
+                <w:szCs w:val="20"/>
+              </w:rPr>
+              <w:t xml:space="preserve">Treated as urgent — a new verified backup is made</w:t>
             </w:r>
           </w:p>
         </w:tc>
       </w:tr>
       <w:tr>
+        <w:trPr>
+          <w:cantSplit/>
+        </w:trPr>
         <w:tc>
           <w:tcPr>
             <w:tcW w:type="dxa" w:w="2400"/>
+            <w:tcBorders>
+              <w:top w:val="single" w:color="BFBFBF" w:sz="4"/>
+              <w:left w:val="single" w:color="BFBFBF" w:sz="4"/>
+              <w:bottom w:val="single" w:color="BFBFBF" w:sz="4"/>
+              <w:right w:val="single" w:color="BFBFBF" w:sz="4"/>
+            </w:tcBorders>
+            <w:shd w:fill="FFFFFF" w:color="auto" w:val="clear"/>
+            <w:tcMar>
+              <w:top w:type="dxa" w:w="80"/>
+              <w:left w:type="dxa" w:w="110"/>
+              <w:bottom w:type="dxa" w:w="80"/>
+              <w:right w:type="dxa" w:w="110"/>
+            </w:tcMar>
+          </w:tcPr>
+          <w:p>
+            <w:pPr>
+              <w:spacing w:after="0"/>
+            </w:pPr>
+            <w:r>
+              <w:rPr>
+                <w:b/>
+                <w:bCs/>
+                <w:color w:val="222222"/>
+                <w:sz w:val="20"/>
+                <w:szCs w:val="20"/>
+              </w:rPr>
+              <w:t xml:space="preserve">Self-healing gave up</w:t>
+            </w:r>
+          </w:p>
+        </w:tc>
+        <w:tc>
+          <w:tcPr>
+            <w:tcW w:type="dxa" w:w="3300"/>
             <w:tcBorders>
               <w:top w:val="single" w:color="BFBFBF" w:sz="4"/>
               <w:left w:val="single" w:color="BFBFBF" w:sz="4"/>
@@ -12000,13 +12431,13 @@
                 <w:sz w:val="20"/>
                 <w:szCs w:val="20"/>
               </w:rPr>
-              <w:t xml:space="preserve">Certificate expires soon</w:t>
-            </w:r>
-          </w:p>
-        </w:tc>
-        <w:tc>
-          <w:tcPr>
-            <w:tcW w:type="dxa" w:w="3300"/>
+              <w:t xml:space="preserve">Automatic repair failed 3 times in an hour</w:t>
+            </w:r>
+          </w:p>
+        </w:tc>
+        <w:tc>
+          <w:tcPr>
+            <w:tcW w:type="dxa" w:w="3326"/>
             <w:tcBorders>
               <w:top w:val="single" w:color="BFBFBF" w:sz="4"/>
               <w:left w:val="single" w:color="BFBFBF" w:sz="4"/>
@@ -12033,20 +12464,58 @@
                 <w:sz w:val="20"/>
                 <w:szCs w:val="20"/>
               </w:rPr>
-              <w:t xml:space="preserve">HTTPS certificate was not renewed</w:t>
-            </w:r>
-          </w:p>
-        </w:tc>
-        <w:tc>
-          <w:tcPr>
-            <w:tcW w:type="dxa" w:w="3326"/>
-            <w:tcBorders>
-              <w:top w:val="single" w:color="BFBFBF" w:sz="4"/>
-              <w:left w:val="single" w:color="BFBFBF" w:sz="4"/>
-              <w:bottom w:val="single" w:color="BFBFBF" w:sz="4"/>
-              <w:right w:val="single" w:color="BFBFBF" w:sz="4"/>
-            </w:tcBorders>
-            <w:shd w:fill="FFFFFF" w:color="auto" w:val="clear"/>
+              <w:t xml:space="preserve">A person takes over immediately</w:t>
+            </w:r>
+          </w:p>
+        </w:tc>
+      </w:tr>
+      <w:tr>
+        <w:trPr>
+          <w:cantSplit/>
+        </w:trPr>
+        <w:tc>
+          <w:tcPr>
+            <w:tcW w:type="dxa" w:w="2400"/>
+            <w:tcBorders>
+              <w:top w:val="single" w:color="BFBFBF" w:sz="4"/>
+              <w:left w:val="single" w:color="BFBFBF" w:sz="4"/>
+              <w:bottom w:val="single" w:color="BFBFBF" w:sz="4"/>
+              <w:right w:val="single" w:color="BFBFBF" w:sz="4"/>
+            </w:tcBorders>
+            <w:shd w:fill="F2F2F2" w:color="auto" w:val="clear"/>
+            <w:tcMar>
+              <w:top w:type="dxa" w:w="80"/>
+              <w:left w:type="dxa" w:w="110"/>
+              <w:bottom w:type="dxa" w:w="80"/>
+              <w:right w:type="dxa" w:w="110"/>
+            </w:tcMar>
+          </w:tcPr>
+          <w:p>
+            <w:pPr>
+              <w:spacing w:after="0"/>
+            </w:pPr>
+            <w:r>
+              <w:rPr>
+                <w:b/>
+                <w:bCs/>
+                <w:color w:val="222222"/>
+                <w:sz w:val="20"/>
+                <w:szCs w:val="20"/>
+              </w:rPr>
+              <w:t xml:space="preserve">Container restarted (info)</w:t>
+            </w:r>
+          </w:p>
+        </w:tc>
+        <w:tc>
+          <w:tcPr>
+            <w:tcW w:type="dxa" w:w="3300"/>
+            <w:tcBorders>
+              <w:top w:val="single" w:color="BFBFBF" w:sz="4"/>
+              <w:left w:val="single" w:color="BFBFBF" w:sz="4"/>
+              <w:bottom w:val="single" w:color="BFBFBF" w:sz="4"/>
+              <w:right w:val="single" w:color="BFBFBF" w:sz="4"/>
+            </w:tcBorders>
+            <w:shd w:fill="F2F2F2" w:color="auto" w:val="clear"/>
             <w:tcMar>
               <w:top w:type="dxa" w:w="80"/>
               <w:left w:type="dxa" w:w="110"/>
@@ -12066,15 +12535,13 @@
                 <w:sz w:val="20"/>
                 <w:szCs w:val="20"/>
               </w:rPr>
-              <w:t xml:space="preserve">We fix renewal well before the 14-day deadline</w:t>
-            </w:r>
-          </w:p>
-        </w:tc>
-      </w:tr>
-      <w:tr>
-        <w:tc>
-          <w:tcPr>
-            <w:tcW w:type="dxa" w:w="2400"/>
+              <w:t xml:space="preserve">A part of the system was restarted automatically</w:t>
+            </w:r>
+          </w:p>
+        </w:tc>
+        <w:tc>
+          <w:tcPr>
+            <w:tcW w:type="dxa" w:w="3326"/>
             <w:tcBorders>
               <w:top w:val="single" w:color="BFBFBF" w:sz="4"/>
               <w:left w:val="single" w:color="BFBFBF" w:sz="4"/>
@@ -12101,482 +12568,17 @@
                 <w:sz w:val="20"/>
                 <w:szCs w:val="20"/>
               </w:rPr>
-              <w:t xml:space="preserve">Many server errors</w:t>
-            </w:r>
-          </w:p>
-        </w:tc>
-        <w:tc>
-          <w:tcPr>
-            <w:tcW w:type="dxa" w:w="3300"/>
-            <w:tcBorders>
-              <w:top w:val="single" w:color="BFBFBF" w:sz="4"/>
-              <w:left w:val="single" w:color="BFBFBF" w:sz="4"/>
-              <w:bottom w:val="single" w:color="BFBFBF" w:sz="4"/>
-              <w:right w:val="single" w:color="BFBFBF" w:sz="4"/>
-            </w:tcBorders>
-            <w:shd w:fill="F2F2F2" w:color="auto" w:val="clear"/>
-            <w:tcMar>
-              <w:top w:type="dxa" w:w="80"/>
-              <w:left w:type="dxa" w:w="110"/>
-              <w:bottom w:type="dxa" w:w="80"/>
-              <w:right w:type="dxa" w:w="110"/>
-            </w:tcMar>
-          </w:tcPr>
-          <w:p>
-            <w:pPr>
-              <w:spacing w:after="0"/>
-            </w:pPr>
-            <w:r>
-              <w:rPr>
-                <w:b w:val="false"/>
-                <w:bCs w:val="false"/>
-                <w:color w:val="222222"/>
-                <w:sz w:val="20"/>
-                <w:szCs w:val="20"/>
-              </w:rPr>
-              <w:t xml:space="preserve">More than 5% of requests fail</w:t>
-            </w:r>
-          </w:p>
-        </w:tc>
-        <w:tc>
-          <w:tcPr>
-            <w:tcW w:type="dxa" w:w="3326"/>
-            <w:tcBorders>
-              <w:top w:val="single" w:color="BFBFBF" w:sz="4"/>
-              <w:left w:val="single" w:color="BFBFBF" w:sz="4"/>
-              <w:bottom w:val="single" w:color="BFBFBF" w:sz="4"/>
-              <w:right w:val="single" w:color="BFBFBF" w:sz="4"/>
-            </w:tcBorders>
-            <w:shd w:fill="F2F2F2" w:color="auto" w:val="clear"/>
-            <w:tcMar>
-              <w:top w:type="dxa" w:w="80"/>
-              <w:left w:type="dxa" w:w="110"/>
-              <w:bottom w:type="dxa" w:w="80"/>
-              <w:right w:type="dxa" w:w="110"/>
-            </w:tcMar>
-          </w:tcPr>
-          <w:p>
-            <w:pPr>
-              <w:spacing w:after="0"/>
-            </w:pPr>
-            <w:r>
-              <w:rPr>
-                <w:b w:val="false"/>
-                <w:bCs w:val="false"/>
-                <w:color w:val="222222"/>
-                <w:sz w:val="20"/>
-                <w:szCs w:val="20"/>
-              </w:rPr>
-              <w:t xml:space="preserve">Often after a release — we roll back to the previous version</w:t>
-            </w:r>
-          </w:p>
-        </w:tc>
-      </w:tr>
-      <w:tr>
-        <w:tc>
-          <w:tcPr>
-            <w:tcW w:type="dxa" w:w="2400"/>
-            <w:tcBorders>
-              <w:top w:val="single" w:color="BFBFBF" w:sz="4"/>
-              <w:left w:val="single" w:color="BFBFBF" w:sz="4"/>
-              <w:bottom w:val="single" w:color="BFBFBF" w:sz="4"/>
-              <w:right w:val="single" w:color="BFBFBF" w:sz="4"/>
-            </w:tcBorders>
-            <w:shd w:fill="FFFFFF" w:color="auto" w:val="clear"/>
-            <w:tcMar>
-              <w:top w:type="dxa" w:w="80"/>
-              <w:left w:type="dxa" w:w="110"/>
-              <w:bottom w:type="dxa" w:w="80"/>
-              <w:right w:type="dxa" w:w="110"/>
-            </w:tcMar>
-          </w:tcPr>
-          <w:p>
-            <w:pPr>
-              <w:spacing w:after="0"/>
-            </w:pPr>
-            <w:r>
-              <w:rPr>
-                <w:b w:val="false"/>
-                <w:bCs w:val="false"/>
-                <w:color w:val="222222"/>
-                <w:sz w:val="20"/>
-                <w:szCs w:val="20"/>
-              </w:rPr>
-              <w:t xml:space="preserve">Backup too old / failed</w:t>
-            </w:r>
-          </w:p>
-        </w:tc>
-        <w:tc>
-          <w:tcPr>
-            <w:tcW w:type="dxa" w:w="3300"/>
-            <w:tcBorders>
-              <w:top w:val="single" w:color="BFBFBF" w:sz="4"/>
-              <w:left w:val="single" w:color="BFBFBF" w:sz="4"/>
-              <w:bottom w:val="single" w:color="BFBFBF" w:sz="4"/>
-              <w:right w:val="single" w:color="BFBFBF" w:sz="4"/>
-            </w:tcBorders>
-            <w:shd w:fill="FFFFFF" w:color="auto" w:val="clear"/>
-            <w:tcMar>
-              <w:top w:type="dxa" w:w="80"/>
-              <w:left w:type="dxa" w:w="110"/>
-              <w:bottom w:type="dxa" w:w="80"/>
-              <w:right w:type="dxa" w:w="110"/>
-            </w:tcMar>
-          </w:tcPr>
-          <w:p>
-            <w:pPr>
-              <w:spacing w:after="0"/>
-            </w:pPr>
-            <w:r>
-              <w:rPr>
-                <w:b w:val="false"/>
-                <w:bCs w:val="false"/>
-                <w:color w:val="222222"/>
-                <w:sz w:val="20"/>
-                <w:szCs w:val="20"/>
-              </w:rPr>
-              <w:t xml:space="preserve">Last night's backup did not complete</w:t>
-            </w:r>
-          </w:p>
-        </w:tc>
-        <w:tc>
-          <w:tcPr>
-            <w:tcW w:type="dxa" w:w="3326"/>
-            <w:tcBorders>
-              <w:top w:val="single" w:color="BFBFBF" w:sz="4"/>
-              <w:left w:val="single" w:color="BFBFBF" w:sz="4"/>
-              <w:bottom w:val="single" w:color="BFBFBF" w:sz="4"/>
-              <w:right w:val="single" w:color="BFBFBF" w:sz="4"/>
-            </w:tcBorders>
-            <w:shd w:fill="FFFFFF" w:color="auto" w:val="clear"/>
-            <w:tcMar>
-              <w:top w:type="dxa" w:w="80"/>
-              <w:left w:type="dxa" w:w="110"/>
-              <w:bottom w:type="dxa" w:w="80"/>
-              <w:right w:type="dxa" w:w="110"/>
-            </w:tcMar>
-          </w:tcPr>
-          <w:p>
-            <w:pPr>
-              <w:spacing w:after="0"/>
-            </w:pPr>
-            <w:r>
-              <w:rPr>
-                <w:b w:val="false"/>
-                <w:bCs w:val="false"/>
-                <w:color w:val="222222"/>
-                <w:sz w:val="20"/>
-                <w:szCs w:val="20"/>
-              </w:rPr>
-              <w:t xml:space="preserve">We run it again the same day</w:t>
-            </w:r>
-          </w:p>
-        </w:tc>
-      </w:tr>
-      <w:tr>
-        <w:tc>
-          <w:tcPr>
-            <w:tcW w:type="dxa" w:w="2400"/>
-            <w:tcBorders>
-              <w:top w:val="single" w:color="BFBFBF" w:sz="4"/>
-              <w:left w:val="single" w:color="BFBFBF" w:sz="4"/>
-              <w:bottom w:val="single" w:color="BFBFBF" w:sz="4"/>
-              <w:right w:val="single" w:color="BFBFBF" w:sz="4"/>
-            </w:tcBorders>
-            <w:shd w:fill="F2F2F2" w:color="auto" w:val="clear"/>
-            <w:tcMar>
-              <w:top w:type="dxa" w:w="80"/>
-              <w:left w:type="dxa" w:w="110"/>
-              <w:bottom w:type="dxa" w:w="80"/>
-              <w:right w:type="dxa" w:w="110"/>
-            </w:tcMar>
-          </w:tcPr>
-          <w:p>
-            <w:pPr>
-              <w:spacing w:after="0"/>
-            </w:pPr>
-            <w:r>
-              <w:rPr>
-                <w:b w:val="false"/>
-                <w:bCs w:val="false"/>
-                <w:color w:val="222222"/>
-                <w:sz w:val="20"/>
-                <w:szCs w:val="20"/>
-              </w:rPr>
-              <w:t xml:space="preserve">Restore test failed</w:t>
-            </w:r>
-          </w:p>
-        </w:tc>
-        <w:tc>
-          <w:tcPr>
-            <w:tcW w:type="dxa" w:w="3300"/>
-            <w:tcBorders>
-              <w:top w:val="single" w:color="BFBFBF" w:sz="4"/>
-              <w:left w:val="single" w:color="BFBFBF" w:sz="4"/>
-              <w:bottom w:val="single" w:color="BFBFBF" w:sz="4"/>
-              <w:right w:val="single" w:color="BFBFBF" w:sz="4"/>
-            </w:tcBorders>
-            <w:shd w:fill="F2F2F2" w:color="auto" w:val="clear"/>
-            <w:tcMar>
-              <w:top w:type="dxa" w:w="80"/>
-              <w:left w:type="dxa" w:w="110"/>
-              <w:bottom w:type="dxa" w:w="80"/>
-              <w:right w:type="dxa" w:w="110"/>
-            </w:tcMar>
-          </w:tcPr>
-          <w:p>
-            <w:pPr>
-              <w:spacing w:after="0"/>
-            </w:pPr>
-            <w:r>
-              <w:rPr>
-                <w:b w:val="false"/>
-                <w:bCs w:val="false"/>
-                <w:color w:val="222222"/>
-                <w:sz w:val="20"/>
-                <w:szCs w:val="20"/>
-              </w:rPr>
-              <w:t xml:space="preserve">The weekly test could not restore the backup</w:t>
-            </w:r>
-          </w:p>
-        </w:tc>
-        <w:tc>
-          <w:tcPr>
-            <w:tcW w:type="dxa" w:w="3326"/>
-            <w:tcBorders>
-              <w:top w:val="single" w:color="BFBFBF" w:sz="4"/>
-              <w:left w:val="single" w:color="BFBFBF" w:sz="4"/>
-              <w:bottom w:val="single" w:color="BFBFBF" w:sz="4"/>
-              <w:right w:val="single" w:color="BFBFBF" w:sz="4"/>
-            </w:tcBorders>
-            <w:shd w:fill="F2F2F2" w:color="auto" w:val="clear"/>
-            <w:tcMar>
-              <w:top w:type="dxa" w:w="80"/>
-              <w:left w:type="dxa" w:w="110"/>
-              <w:bottom w:type="dxa" w:w="80"/>
-              <w:right w:type="dxa" w:w="110"/>
-            </w:tcMar>
-          </w:tcPr>
-          <w:p>
-            <w:pPr>
-              <w:spacing w:after="0"/>
-            </w:pPr>
-            <w:r>
-              <w:rPr>
-                <w:b w:val="false"/>
-                <w:bCs w:val="false"/>
-                <w:color w:val="222222"/>
-                <w:sz w:val="20"/>
-                <w:szCs w:val="20"/>
-              </w:rPr>
-              <w:t xml:space="preserve">Treated as urgent — a new verified backup is made</w:t>
-            </w:r>
-          </w:p>
-        </w:tc>
-      </w:tr>
-      <w:tr>
-        <w:tc>
-          <w:tcPr>
-            <w:tcW w:type="dxa" w:w="2400"/>
-            <w:tcBorders>
-              <w:top w:val="single" w:color="BFBFBF" w:sz="4"/>
-              <w:left w:val="single" w:color="BFBFBF" w:sz="4"/>
-              <w:bottom w:val="single" w:color="BFBFBF" w:sz="4"/>
-              <w:right w:val="single" w:color="BFBFBF" w:sz="4"/>
-            </w:tcBorders>
-            <w:shd w:fill="FFFFFF" w:color="auto" w:val="clear"/>
-            <w:tcMar>
-              <w:top w:type="dxa" w:w="80"/>
-              <w:left w:type="dxa" w:w="110"/>
-              <w:bottom w:type="dxa" w:w="80"/>
-              <w:right w:type="dxa" w:w="110"/>
-            </w:tcMar>
-          </w:tcPr>
-          <w:p>
-            <w:pPr>
-              <w:spacing w:after="0"/>
-            </w:pPr>
-            <w:r>
-              <w:rPr>
-                <w:b w:val="false"/>
-                <w:bCs w:val="false"/>
-                <w:color w:val="222222"/>
-                <w:sz w:val="20"/>
-                <w:szCs w:val="20"/>
-              </w:rPr>
-              <w:t xml:space="preserve">Self-healing gave up</w:t>
-            </w:r>
-          </w:p>
-        </w:tc>
-        <w:tc>
-          <w:tcPr>
-            <w:tcW w:type="dxa" w:w="3300"/>
-            <w:tcBorders>
-              <w:top w:val="single" w:color="BFBFBF" w:sz="4"/>
-              <w:left w:val="single" w:color="BFBFBF" w:sz="4"/>
-              <w:bottom w:val="single" w:color="BFBFBF" w:sz="4"/>
-              <w:right w:val="single" w:color="BFBFBF" w:sz="4"/>
-            </w:tcBorders>
-            <w:shd w:fill="FFFFFF" w:color="auto" w:val="clear"/>
-            <w:tcMar>
-              <w:top w:type="dxa" w:w="80"/>
-              <w:left w:type="dxa" w:w="110"/>
-              <w:bottom w:type="dxa" w:w="80"/>
-              <w:right w:type="dxa" w:w="110"/>
-            </w:tcMar>
-          </w:tcPr>
-          <w:p>
-            <w:pPr>
-              <w:spacing w:after="0"/>
-            </w:pPr>
-            <w:r>
-              <w:rPr>
-                <w:b w:val="false"/>
-                <w:bCs w:val="false"/>
-                <w:color w:val="222222"/>
-                <w:sz w:val="20"/>
-                <w:szCs w:val="20"/>
-              </w:rPr>
-              <w:t xml:space="preserve">Automatic repair failed 3 times in an hour</w:t>
-            </w:r>
-          </w:p>
-        </w:tc>
-        <w:tc>
-          <w:tcPr>
-            <w:tcW w:type="dxa" w:w="3326"/>
-            <w:tcBorders>
-              <w:top w:val="single" w:color="BFBFBF" w:sz="4"/>
-              <w:left w:val="single" w:color="BFBFBF" w:sz="4"/>
-              <w:bottom w:val="single" w:color="BFBFBF" w:sz="4"/>
-              <w:right w:val="single" w:color="BFBFBF" w:sz="4"/>
-            </w:tcBorders>
-            <w:shd w:fill="FFFFFF" w:color="auto" w:val="clear"/>
-            <w:tcMar>
-              <w:top w:type="dxa" w:w="80"/>
-              <w:left w:type="dxa" w:w="110"/>
-              <w:bottom w:type="dxa" w:w="80"/>
-              <w:right w:type="dxa" w:w="110"/>
-            </w:tcMar>
-          </w:tcPr>
-          <w:p>
-            <w:pPr>
-              <w:spacing w:after="0"/>
-            </w:pPr>
-            <w:r>
-              <w:rPr>
-                <w:b w:val="false"/>
-                <w:bCs w:val="false"/>
-                <w:color w:val="222222"/>
-                <w:sz w:val="20"/>
-                <w:szCs w:val="20"/>
-              </w:rPr>
-              <w:t xml:space="preserve">A person takes over immediately</w:t>
-            </w:r>
-          </w:p>
-        </w:tc>
-      </w:tr>
-      <w:tr>
-        <w:tc>
-          <w:tcPr>
-            <w:tcW w:type="dxa" w:w="2400"/>
-            <w:tcBorders>
-              <w:top w:val="single" w:color="BFBFBF" w:sz="4"/>
-              <w:left w:val="single" w:color="BFBFBF" w:sz="4"/>
-              <w:bottom w:val="single" w:color="BFBFBF" w:sz="4"/>
-              <w:right w:val="single" w:color="BFBFBF" w:sz="4"/>
-            </w:tcBorders>
-            <w:shd w:fill="F2F2F2" w:color="auto" w:val="clear"/>
-            <w:tcMar>
-              <w:top w:type="dxa" w:w="80"/>
-              <w:left w:type="dxa" w:w="110"/>
-              <w:bottom w:type="dxa" w:w="80"/>
-              <w:right w:type="dxa" w:w="110"/>
-            </w:tcMar>
-          </w:tcPr>
-          <w:p>
-            <w:pPr>
-              <w:spacing w:after="0"/>
-            </w:pPr>
-            <w:r>
-              <w:rPr>
-                <w:b w:val="false"/>
-                <w:bCs w:val="false"/>
-                <w:color w:val="222222"/>
-                <w:sz w:val="20"/>
-                <w:szCs w:val="20"/>
-              </w:rPr>
-              <w:t xml:space="preserve">Container restarted (info)</w:t>
-            </w:r>
-          </w:p>
-        </w:tc>
-        <w:tc>
-          <w:tcPr>
-            <w:tcW w:type="dxa" w:w="3300"/>
-            <w:tcBorders>
-              <w:top w:val="single" w:color="BFBFBF" w:sz="4"/>
-              <w:left w:val="single" w:color="BFBFBF" w:sz="4"/>
-              <w:bottom w:val="single" w:color="BFBFBF" w:sz="4"/>
-              <w:right w:val="single" w:color="BFBFBF" w:sz="4"/>
-            </w:tcBorders>
-            <w:shd w:fill="F2F2F2" w:color="auto" w:val="clear"/>
-            <w:tcMar>
-              <w:top w:type="dxa" w:w="80"/>
-              <w:left w:type="dxa" w:w="110"/>
-              <w:bottom w:type="dxa" w:w="80"/>
-              <w:right w:type="dxa" w:w="110"/>
-            </w:tcMar>
-          </w:tcPr>
-          <w:p>
-            <w:pPr>
-              <w:spacing w:after="0"/>
-            </w:pPr>
-            <w:r>
-              <w:rPr>
-                <w:b w:val="false"/>
-                <w:bCs w:val="false"/>
-                <w:color w:val="222222"/>
-                <w:sz w:val="20"/>
-                <w:szCs w:val="20"/>
-              </w:rPr>
-              <w:t xml:space="preserve">A part of the system was restarted automatically</w:t>
-            </w:r>
-          </w:p>
-        </w:tc>
-        <w:tc>
-          <w:tcPr>
-            <w:tcW w:type="dxa" w:w="3326"/>
-            <w:tcBorders>
-              <w:top w:val="single" w:color="BFBFBF" w:sz="4"/>
-              <w:left w:val="single" w:color="BFBFBF" w:sz="4"/>
-              <w:bottom w:val="single" w:color="BFBFBF" w:sz="4"/>
-              <w:right w:val="single" w:color="BFBFBF" w:sz="4"/>
-            </w:tcBorders>
-            <w:shd w:fill="F2F2F2" w:color="auto" w:val="clear"/>
-            <w:tcMar>
-              <w:top w:type="dxa" w:w="80"/>
-              <w:left w:type="dxa" w:w="110"/>
-              <w:bottom w:type="dxa" w:w="80"/>
-              <w:right w:type="dxa" w:w="110"/>
-            </w:tcMar>
-          </w:tcPr>
-          <w:p>
-            <w:pPr>
-              <w:spacing w:after="0"/>
-            </w:pPr>
-            <w:r>
-              <w:rPr>
-                <w:b w:val="false"/>
-                <w:bCs w:val="false"/>
-                <w:color w:val="222222"/>
-                <w:sz w:val="20"/>
-                <w:szCs w:val="20"/>
-              </w:rPr>
               <w:t xml:space="preserve">No action needed unless it repeats</w:t>
             </w:r>
           </w:p>
         </w:tc>
       </w:tr>
     </w:tbl>
+    <w:p>
+      <w:pPr>
+        <w:spacing w:after="120"/>
+      </w:pPr>
+    </w:p>
     <w:p>
       <w:pPr>
         <w:pStyle w:val="Heading1"/>
@@ -12588,6 +12590,7 @@
     </w:p>
     <w:p>
       <w:pPr>
+        <w:keepNext/>
         <w:spacing w:before="160" w:after="40"/>
       </w:pPr>
       <w:r>
@@ -12609,6 +12612,7 @@
     </w:p>
     <w:p>
       <w:pPr>
+        <w:keepNext/>
         <w:spacing w:before="160" w:after="40"/>
       </w:pPr>
       <w:r>
@@ -12630,6 +12634,7 @@
     </w:p>
     <w:p>
       <w:pPr>
+        <w:keepNext/>
         <w:spacing w:before="160" w:after="40"/>
       </w:pPr>
       <w:r>
@@ -12651,6 +12656,7 @@
     </w:p>
     <w:p>
       <w:pPr>
+        <w:keepNext/>
         <w:spacing w:before="160" w:after="40"/>
       </w:pPr>
       <w:r>
@@ -12672,6 +12678,7 @@
     </w:p>
     <w:p>
       <w:pPr>
+        <w:keepNext/>
         <w:spacing w:before="160" w:after="40"/>
       </w:pPr>
       <w:r>
@@ -12693,6 +12700,7 @@
     </w:p>
     <w:p>
       <w:pPr>
+        <w:keepNext/>
         <w:spacing w:before="160" w:after="40"/>
       </w:pPr>
       <w:r>
@@ -12714,6 +12722,7 @@
     </w:p>
     <w:p>
       <w:pPr>
+        <w:keepNext/>
         <w:spacing w:before="160" w:after="40"/>
       </w:pPr>
       <w:r>
@@ -12733,11 +12742,6 @@
         <w:t xml:space="preserve">Yes. Server and backups can be placed with a local provider.</w:t>
       </w:r>
     </w:p>
-    <w:p>
-      <w:pPr>
-        <w:spacing w:after="120"/>
-      </w:pPr>
-    </w:p>
     <w:tbl>
       <w:tblPr>
         <w:tblW w:type="dxa" w:w="9026"/>
@@ -12754,6 +12758,9 @@
         <w:gridCol w:w="9026"/>
       </w:tblGrid>
       <w:tr>
+        <w:trPr>
+          <w:cantSplit/>
+        </w:trPr>
         <w:tc>
           <w:tcPr>
             <w:tcW w:type="dxa" w:w="9026"/>
@@ -12823,6 +12830,11 @@
         </w:tc>
       </w:tr>
     </w:tbl>
+    <w:p>
+      <w:pPr>
+        <w:spacing w:after="120"/>
+      </w:pPr>
+    </w:p>
     <w:sectPr>
       <w:headerReference w:type="default" r:id="rId6"/>
       <w:footerReference w:type="default" r:id="rId7"/>
@@ -12851,7 +12863,8 @@
         <w:sz w:val="18"/>
         <w:szCs w:val="18"/>
       </w:rPr>
-      <w:t xml:space="preserve">Page </w:t>
+      <w:t xml:space="preserve">Page</w:t>
+      <w:t xml:space="preserve"> </w:t>
       <w:fldChar w:fldCharType="begin"/>
       <w:instrText xml:space="preserve">PAGE</w:instrText>
       <w:fldChar w:fldCharType="separate"/>
